--- a/template.docx
+++ b/template.docx
@@ -182,10 +182,10 @@
       <w:tblGrid>
         <w:gridCol w:w="1384"/>
         <w:gridCol w:w="1384"/>
-        <w:gridCol w:w="1384"/>
         <w:gridCol w:w="1385"/>
         <w:gridCol w:w="1384"/>
         <w:gridCol w:w="1384"/>
+        <w:gridCol w:w="1385"/>
       </w:tblGrid>
       <w:tr>
         <w:trPr/>
@@ -201,7 +201,6 @@
           <w:p>
             <w:pPr>
               <w:pStyle w:val="Normal"/>
-              <w:widowControl w:val="false"/>
               <w:spacing w:before="0" w:after="160"/>
               <w:jc w:val="center"/>
               <w:rPr/>
@@ -235,7 +234,6 @@
           <w:p>
             <w:pPr>
               <w:pStyle w:val="Normal"/>
-              <w:widowControl w:val="false"/>
               <w:spacing w:before="0" w:after="160"/>
               <w:jc w:val="center"/>
               <w:rPr/>
@@ -254,6 +252,39 @@
                 <w:lang w:bidi="ar-EG"/>
               </w:rPr>
               <w:t>:</w:t>
+            </w:r>
+          </w:p>
+        </w:tc>
+        <w:tc>
+          <w:tcPr>
+            <w:tcW w:w="1385" w:type="dxa"/>
+            <w:tcBorders>
+              <w:top w:val="single" w:sz="4" w:space="0" w:color="000000"/>
+              <w:left w:val="single" w:sz="4" w:space="0" w:color="000000"/>
+              <w:bottom w:val="single" w:sz="4" w:space="0" w:color="000000"/>
+            </w:tcBorders>
+          </w:tcPr>
+          <w:p>
+            <w:pPr>
+              <w:pStyle w:val="Normal"/>
+              <w:spacing w:before="0" w:after="160"/>
+              <w:jc w:val="center"/>
+              <w:rPr/>
+            </w:pPr>
+            <w:r>
+              <w:rPr>
+                <w:rtl w:val="true"/>
+                <w:lang w:bidi="ar-EG"/>
+              </w:rPr>
+              <w:t>الطراز</w:t>
+            </w:r>
+            <w:r>
+              <w:rPr>
+                <w:rFonts w:cs="Arial"/>
+                <w:rtl w:val="true"/>
+                <w:lang w:bidi="ar-EG"/>
+              </w:rPr>
+              <w:t xml:space="preserve">: </w:t>
             </w:r>
           </w:p>
         </w:tc>
@@ -269,41 +300,6 @@
           <w:p>
             <w:pPr>
               <w:pStyle w:val="Normal"/>
-              <w:widowControl w:val="false"/>
-              <w:spacing w:before="0" w:after="160"/>
-              <w:jc w:val="center"/>
-              <w:rPr/>
-            </w:pPr>
-            <w:r>
-              <w:rPr>
-                <w:rtl w:val="true"/>
-                <w:lang w:bidi="ar-EG"/>
-              </w:rPr>
-              <w:t>الطراز</w:t>
-            </w:r>
-            <w:r>
-              <w:rPr>
-                <w:rFonts w:cs="Arial"/>
-                <w:rtl w:val="true"/>
-                <w:lang w:bidi="ar-EG"/>
-              </w:rPr>
-              <w:t xml:space="preserve">: </w:t>
-            </w:r>
-          </w:p>
-        </w:tc>
-        <w:tc>
-          <w:tcPr>
-            <w:tcW w:w="1385" w:type="dxa"/>
-            <w:tcBorders>
-              <w:top w:val="single" w:sz="4" w:space="0" w:color="000000"/>
-              <w:left w:val="single" w:sz="4" w:space="0" w:color="000000"/>
-              <w:bottom w:val="single" w:sz="4" w:space="0" w:color="000000"/>
-            </w:tcBorders>
-          </w:tcPr>
-          <w:p>
-            <w:pPr>
-              <w:pStyle w:val="Normal"/>
-              <w:widowControl w:val="false"/>
               <w:spacing w:before="0" w:after="160"/>
               <w:jc w:val="center"/>
               <w:rPr/>
@@ -352,7 +348,6 @@
           <w:p>
             <w:pPr>
               <w:pStyle w:val="Normal"/>
-              <w:widowControl w:val="false"/>
               <w:spacing w:before="0" w:after="160"/>
               <w:jc w:val="center"/>
               <w:rPr/>
@@ -376,7 +371,7 @@
         </w:tc>
         <w:tc>
           <w:tcPr>
-            <w:tcW w:w="1384" w:type="dxa"/>
+            <w:tcW w:w="1385" w:type="dxa"/>
             <w:tcBorders>
               <w:top w:val="single" w:sz="4" w:space="0" w:color="000000"/>
               <w:left w:val="single" w:sz="4" w:space="0" w:color="000000"/>
@@ -387,7 +382,6 @@
           <w:p>
             <w:pPr>
               <w:pStyle w:val="Normal"/>
-              <w:widowControl w:val="false"/>
               <w:spacing w:before="0" w:after="160"/>
               <w:jc w:val="center"/>
               <w:rPr/>
@@ -423,7 +417,6 @@
           <w:p>
             <w:pPr>
               <w:pStyle w:val="Normal"/>
-              <w:widowControl w:val="false"/>
               <w:spacing w:before="0" w:after="160"/>
               <w:jc w:val="center"/>
               <w:rPr/>
@@ -471,7 +464,6 @@
           <w:p>
             <w:pPr>
               <w:pStyle w:val="Normal"/>
-              <w:widowControl w:val="false"/>
               <w:spacing w:before="0" w:after="160"/>
               <w:jc w:val="center"/>
               <w:rPr/>
@@ -497,6 +489,46 @@
                 <w:lang w:bidi="ar-EG"/>
               </w:rPr>
               <w:t>make</w:t>
+            </w:r>
+            <w:r>
+              <w:rPr>
+                <w:rFonts w:cs="Arial"/>
+                <w:rtl w:val="true"/>
+                <w:lang w:bidi="ar-EG"/>
+              </w:rPr>
+              <w:t>}</w:t>
+            </w:r>
+          </w:p>
+        </w:tc>
+        <w:tc>
+          <w:tcPr>
+            <w:tcW w:w="1385" w:type="dxa"/>
+            <w:tcBorders>
+              <w:left w:val="single" w:sz="4" w:space="0" w:color="000000"/>
+              <w:bottom w:val="single" w:sz="4" w:space="0" w:color="000000"/>
+            </w:tcBorders>
+          </w:tcPr>
+          <w:p>
+            <w:pPr>
+              <w:pStyle w:val="Normal"/>
+              <w:spacing w:before="0" w:after="160"/>
+              <w:jc w:val="center"/>
+              <w:rPr/>
+            </w:pPr>
+            <w:r>
+              <w:rPr>
+                <w:rFonts w:cs="Arial"/>
+                <w:rtl w:val="true"/>
+                <w:lang w:bidi="ar-EG"/>
+              </w:rPr>
+              <w:t>{</w:t>
+            </w:r>
+            <w:r>
+              <w:rPr>
+                <w:rFonts w:cs="Arial"/>
+                <w:lang w:bidi="ar-EG"/>
+              </w:rPr>
+              <w:t>model</w:t>
             </w:r>
             <w:r>
               <w:rPr>
@@ -519,48 +551,6 @@
           <w:p>
             <w:pPr>
               <w:pStyle w:val="Normal"/>
-              <w:widowControl w:val="false"/>
-              <w:spacing w:before="0" w:after="160"/>
-              <w:jc w:val="center"/>
-              <w:rPr/>
-            </w:pPr>
-            <w:r>
-              <w:rPr>
-                <w:rFonts w:cs="Arial"/>
-                <w:rtl w:val="true"/>
-                <w:lang w:bidi="ar-EG"/>
-              </w:rPr>
-              <w:t>{</w:t>
-            </w:r>
-            <w:r>
-              <w:rPr>
-                <w:rFonts w:cs="Arial"/>
-                <w:lang w:bidi="ar-EG"/>
-              </w:rPr>
-              <w:t>model</w:t>
-            </w:r>
-            <w:r>
-              <w:rPr>
-                <w:rFonts w:cs="Arial"/>
-                <w:rtl w:val="true"/>
-                <w:lang w:bidi="ar-EG"/>
-              </w:rPr>
-              <w:t>}</w:t>
-            </w:r>
-          </w:p>
-        </w:tc>
-        <w:tc>
-          <w:tcPr>
-            <w:tcW w:w="1385" w:type="dxa"/>
-            <w:tcBorders>
-              <w:left w:val="single" w:sz="4" w:space="0" w:color="000000"/>
-              <w:bottom w:val="single" w:sz="4" w:space="0" w:color="000000"/>
-            </w:tcBorders>
-          </w:tcPr>
-          <w:p>
-            <w:pPr>
-              <w:pStyle w:val="Normal"/>
-              <w:widowControl w:val="false"/>
               <w:spacing w:before="0" w:after="160"/>
               <w:jc w:val="center"/>
               <w:rPr/>
@@ -608,7 +598,6 @@
           <w:p>
             <w:pPr>
               <w:pStyle w:val="Normal"/>
-              <w:widowControl w:val="false"/>
               <w:spacing w:before="0" w:after="160"/>
               <w:jc w:val="center"/>
               <w:rPr/>
@@ -640,7 +629,7 @@
         </w:tc>
         <w:tc>
           <w:tcPr>
-            <w:tcW w:w="1384" w:type="dxa"/>
+            <w:tcW w:w="1385" w:type="dxa"/>
             <w:tcBorders>
               <w:left w:val="single" w:sz="4" w:space="0" w:color="000000"/>
               <w:bottom w:val="single" w:sz="4" w:space="0" w:color="000000"/>
@@ -650,7 +639,6 @@
           <w:p>
             <w:pPr>
               <w:pStyle w:val="Normal"/>
-              <w:widowControl w:val="false"/>
               <w:spacing w:before="0" w:after="160"/>
               <w:jc w:val="center"/>
               <w:rPr/>
@@ -699,9 +687,7 @@
       </w:pPr>
       <w:r>
         <w:rPr>
-          <w:rFonts w:cs="Arial"/>
-          <w:rtl w:val="true"/>
-          <w:lang w:bidi="ar-EG"/>
+          <w:rtl w:val="true"/>
         </w:rPr>
       </w:r>
     </w:p>

--- a/template.docx
+++ b/template.docx
@@ -182,10 +182,10 @@
       <w:tblGrid>
         <w:gridCol w:w="1384"/>
         <w:gridCol w:w="1384"/>
+        <w:gridCol w:w="1384"/>
         <w:gridCol w:w="1385"/>
         <w:gridCol w:w="1384"/>
         <w:gridCol w:w="1384"/>
-        <w:gridCol w:w="1385"/>
       </w:tblGrid>
       <w:tr>
         <w:trPr/>
@@ -201,6 +201,7 @@
           <w:p>
             <w:pPr>
               <w:pStyle w:val="Normal"/>
+              <w:widowControl w:val="false"/>
               <w:spacing w:before="0" w:after="160"/>
               <w:jc w:val="center"/>
               <w:rPr/>
@@ -234,6 +235,7 @@
           <w:p>
             <w:pPr>
               <w:pStyle w:val="Normal"/>
+              <w:widowControl w:val="false"/>
               <w:spacing w:before="0" w:after="160"/>
               <w:jc w:val="center"/>
               <w:rPr/>
@@ -252,6 +254,40 @@
                 <w:lang w:bidi="ar-EG"/>
               </w:rPr>
               <w:t>:</w:t>
+            </w:r>
+          </w:p>
+        </w:tc>
+        <w:tc>
+          <w:tcPr>
+            <w:tcW w:w="1384" w:type="dxa"/>
+            <w:tcBorders>
+              <w:top w:val="single" w:sz="4" w:space="0" w:color="000000"/>
+              <w:left w:val="single" w:sz="4" w:space="0" w:color="000000"/>
+              <w:bottom w:val="single" w:sz="4" w:space="0" w:color="000000"/>
+            </w:tcBorders>
+          </w:tcPr>
+          <w:p>
+            <w:pPr>
+              <w:pStyle w:val="Normal"/>
+              <w:widowControl w:val="false"/>
+              <w:spacing w:before="0" w:after="160"/>
+              <w:jc w:val="center"/>
+              <w:rPr/>
+            </w:pPr>
+            <w:r>
+              <w:rPr>
+                <w:rtl w:val="true"/>
+                <w:lang w:bidi="ar-EG"/>
+              </w:rPr>
+              <w:t>الطراز</w:t>
+            </w:r>
+            <w:r>
+              <w:rPr>
+                <w:rFonts w:cs="Arial"/>
+                <w:rtl w:val="true"/>
+                <w:lang w:bidi="ar-EG"/>
+              </w:rPr>
+              <w:t xml:space="preserve">: </w:t>
             </w:r>
           </w:p>
         </w:tc>
@@ -267,6 +303,7 @@
           <w:p>
             <w:pPr>
               <w:pStyle w:val="Normal"/>
+              <w:widowControl w:val="false"/>
               <w:spacing w:before="0" w:after="160"/>
               <w:jc w:val="center"/>
               <w:rPr/>
@@ -276,7 +313,7 @@
                 <w:rtl w:val="true"/>
                 <w:lang w:bidi="ar-EG"/>
               </w:rPr>
-              <w:t>الطراز</w:t>
+              <w:t xml:space="preserve">رقم الشاصي </w:t>
             </w:r>
             <w:r>
               <w:rPr>
@@ -284,7 +321,22 @@
                 <w:rtl w:val="true"/>
                 <w:lang w:bidi="ar-EG"/>
               </w:rPr>
-              <w:t xml:space="preserve">: </w:t>
+              <w:t>(</w:t>
+            </w:r>
+            <w:r>
+              <w:rPr>
+                <w:rFonts w:cs="Arial"/>
+                <w:lang w:bidi="ar-EG"/>
+              </w:rPr>
+              <w:t>VIN</w:t>
+            </w:r>
+            <w:r>
+              <w:rPr>
+                <w:rFonts w:cs="Arial"/>
+                <w:rtl w:val="true"/>
+                <w:lang w:bidi="ar-EG"/>
+              </w:rPr>
+              <w:t>):</w:t>
             </w:r>
           </w:p>
         </w:tc>
@@ -300,6 +352,7 @@
           <w:p>
             <w:pPr>
               <w:pStyle w:val="Normal"/>
+              <w:widowControl w:val="false"/>
               <w:spacing w:before="0" w:after="160"/>
               <w:jc w:val="center"/>
               <w:rPr/>
@@ -309,7 +362,7 @@
                 <w:rtl w:val="true"/>
                 <w:lang w:bidi="ar-EG"/>
               </w:rPr>
-              <w:t xml:space="preserve">رقم الشاصي </w:t>
+              <w:t>المحرك</w:t>
             </w:r>
             <w:r>
               <w:rPr>
@@ -317,61 +370,13 @@
                 <w:rtl w:val="true"/>
                 <w:lang w:bidi="ar-EG"/>
               </w:rPr>
-              <w:t>(</w:t>
-            </w:r>
-            <w:r>
-              <w:rPr>
-                <w:rFonts w:cs="Arial"/>
-                <w:lang w:bidi="ar-EG"/>
-              </w:rPr>
-              <w:t>VIN</w:t>
-            </w:r>
-            <w:r>
-              <w:rPr>
-                <w:rFonts w:cs="Arial"/>
-                <w:rtl w:val="true"/>
-                <w:lang w:bidi="ar-EG"/>
-              </w:rPr>
-              <w:t>):</w:t>
+              <w:t xml:space="preserve">: </w:t>
             </w:r>
           </w:p>
         </w:tc>
         <w:tc>
           <w:tcPr>
             <w:tcW w:w="1384" w:type="dxa"/>
-            <w:tcBorders>
-              <w:top w:val="single" w:sz="4" w:space="0" w:color="000000"/>
-              <w:left w:val="single" w:sz="4" w:space="0" w:color="000000"/>
-              <w:bottom w:val="single" w:sz="4" w:space="0" w:color="000000"/>
-            </w:tcBorders>
-          </w:tcPr>
-          <w:p>
-            <w:pPr>
-              <w:pStyle w:val="Normal"/>
-              <w:spacing w:before="0" w:after="160"/>
-              <w:jc w:val="center"/>
-              <w:rPr/>
-            </w:pPr>
-            <w:r>
-              <w:rPr>
-                <w:rtl w:val="true"/>
-                <w:lang w:bidi="ar-EG"/>
-              </w:rPr>
-              <w:t>المحرك</w:t>
-            </w:r>
-            <w:r>
-              <w:rPr>
-                <w:rFonts w:cs="Arial"/>
-                <w:rtl w:val="true"/>
-                <w:lang w:bidi="ar-EG"/>
-              </w:rPr>
-              <w:t xml:space="preserve">: </w:t>
-            </w:r>
-          </w:p>
-        </w:tc>
-        <w:tc>
-          <w:tcPr>
-            <w:tcW w:w="1385" w:type="dxa"/>
             <w:tcBorders>
               <w:top w:val="single" w:sz="4" w:space="0" w:color="000000"/>
               <w:left w:val="single" w:sz="4" w:space="0" w:color="000000"/>
@@ -382,6 +387,7 @@
           <w:p>
             <w:pPr>
               <w:pStyle w:val="Normal"/>
+              <w:widowControl w:val="false"/>
               <w:spacing w:before="0" w:after="160"/>
               <w:jc w:val="center"/>
               <w:rPr/>
@@ -417,6 +423,7 @@
           <w:p>
             <w:pPr>
               <w:pStyle w:val="Normal"/>
+              <w:widowControl w:val="false"/>
               <w:spacing w:before="0" w:after="160"/>
               <w:jc w:val="center"/>
               <w:rPr/>
@@ -464,6 +471,7 @@
           <w:p>
             <w:pPr>
               <w:pStyle w:val="Normal"/>
+              <w:widowControl w:val="false"/>
               <w:spacing w:before="0" w:after="160"/>
               <w:jc w:val="center"/>
               <w:rPr/>
@@ -489,6 +497,47 @@
                 <w:lang w:bidi="ar-EG"/>
               </w:rPr>
               <w:t>make</w:t>
+            </w:r>
+            <w:r>
+              <w:rPr>
+                <w:rFonts w:cs="Arial"/>
+                <w:rtl w:val="true"/>
+                <w:lang w:bidi="ar-EG"/>
+              </w:rPr>
+              <w:t>}</w:t>
+            </w:r>
+          </w:p>
+        </w:tc>
+        <w:tc>
+          <w:tcPr>
+            <w:tcW w:w="1384" w:type="dxa"/>
+            <w:tcBorders>
+              <w:left w:val="single" w:sz="4" w:space="0" w:color="000000"/>
+              <w:bottom w:val="single" w:sz="4" w:space="0" w:color="000000"/>
+            </w:tcBorders>
+          </w:tcPr>
+          <w:p>
+            <w:pPr>
+              <w:pStyle w:val="Normal"/>
+              <w:widowControl w:val="false"/>
+              <w:spacing w:before="0" w:after="160"/>
+              <w:jc w:val="center"/>
+              <w:rPr/>
+            </w:pPr>
+            <w:r>
+              <w:rPr>
+                <w:rFonts w:cs="Arial"/>
+                <w:rtl w:val="true"/>
+                <w:lang w:bidi="ar-EG"/>
+              </w:rPr>
+              <w:t>{</w:t>
+            </w:r>
+            <w:r>
+              <w:rPr>
+                <w:rFonts w:cs="Arial"/>
+                <w:lang w:bidi="ar-EG"/>
+              </w:rPr>
+              <w:t>model</w:t>
             </w:r>
             <w:r>
               <w:rPr>
@@ -511,12 +560,20 @@
           <w:p>
             <w:pPr>
               <w:pStyle w:val="Normal"/>
+              <w:widowControl w:val="false"/>
               <w:spacing w:before="0" w:after="160"/>
               <w:jc w:val="center"/>
               <w:rPr/>
             </w:pPr>
             <w:r>
               <w:rPr>
+                <w:rtl w:val="true"/>
+                <w:lang w:bidi="ar-EG"/>
+              </w:rPr>
+              <w:t xml:space="preserve"> </w:t>
+            </w:r>
+            <w:r>
+              <w:rPr>
                 <w:rFonts w:cs="Arial"/>
                 <w:rtl w:val="true"/>
                 <w:lang w:bidi="ar-EG"/>
@@ -528,7 +585,7 @@
                 <w:rFonts w:cs="Arial"/>
                 <w:lang w:bidi="ar-EG"/>
               </w:rPr>
-              <w:t>model</w:t>
+              <w:t>vin</w:t>
             </w:r>
             <w:r>
               <w:rPr>
@@ -551,19 +608,13 @@
           <w:p>
             <w:pPr>
               <w:pStyle w:val="Normal"/>
+              <w:widowControl w:val="false"/>
               <w:spacing w:before="0" w:after="160"/>
               <w:jc w:val="center"/>
               <w:rPr/>
             </w:pPr>
             <w:r>
               <w:rPr>
-                <w:rtl w:val="true"/>
-                <w:lang w:bidi="ar-EG"/>
-              </w:rPr>
-              <w:t xml:space="preserve"> </w:t>
-            </w:r>
-            <w:r>
-              <w:rPr>
                 <w:rFonts w:cs="Arial"/>
                 <w:rtl w:val="true"/>
                 <w:lang w:bidi="ar-EG"/>
@@ -575,7 +626,7 @@
                 <w:rFonts w:cs="Arial"/>
                 <w:lang w:bidi="ar-EG"/>
               </w:rPr>
-              <w:t>vin</w:t>
+              <w:t>engine</w:t>
             </w:r>
             <w:r>
               <w:rPr>
@@ -590,46 +641,6 @@
         <w:tc>
           <w:tcPr>
             <w:tcW w:w="1384" w:type="dxa"/>
-            <w:tcBorders>
-              <w:left w:val="single" w:sz="4" w:space="0" w:color="000000"/>
-              <w:bottom w:val="single" w:sz="4" w:space="0" w:color="000000"/>
-            </w:tcBorders>
-          </w:tcPr>
-          <w:p>
-            <w:pPr>
-              <w:pStyle w:val="Normal"/>
-              <w:spacing w:before="0" w:after="160"/>
-              <w:jc w:val="center"/>
-              <w:rPr/>
-            </w:pPr>
-            <w:r>
-              <w:rPr>
-                <w:rFonts w:cs="Arial"/>
-                <w:rtl w:val="true"/>
-                <w:lang w:bidi="ar-EG"/>
-              </w:rPr>
-              <w:t>{</w:t>
-            </w:r>
-            <w:r>
-              <w:rPr>
-                <w:rFonts w:cs="Arial"/>
-                <w:lang w:bidi="ar-EG"/>
-              </w:rPr>
-              <w:t>engine</w:t>
-            </w:r>
-            <w:r>
-              <w:rPr>
-                <w:rFonts w:cs="Arial"/>
-                <w:rtl w:val="true"/>
-                <w:lang w:bidi="ar-EG"/>
-              </w:rPr>
-              <w:t>}</w:t>
-            </w:r>
-          </w:p>
-        </w:tc>
-        <w:tc>
-          <w:tcPr>
-            <w:tcW w:w="1385" w:type="dxa"/>
             <w:tcBorders>
               <w:left w:val="single" w:sz="4" w:space="0" w:color="000000"/>
               <w:bottom w:val="single" w:sz="4" w:space="0" w:color="000000"/>
@@ -639,6 +650,7 @@
           <w:p>
             <w:pPr>
               <w:pStyle w:val="Normal"/>
+              <w:widowControl w:val="false"/>
               <w:spacing w:before="0" w:after="160"/>
               <w:jc w:val="center"/>
               <w:rPr/>
@@ -687,7 +699,9 @@
       </w:pPr>
       <w:r>
         <w:rPr>
-          <w:rtl w:val="true"/>
+          <w:rFonts w:cs="Arial"/>
+          <w:rtl w:val="true"/>
+          <w:lang w:bidi="ar-EG"/>
         </w:rPr>
       </w:r>
     </w:p>
@@ -1022,381 +1036,19 @@
         </w:rPr>
         <w:t>الأعطال</w:t>
       </w:r>
-    </w:p>
-    <w:p>
-      <w:pPr>
-        <w:pStyle w:val="Normal"/>
-        <w:rPr>
-          <w:rFonts w:cs="Arial"/>
-          <w:lang w:bidi="ar-EG"/>
-        </w:rPr>
-      </w:pPr>
-      <w:r>
-        <w:rPr>
-          <w:rFonts w:cs="Arial"/>
-          <w:lang w:bidi="ar-EG"/>
-        </w:rPr>
-        <w:t>HC</w:t>
-      </w:r>
-      <w:r>
-        <w:rPr>
-          <w:rFonts w:cs="Arial"/>
+      <w:r>
+        <w:rPr>
           <w:rtl w:val="true"/>
           <w:lang w:bidi="ar-EG"/>
         </w:rPr>
         <w:t xml:space="preserve"> </w:t>
       </w:r>
-    </w:p>
-    <w:tbl>
-      <w:tblPr>
-        <w:bidiVisual w:val="true"/>
-        <w:tblW w:w="5000" w:type="pct"/>
-        <w:jc w:val="left"/>
-        <w:tblInd w:w="-5" w:type="dxa"/>
-        <w:tblLayout w:type="fixed"/>
-        <w:tblCellMar>
-          <w:top w:w="55" w:type="dxa"/>
-          <w:left w:w="55" w:type="dxa"/>
-          <w:bottom w:w="55" w:type="dxa"/>
-          <w:right w:w="55" w:type="dxa"/>
-        </w:tblCellMar>
-      </w:tblPr>
-      <w:tblGrid>
-        <w:gridCol w:w="2768"/>
-        <w:gridCol w:w="2769"/>
-        <w:gridCol w:w="2769"/>
-      </w:tblGrid>
-      <w:tr>
-        <w:trPr/>
-        <w:tc>
-          <w:tcPr>
-            <w:tcW w:w="2768" w:type="dxa"/>
-            <w:tcBorders>
-              <w:top w:val="single" w:sz="4" w:space="0" w:color="000000"/>
-              <w:left w:val="single" w:sz="4" w:space="0" w:color="000000"/>
-              <w:bottom w:val="single" w:sz="4" w:space="0" w:color="000000"/>
-            </w:tcBorders>
-          </w:tcPr>
-          <w:p>
-            <w:pPr>
-              <w:pStyle w:val="Style23"/>
-              <w:widowControl w:val="false"/>
-              <w:spacing w:before="0" w:after="160"/>
-              <w:jc w:val="center"/>
-              <w:rPr/>
-            </w:pPr>
-            <w:r>
-              <w:rPr>
-                <w:rtl w:val="true"/>
-              </w:rPr>
-              <w:t>النظام</w:t>
-            </w:r>
-          </w:p>
-        </w:tc>
-        <w:tc>
-          <w:tcPr>
-            <w:tcW w:w="2769" w:type="dxa"/>
-            <w:tcBorders>
-              <w:top w:val="single" w:sz="4" w:space="0" w:color="000000"/>
-              <w:left w:val="single" w:sz="4" w:space="0" w:color="000000"/>
-              <w:bottom w:val="single" w:sz="4" w:space="0" w:color="000000"/>
-            </w:tcBorders>
-          </w:tcPr>
-          <w:p>
-            <w:pPr>
-              <w:pStyle w:val="Style23"/>
-              <w:widowControl w:val="false"/>
-              <w:spacing w:before="0" w:after="160"/>
-              <w:jc w:val="center"/>
-              <w:rPr/>
-            </w:pPr>
-            <w:r>
-              <w:rPr>
-                <w:rtl w:val="true"/>
-              </w:rPr>
-              <w:t xml:space="preserve">الكود </w:t>
-            </w:r>
-          </w:p>
-        </w:tc>
-        <w:tc>
-          <w:tcPr>
-            <w:tcW w:w="2769" w:type="dxa"/>
-            <w:tcBorders>
-              <w:top w:val="single" w:sz="4" w:space="0" w:color="000000"/>
-              <w:left w:val="single" w:sz="4" w:space="0" w:color="000000"/>
-              <w:bottom w:val="single" w:sz="4" w:space="0" w:color="000000"/>
-              <w:right w:val="single" w:sz="4" w:space="0" w:color="000000"/>
-            </w:tcBorders>
-          </w:tcPr>
-          <w:p>
-            <w:pPr>
-              <w:pStyle w:val="Style23"/>
-              <w:widowControl w:val="false"/>
-              <w:spacing w:before="0" w:after="160"/>
-              <w:jc w:val="center"/>
-              <w:rPr/>
-            </w:pPr>
-            <w:r>
-              <w:rPr>
-                <w:rtl w:val="true"/>
-              </w:rPr>
-              <w:t>الوصف</w:t>
-            </w:r>
-          </w:p>
-        </w:tc>
-      </w:tr>
-    </w:tbl>
-    <w:p>
-      <w:pPr>
-        <w:pStyle w:val="Normal"/>
-        <w:rPr>
-          <w:rFonts w:cs="Arial"/>
-          <w:lang w:bidi="ar-EG"/>
-        </w:rPr>
-      </w:pPr>
-      <w:r>
-        <w:rPr>
-          <w:rFonts w:cs="Arial"/>
-          <w:rtl w:val="true"/>
-          <w:lang w:bidi="ar-EG"/>
-        </w:rPr>
-      </w:r>
-    </w:p>
-    <w:p>
-      <w:pPr>
-        <w:pStyle w:val="Normal"/>
-        <w:rPr>
-          <w:rFonts w:cs="Arial"/>
-          <w:lang w:bidi="ar-EG"/>
-        </w:rPr>
-      </w:pPr>
-      <w:r>
-        <w:rPr/>
-        <w:t>ABS / VSC / TRAC</w:t>
-      </w:r>
-    </w:p>
-    <w:tbl>
-      <w:tblPr>
-        <w:bidiVisual w:val="true"/>
-        <w:tblW w:w="5000" w:type="pct"/>
-        <w:jc w:val="left"/>
-        <w:tblInd w:w="-5" w:type="dxa"/>
-        <w:tblLayout w:type="fixed"/>
-        <w:tblCellMar>
-          <w:top w:w="55" w:type="dxa"/>
-          <w:left w:w="55" w:type="dxa"/>
-          <w:bottom w:w="55" w:type="dxa"/>
-          <w:right w:w="55" w:type="dxa"/>
-        </w:tblCellMar>
-      </w:tblPr>
-      <w:tblGrid>
-        <w:gridCol w:w="2768"/>
-        <w:gridCol w:w="2769"/>
-        <w:gridCol w:w="2769"/>
-      </w:tblGrid>
-      <w:tr>
-        <w:trPr/>
-        <w:tc>
-          <w:tcPr>
-            <w:tcW w:w="2768" w:type="dxa"/>
-            <w:tcBorders>
-              <w:top w:val="single" w:sz="4" w:space="0" w:color="000000"/>
-              <w:left w:val="single" w:sz="4" w:space="0" w:color="000000"/>
-              <w:bottom w:val="single" w:sz="4" w:space="0" w:color="000000"/>
-            </w:tcBorders>
-          </w:tcPr>
-          <w:p>
-            <w:pPr>
-              <w:pStyle w:val="Style23"/>
-              <w:widowControl w:val="false"/>
-              <w:spacing w:before="0" w:after="160"/>
-              <w:jc w:val="center"/>
-              <w:rPr/>
-            </w:pPr>
-            <w:r>
-              <w:rPr>
-                <w:rtl w:val="true"/>
-              </w:rPr>
-              <w:t>النظام</w:t>
-            </w:r>
-          </w:p>
-        </w:tc>
-        <w:tc>
-          <w:tcPr>
-            <w:tcW w:w="2769" w:type="dxa"/>
-            <w:tcBorders>
-              <w:top w:val="single" w:sz="4" w:space="0" w:color="000000"/>
-              <w:left w:val="single" w:sz="4" w:space="0" w:color="000000"/>
-              <w:bottom w:val="single" w:sz="4" w:space="0" w:color="000000"/>
-            </w:tcBorders>
-          </w:tcPr>
-          <w:p>
-            <w:pPr>
-              <w:pStyle w:val="Style23"/>
-              <w:widowControl w:val="false"/>
-              <w:spacing w:before="0" w:after="160"/>
-              <w:jc w:val="center"/>
-              <w:rPr/>
-            </w:pPr>
-            <w:r>
-              <w:rPr>
-                <w:rtl w:val="true"/>
-              </w:rPr>
-              <w:t xml:space="preserve">الكود </w:t>
-            </w:r>
-          </w:p>
-        </w:tc>
-        <w:tc>
-          <w:tcPr>
-            <w:tcW w:w="2769" w:type="dxa"/>
-            <w:tcBorders>
-              <w:top w:val="single" w:sz="4" w:space="0" w:color="000000"/>
-              <w:left w:val="single" w:sz="4" w:space="0" w:color="000000"/>
-              <w:bottom w:val="single" w:sz="4" w:space="0" w:color="000000"/>
-              <w:right w:val="single" w:sz="4" w:space="0" w:color="000000"/>
-            </w:tcBorders>
-          </w:tcPr>
-          <w:p>
-            <w:pPr>
-              <w:pStyle w:val="Style23"/>
-              <w:widowControl w:val="false"/>
-              <w:spacing w:before="0" w:after="160"/>
-              <w:jc w:val="center"/>
-              <w:rPr/>
-            </w:pPr>
-            <w:r>
-              <w:rPr>
-                <w:rtl w:val="true"/>
-              </w:rPr>
-              <w:t>الوصف</w:t>
-            </w:r>
-          </w:p>
-        </w:tc>
-      </w:tr>
-    </w:tbl>
-    <w:p>
-      <w:pPr>
-        <w:pStyle w:val="Normal"/>
-        <w:rPr>
-          <w:rFonts w:cs="Arial"/>
-          <w:lang w:bidi="ar-EG"/>
-        </w:rPr>
-      </w:pPr>
-      <w:r>
-        <w:rPr/>
-        <w:t>SRS</w:t>
-      </w:r>
-    </w:p>
-    <w:tbl>
-      <w:tblPr>
-        <w:bidiVisual w:val="true"/>
-        <w:tblW w:w="5000" w:type="pct"/>
-        <w:jc w:val="left"/>
-        <w:tblInd w:w="-5" w:type="dxa"/>
-        <w:tblLayout w:type="fixed"/>
-        <w:tblCellMar>
-          <w:top w:w="55" w:type="dxa"/>
-          <w:left w:w="55" w:type="dxa"/>
-          <w:bottom w:w="55" w:type="dxa"/>
-          <w:right w:w="55" w:type="dxa"/>
-        </w:tblCellMar>
-      </w:tblPr>
-      <w:tblGrid>
-        <w:gridCol w:w="2768"/>
-        <w:gridCol w:w="2769"/>
-        <w:gridCol w:w="2769"/>
-      </w:tblGrid>
-      <w:tr>
-        <w:trPr/>
-        <w:tc>
-          <w:tcPr>
-            <w:tcW w:w="2768" w:type="dxa"/>
-            <w:tcBorders>
-              <w:top w:val="single" w:sz="4" w:space="0" w:color="000000"/>
-              <w:left w:val="single" w:sz="4" w:space="0" w:color="000000"/>
-              <w:bottom w:val="single" w:sz="4" w:space="0" w:color="000000"/>
-            </w:tcBorders>
-          </w:tcPr>
-          <w:p>
-            <w:pPr>
-              <w:pStyle w:val="Style23"/>
-              <w:widowControl w:val="false"/>
-              <w:spacing w:before="0" w:after="160"/>
-              <w:jc w:val="center"/>
-              <w:rPr/>
-            </w:pPr>
-            <w:r>
-              <w:rPr>
-                <w:rtl w:val="true"/>
-              </w:rPr>
-              <w:t>النظام</w:t>
-            </w:r>
-          </w:p>
-        </w:tc>
-        <w:tc>
-          <w:tcPr>
-            <w:tcW w:w="2769" w:type="dxa"/>
-            <w:tcBorders>
-              <w:top w:val="single" w:sz="4" w:space="0" w:color="000000"/>
-              <w:left w:val="single" w:sz="4" w:space="0" w:color="000000"/>
-              <w:bottom w:val="single" w:sz="4" w:space="0" w:color="000000"/>
-            </w:tcBorders>
-          </w:tcPr>
-          <w:p>
-            <w:pPr>
-              <w:pStyle w:val="Style23"/>
-              <w:widowControl w:val="false"/>
-              <w:spacing w:before="0" w:after="160"/>
-              <w:jc w:val="center"/>
-              <w:rPr/>
-            </w:pPr>
-            <w:r>
-              <w:rPr>
-                <w:rtl w:val="true"/>
-              </w:rPr>
-              <w:t xml:space="preserve">الكود </w:t>
-            </w:r>
-          </w:p>
-        </w:tc>
-        <w:tc>
-          <w:tcPr>
-            <w:tcW w:w="2769" w:type="dxa"/>
-            <w:tcBorders>
-              <w:top w:val="single" w:sz="4" w:space="0" w:color="000000"/>
-              <w:left w:val="single" w:sz="4" w:space="0" w:color="000000"/>
-              <w:bottom w:val="single" w:sz="4" w:space="0" w:color="000000"/>
-              <w:right w:val="single" w:sz="4" w:space="0" w:color="000000"/>
-            </w:tcBorders>
-          </w:tcPr>
-          <w:p>
-            <w:pPr>
-              <w:pStyle w:val="Style23"/>
-              <w:widowControl w:val="false"/>
-              <w:spacing w:before="0" w:after="160"/>
-              <w:jc w:val="center"/>
-              <w:rPr/>
-            </w:pPr>
-            <w:r>
-              <w:rPr>
-                <w:rtl w:val="true"/>
-              </w:rPr>
-              <w:t>الوصف</w:t>
-            </w:r>
-          </w:p>
-        </w:tc>
-      </w:tr>
-    </w:tbl>
-    <w:p>
-      <w:pPr>
-        <w:pStyle w:val="Normal"/>
-        <w:rPr>
-          <w:rFonts w:cs="Arial"/>
-          <w:lang w:bidi="ar-EG"/>
-        </w:rPr>
-      </w:pPr>
-      <w:r>
-        <w:rPr/>
-        <w:t>CM</w:t>
+      <w:r>
+        <w:rPr>
+          <w:rFonts w:cs="Arial"/>
+          <w:lang w:bidi="ar-EG"/>
+        </w:rPr>
+        <w:t>DTC</w:t>
       </w:r>
     </w:p>
     <w:tbl>

--- a/template.docx
+++ b/template.docx
@@ -184,8 +184,8 @@
         <w:gridCol w:w="1384"/>
         <w:gridCol w:w="1384"/>
         <w:gridCol w:w="1385"/>
-        <w:gridCol w:w="1384"/>
-        <w:gridCol w:w="1384"/>
+        <w:gridCol w:w="1385"/>
+        <w:gridCol w:w="1383"/>
       </w:tblGrid>
       <w:tr>
         <w:trPr/>
@@ -342,7 +342,7 @@
         </w:tc>
         <w:tc>
           <w:tcPr>
-            <w:tcW w:w="1384" w:type="dxa"/>
+            <w:tcW w:w="1385" w:type="dxa"/>
             <w:tcBorders>
               <w:top w:val="single" w:sz="4" w:space="0" w:color="000000"/>
               <w:left w:val="single" w:sz="4" w:space="0" w:color="000000"/>
@@ -376,7 +376,7 @@
         </w:tc>
         <w:tc>
           <w:tcPr>
-            <w:tcW w:w="1384" w:type="dxa"/>
+            <w:tcW w:w="1383" w:type="dxa"/>
             <w:tcBorders>
               <w:top w:val="single" w:sz="4" w:space="0" w:color="000000"/>
               <w:left w:val="single" w:sz="4" w:space="0" w:color="000000"/>
@@ -599,7 +599,7 @@
         </w:tc>
         <w:tc>
           <w:tcPr>
-            <w:tcW w:w="1384" w:type="dxa"/>
+            <w:tcW w:w="1385" w:type="dxa"/>
             <w:tcBorders>
               <w:left w:val="single" w:sz="4" w:space="0" w:color="000000"/>
               <w:bottom w:val="single" w:sz="4" w:space="0" w:color="000000"/>
@@ -640,7 +640,7 @@
         </w:tc>
         <w:tc>
           <w:tcPr>
-            <w:tcW w:w="1384" w:type="dxa"/>
+            <w:tcW w:w="1383" w:type="dxa"/>
             <w:tcBorders>
               <w:left w:val="single" w:sz="4" w:space="0" w:color="000000"/>
               <w:bottom w:val="single" w:sz="4" w:space="0" w:color="000000"/>
@@ -1034,14 +1034,7 @@
           <w:rtl w:val="true"/>
           <w:lang w:bidi="ar-EG"/>
         </w:rPr>
-        <w:t>الأعطال</w:t>
-      </w:r>
-      <w:r>
-        <w:rPr>
-          <w:rtl w:val="true"/>
-          <w:lang w:bidi="ar-EG"/>
-        </w:rPr>
-        <w:t xml:space="preserve"> </w:t>
+        <w:t xml:space="preserve">الأعطال </w:t>
       </w:r>
       <w:r>
         <w:rPr>
@@ -1066,65 +1059,13 @@
         </w:tblCellMar>
       </w:tblPr>
       <w:tblGrid>
-        <w:gridCol w:w="2768"/>
-        <w:gridCol w:w="2769"/>
-        <w:gridCol w:w="2769"/>
+        <w:gridCol w:w="8306"/>
       </w:tblGrid>
       <w:tr>
         <w:trPr/>
         <w:tc>
           <w:tcPr>
-            <w:tcW w:w="2768" w:type="dxa"/>
-            <w:tcBorders>
-              <w:top w:val="single" w:sz="4" w:space="0" w:color="000000"/>
-              <w:left w:val="single" w:sz="4" w:space="0" w:color="000000"/>
-              <w:bottom w:val="single" w:sz="4" w:space="0" w:color="000000"/>
-            </w:tcBorders>
-          </w:tcPr>
-          <w:p>
-            <w:pPr>
-              <w:pStyle w:val="Style23"/>
-              <w:widowControl w:val="false"/>
-              <w:spacing w:before="0" w:after="160"/>
-              <w:jc w:val="center"/>
-              <w:rPr/>
-            </w:pPr>
-            <w:r>
-              <w:rPr>
-                <w:rtl w:val="true"/>
-              </w:rPr>
-              <w:t>النظام</w:t>
-            </w:r>
-          </w:p>
-        </w:tc>
-        <w:tc>
-          <w:tcPr>
-            <w:tcW w:w="2769" w:type="dxa"/>
-            <w:tcBorders>
-              <w:top w:val="single" w:sz="4" w:space="0" w:color="000000"/>
-              <w:left w:val="single" w:sz="4" w:space="0" w:color="000000"/>
-              <w:bottom w:val="single" w:sz="4" w:space="0" w:color="000000"/>
-            </w:tcBorders>
-          </w:tcPr>
-          <w:p>
-            <w:pPr>
-              <w:pStyle w:val="Style23"/>
-              <w:widowControl w:val="false"/>
-              <w:spacing w:before="0" w:after="160"/>
-              <w:jc w:val="center"/>
-              <w:rPr/>
-            </w:pPr>
-            <w:r>
-              <w:rPr>
-                <w:rtl w:val="true"/>
-              </w:rPr>
-              <w:t xml:space="preserve">الكود </w:t>
-            </w:r>
-          </w:p>
-        </w:tc>
-        <w:tc>
-          <w:tcPr>
-            <w:tcW w:w="2769" w:type="dxa"/>
+            <w:tcW w:w="8306" w:type="dxa"/>
             <w:tcBorders>
               <w:top w:val="single" w:sz="4" w:space="0" w:color="000000"/>
               <w:left w:val="single" w:sz="4" w:space="0" w:color="000000"/>
@@ -1144,7 +1085,17 @@
               <w:rPr>
                 <w:rtl w:val="true"/>
               </w:rPr>
-              <w:t>الوصف</w:t>
+              <w:t>{</w:t>
+            </w:r>
+            <w:r>
+              <w:rPr/>
+              <w:t>systems</w:t>
+            </w:r>
+            <w:r>
+              <w:rPr>
+                <w:rtl w:val="true"/>
+              </w:rPr>
+              <w:t>}</w:t>
             </w:r>
           </w:p>
         </w:tc>

--- a/template.docx
+++ b/template.docx
@@ -1079,23 +1079,15 @@
               <w:widowControl w:val="false"/>
               <w:spacing w:before="0" w:after="160"/>
               <w:jc w:val="center"/>
-              <w:rPr/>
+              <w:rPr>
+                <w:u w:val="double"/>
+              </w:rPr>
             </w:pPr>
             <w:r>
               <w:rPr>
+                <w:u w:val="double"/>
                 <w:rtl w:val="true"/>
               </w:rPr>
-              <w:t>{</w:t>
-            </w:r>
-            <w:r>
-              <w:rPr/>
-              <w:t>systems</w:t>
-            </w:r>
-            <w:r>
-              <w:rPr>
-                <w:rtl w:val="true"/>
-              </w:rPr>
-              <w:t>}</w:t>
             </w:r>
           </w:p>
         </w:tc>

--- a/template.docx
+++ b/template.docx
@@ -1080,14 +1080,28 @@
               <w:spacing w:before="0" w:after="160"/>
               <w:jc w:val="center"/>
               <w:rPr>
-                <w:u w:val="double"/>
+                <w:u w:val="none"/>
               </w:rPr>
             </w:pPr>
             <w:r>
               <w:rPr>
-                <w:u w:val="double"/>
-                <w:rtl w:val="true"/>
-              </w:rPr>
+                <w:u w:val="none"/>
+                <w:rtl w:val="true"/>
+              </w:rPr>
+              <w:t>{</w:t>
+            </w:r>
+            <w:r>
+              <w:rPr>
+                <w:u w:val="none"/>
+              </w:rPr>
+              <w:t>systems</w:t>
+            </w:r>
+            <w:r>
+              <w:rPr>
+                <w:u w:val="none"/>
+                <w:rtl w:val="true"/>
+              </w:rPr>
+              <w:t>}</w:t>
             </w:r>
           </w:p>
         </w:tc>

--- a/template.docx
+++ b/template.docx
@@ -1059,13 +1059,63 @@
         </w:tblCellMar>
       </w:tblPr>
       <w:tblGrid>
-        <w:gridCol w:w="8306"/>
+        <w:gridCol w:w="2768"/>
+        <w:gridCol w:w="2769"/>
+        <w:gridCol w:w="2769"/>
       </w:tblGrid>
       <w:tr>
         <w:trPr/>
         <w:tc>
           <w:tcPr>
-            <w:tcW w:w="8306" w:type="dxa"/>
+            <w:tcW w:w="2768" w:type="dxa"/>
+            <w:tcBorders>
+              <w:top w:val="single" w:sz="4" w:space="0" w:color="000000"/>
+              <w:left w:val="single" w:sz="4" w:space="0" w:color="000000"/>
+              <w:bottom w:val="single" w:sz="4" w:space="0" w:color="000000"/>
+            </w:tcBorders>
+          </w:tcPr>
+          <w:p>
+            <w:pPr>
+              <w:pStyle w:val="Style23"/>
+              <w:spacing w:before="0" w:after="160"/>
+              <w:jc w:val="center"/>
+              <w:rPr/>
+            </w:pPr>
+            <w:r>
+              <w:rPr>
+                <w:rtl w:val="true"/>
+              </w:rPr>
+              <w:t>العنوان</w:t>
+            </w:r>
+          </w:p>
+        </w:tc>
+        <w:tc>
+          <w:tcPr>
+            <w:tcW w:w="2769" w:type="dxa"/>
+            <w:tcBorders>
+              <w:top w:val="single" w:sz="4" w:space="0" w:color="000000"/>
+              <w:left w:val="single" w:sz="4" w:space="0" w:color="000000"/>
+              <w:bottom w:val="single" w:sz="4" w:space="0" w:color="000000"/>
+            </w:tcBorders>
+          </w:tcPr>
+          <w:p>
+            <w:pPr>
+              <w:pStyle w:val="Style23"/>
+              <w:spacing w:before="0" w:after="160"/>
+              <w:jc w:val="center"/>
+              <w:rPr/>
+            </w:pPr>
+            <w:r>
+              <w:rPr>
+                <w:rtl w:val="true"/>
+              </w:rPr>
+              <w:t>كود الخطأ</w:t>
+            </w:r>
+          </w:p>
+        </w:tc>
+        <w:tc>
+          <w:tcPr>
+            <w:tcW w:w="2769" w:type="dxa"/>
             <w:tcBorders>
               <w:top w:val="single" w:sz="4" w:space="0" w:color="000000"/>
               <w:left w:val="single" w:sz="4" w:space="0" w:color="000000"/>
@@ -1076,32 +1126,15 @@
           <w:p>
             <w:pPr>
               <w:pStyle w:val="Style23"/>
-              <w:widowControl w:val="false"/>
               <w:spacing w:before="0" w:after="160"/>
               <w:jc w:val="center"/>
-              <w:rPr>
-                <w:u w:val="none"/>
-              </w:rPr>
+              <w:rPr/>
             </w:pPr>
             <w:r>
               <w:rPr>
-                <w:u w:val="none"/>
-                <w:rtl w:val="true"/>
-              </w:rPr>
-              <w:t>{</w:t>
-            </w:r>
-            <w:r>
-              <w:rPr>
-                <w:u w:val="none"/>
-              </w:rPr>
-              <w:t>systems</w:t>
-            </w:r>
-            <w:r>
-              <w:rPr>
-                <w:u w:val="none"/>
-                <w:rtl w:val="true"/>
-              </w:rPr>
-              <w:t>}</w:t>
+                <w:rtl w:val="true"/>
+              </w:rPr>
+              <w:t>الوصف</w:t>
             </w:r>
           </w:p>
         </w:tc>
@@ -1117,9 +1150,7 @@
       </w:pPr>
       <w:r>
         <w:rPr>
-          <w:rFonts w:cs="Arial"/>
-          <w:rtl w:val="true"/>
-          <w:lang w:bidi="ar-EG"/>
+          <w:rtl w:val="true"/>
         </w:rPr>
       </w:r>
     </w:p>

--- a/template.docx
+++ b/template.docx
@@ -6,12 +6,15 @@
       <w:pPr>
         <w:pStyle w:val="Normal"/>
         <w:rPr>
-          <w:rFonts w:cs="Arial"/>
-          <w:lang w:bidi="ar-EG"/>
-        </w:rPr>
-      </w:pPr>
-      <w:r>
-        <w:rPr>
+          <w:rFonts w:ascii="Noto Kufi Arabic Extra Bold" w:hAnsi="Noto Kufi Arabic Extra Bold" w:cs="Noto Kufi Arabic Extra Bold"/>
+          <w:highlight w:val="none"/>
+          <w:shd w:fill="B4C7DC" w:val="clear"/>
+        </w:rPr>
+      </w:pPr>
+      <w:r>
+        <w:rPr>
+          <w:rFonts w:ascii="Noto Kufi Arabic Extra Bold" w:hAnsi="Noto Kufi Arabic Extra Bold" w:cs="Noto Kufi Arabic Extra Bold"/>
+          <w:shd w:fill="B4C7DC" w:val="clear"/>
           <w:rtl w:val="true"/>
           <w:lang w:bidi="ar-EG"/>
         </w:rPr>
@@ -19,6 +22,8 @@
       </w:r>
       <w:r>
         <w:rPr>
+          <w:rFonts w:ascii="Noto Kufi Arabic Extra Bold" w:hAnsi="Noto Kufi Arabic Extra Bold" w:cs="Noto Kufi Arabic Extra Bold"/>
+          <w:shd w:fill="B4C7DC" w:val="clear"/>
           <w:rtl w:val="true"/>
           <w:lang w:bidi="ar-EG"/>
         </w:rPr>
@@ -29,12 +34,17 @@
       <w:pPr>
         <w:pStyle w:val="Normal"/>
         <w:rPr>
-          <w:rFonts w:cs="Arial"/>
-          <w:lang w:bidi="ar-EG"/>
-        </w:rPr>
-      </w:pPr>
-      <w:r>
-        <w:rPr>
+          <w:rFonts w:ascii="Noto Kufi Arabic Extra Bold" w:hAnsi="Noto Kufi Arabic Extra Bold" w:cs="Noto Kufi Arabic Extra Bold"/>
+          <w:sz w:val="21"/>
+          <w:szCs w:val="21"/>
+        </w:rPr>
+      </w:pPr>
+      <w:r>
+        <w:rPr>
+          <w:rFonts w:ascii="Noto Kufi Arabic Extra Bold" w:hAnsi="Noto Kufi Arabic Extra Bold" w:cs="Noto Kufi Arabic Extra Bold"/>
+          <w:sz w:val="21"/>
+          <w:sz w:val="21"/>
+          <w:szCs w:val="21"/>
           <w:rtl w:val="true"/>
           <w:lang w:bidi="ar-EG"/>
         </w:rPr>
@@ -42,7 +52,9 @@
       </w:r>
       <w:r>
         <w:rPr>
-          <w:rFonts w:cs="Arial"/>
+          <w:rFonts w:cs="Noto Kufi Arabic Extra Bold" w:ascii="Noto Kufi Arabic Extra Bold" w:hAnsi="Noto Kufi Arabic Extra Bold"/>
+          <w:sz w:val="21"/>
+          <w:szCs w:val="21"/>
           <w:rtl w:val="true"/>
           <w:lang w:bidi="ar-EG"/>
         </w:rPr>
@@ -50,14 +62,18 @@
       </w:r>
       <w:r>
         <w:rPr>
-          <w:rFonts w:cs="Arial"/>
+          <w:rFonts w:cs="Noto Kufi Arabic Extra Bold" w:ascii="Noto Kufi Arabic Extra Bold" w:hAnsi="Noto Kufi Arabic Extra Bold"/>
+          <w:sz w:val="21"/>
+          <w:szCs w:val="21"/>
           <w:lang w:bidi="ar-EG"/>
         </w:rPr>
         <w:t>customer</w:t>
       </w:r>
       <w:r>
         <w:rPr>
-          <w:rFonts w:cs="Arial"/>
+          <w:rFonts w:cs="Noto Kufi Arabic Extra Bold" w:ascii="Noto Kufi Arabic Extra Bold" w:hAnsi="Noto Kufi Arabic Extra Bold"/>
+          <w:sz w:val="21"/>
+          <w:szCs w:val="21"/>
           <w:rtl w:val="true"/>
           <w:lang w:bidi="ar-EG"/>
         </w:rPr>
@@ -68,12 +84,20 @@
       <w:pPr>
         <w:pStyle w:val="Normal"/>
         <w:rPr>
-          <w:rFonts w:cs="Arial"/>
-          <w:lang w:bidi="ar-EG"/>
-        </w:rPr>
-      </w:pPr>
-      <w:r>
-        <w:rPr>
+          <w:rFonts w:ascii="Noto Kufi Arabic Extra Bold" w:hAnsi="Noto Kufi Arabic Extra Bold" w:cs="Noto Kufi Arabic Extra Bold"/>
+          <w:sz w:val="21"/>
+          <w:szCs w:val="21"/>
+        </w:rPr>
+      </w:pPr>
+      <w:r>
+        <w:rPr>
+          <w:rFonts w:ascii="Noto Kufi Arabic Extra Bold" w:hAnsi="Noto Kufi Arabic Extra Bold" w:cs="Noto Kufi Arabic Extra Bold"/>
+          <w:b w:val="false"/>
+          <w:b w:val="false"/>
+          <w:bCs w:val="false"/>
+          <w:sz w:val="21"/>
+          <w:sz w:val="21"/>
+          <w:szCs w:val="21"/>
           <w:rtl w:val="true"/>
           <w:lang w:bidi="ar-EG"/>
         </w:rPr>
@@ -81,7 +105,61 @@
       </w:r>
       <w:r>
         <w:rPr>
-          <w:rFonts w:cs="Arial"/>
+          <w:rFonts w:cs="Noto Kufi Arabic Extra Bold" w:ascii="Noto Kufi Arabic Extra Bold" w:hAnsi="Noto Kufi Arabic Extra Bold"/>
+          <w:b w:val="false"/>
+          <w:bCs w:val="false"/>
+          <w:sz w:val="21"/>
+          <w:szCs w:val="21"/>
+          <w:rtl w:val="true"/>
+          <w:lang w:bidi="ar-EG"/>
+        </w:rPr>
+        <w:t>:</w:t>
+      </w:r>
+      <w:r>
+        <w:rPr>
+          <w:rFonts w:cs="Noto Kufi Arabic Extra Bold" w:ascii="Noto Kufi Arabic Extra Bold" w:hAnsi="Noto Kufi Arabic Extra Bold"/>
+          <w:sz w:val="21"/>
+          <w:szCs w:val="21"/>
+          <w:rtl w:val="true"/>
+          <w:lang w:bidi="ar-EG"/>
+        </w:rPr>
+        <w:t xml:space="preserve"> {</w:t>
+      </w:r>
+      <w:r>
+        <w:rPr>
+          <w:rFonts w:cs="Noto Kufi Arabic Extra Bold" w:ascii="Noto Kufi Arabic Extra Bold" w:hAnsi="Noto Kufi Arabic Extra Bold"/>
+          <w:sz w:val="21"/>
+          <w:szCs w:val="21"/>
+          <w:lang w:bidi="ar-EG"/>
+        </w:rPr>
+        <w:t>technician</w:t>
+      </w:r>
+      <w:r>
+        <w:rPr>
+          <w:rFonts w:cs="Noto Kufi Arabic Extra Bold" w:ascii="Noto Kufi Arabic Extra Bold" w:hAnsi="Noto Kufi Arabic Extra Bold"/>
+          <w:sz w:val="21"/>
+          <w:szCs w:val="21"/>
+          <w:rtl w:val="true"/>
+          <w:lang w:bidi="ar-EG"/>
+        </w:rPr>
+        <w:t xml:space="preserve">}                     </w:t>
+      </w:r>
+      <w:r>
+        <w:rPr>
+          <w:rFonts w:ascii="Noto Kufi Arabic Extra Bold" w:hAnsi="Noto Kufi Arabic Extra Bold" w:cs="Noto Kufi Arabic Extra Bold"/>
+          <w:sz w:val="21"/>
+          <w:sz w:val="21"/>
+          <w:szCs w:val="21"/>
+          <w:rtl w:val="true"/>
+          <w:lang w:bidi="ar-EG"/>
+        </w:rPr>
+        <w:t>رقم الهاتف</w:t>
+      </w:r>
+      <w:r>
+        <w:rPr>
+          <w:rFonts w:cs="Noto Kufi Arabic Extra Bold" w:ascii="Noto Kufi Arabic Extra Bold" w:hAnsi="Noto Kufi Arabic Extra Bold"/>
+          <w:sz w:val="21"/>
+          <w:szCs w:val="21"/>
           <w:rtl w:val="true"/>
           <w:lang w:bidi="ar-EG"/>
         </w:rPr>
@@ -89,14 +167,18 @@
       </w:r>
       <w:r>
         <w:rPr>
-          <w:rFonts w:cs="Arial"/>
-          <w:lang w:bidi="ar-EG"/>
-        </w:rPr>
-        <w:t>technician</w:t>
-      </w:r>
-      <w:r>
-        <w:rPr>
-          <w:rFonts w:cs="Arial"/>
+          <w:rFonts w:cs="Noto Kufi Arabic Extra Bold" w:ascii="Noto Kufi Arabic Extra Bold" w:hAnsi="Noto Kufi Arabic Extra Bold"/>
+          <w:sz w:val="21"/>
+          <w:szCs w:val="21"/>
+          <w:lang w:bidi="ar-EG"/>
+        </w:rPr>
+        <w:t>phone</w:t>
+      </w:r>
+      <w:r>
+        <w:rPr>
+          <w:rFonts w:cs="Noto Kufi Arabic Extra Bold" w:ascii="Noto Kufi Arabic Extra Bold" w:hAnsi="Noto Kufi Arabic Extra Bold"/>
+          <w:sz w:val="21"/>
+          <w:szCs w:val="21"/>
           <w:rtl w:val="true"/>
           <w:lang w:bidi="ar-EG"/>
         </w:rPr>
@@ -107,51 +189,296 @@
       <w:pPr>
         <w:pStyle w:val="Normal"/>
         <w:rPr>
-          <w:rFonts w:cs="Arial"/>
-          <w:lang w:bidi="ar-EG"/>
-        </w:rPr>
-      </w:pPr>
-      <w:r>
-        <w:rPr>
-          <w:rtl w:val="true"/>
-          <w:lang w:bidi="ar-EG"/>
-        </w:rPr>
-        <w:t>رقم الهاتف</w:t>
-      </w:r>
-      <w:r>
-        <w:rPr>
-          <w:rFonts w:cs="Arial"/>
-          <w:rtl w:val="true"/>
-          <w:lang w:bidi="ar-EG"/>
-        </w:rPr>
-        <w:t>: {</w:t>
-      </w:r>
-      <w:r>
-        <w:rPr>
-          <w:rFonts w:cs="Arial"/>
-          <w:lang w:bidi="ar-EG"/>
-        </w:rPr>
-        <w:t>phone</w:t>
-      </w:r>
-      <w:r>
-        <w:rPr>
-          <w:rFonts w:cs="Arial"/>
-          <w:rtl w:val="true"/>
-          <w:lang w:bidi="ar-EG"/>
-        </w:rPr>
-        <w:t>}</w:t>
+          <w:rFonts w:ascii="Noto Kufi Arabic Extra Bold" w:hAnsi="Noto Kufi Arabic Extra Bold" w:cs="Noto Kufi Arabic Extra Bold"/>
+          <w:b/>
+          <w:b/>
+          <w:bCs/>
+          <w:highlight w:val="none"/>
+          <w:shd w:fill="B4C7DC" w:val="clear"/>
+        </w:rPr>
+      </w:pPr>
+      <w:r>
+        <w:rPr>
+          <w:rFonts w:ascii="Noto Kufi Arabic Extra Bold" w:hAnsi="Noto Kufi Arabic Extra Bold" w:cs="Noto Kufi Arabic Extra Bold"/>
+          <w:b/>
+          <w:bCs/>
+          <w:shd w:fill="B4C7DC" w:val="clear"/>
+          <w:rtl w:val="true"/>
+          <w:lang w:bidi="ar-EG"/>
+        </w:rPr>
+        <w:t xml:space="preserve">📌 </w:t>
+      </w:r>
+      <w:r>
+        <w:rPr>
+          <w:rFonts w:ascii="Noto Kufi Arabic Extra Bold" w:hAnsi="Noto Kufi Arabic Extra Bold" w:cs="Noto Kufi Arabic Extra Bold"/>
+          <w:b/>
+          <w:b/>
+          <w:bCs/>
+          <w:shd w:fill="B4C7DC" w:val="clear"/>
+          <w:rtl w:val="true"/>
+          <w:lang w:bidi="ar-EG"/>
+        </w:rPr>
+        <w:t>معلومات النظام</w:t>
       </w:r>
     </w:p>
     <w:p>
       <w:pPr>
         <w:pStyle w:val="Normal"/>
         <w:rPr>
+          <w:rFonts w:ascii="Noto Kufi Arabic Extra Bold" w:hAnsi="Noto Kufi Arabic Extra Bold" w:cs="Noto Kufi Arabic Extra Bold"/>
+          <w:b/>
+          <w:b/>
+          <w:bCs/>
+          <w:sz w:val="21"/>
+          <w:szCs w:val="21"/>
+        </w:rPr>
+      </w:pPr>
+      <w:r>
+        <w:rPr>
+          <w:rFonts w:ascii="Noto Kufi Arabic Extra Bold" w:hAnsi="Noto Kufi Arabic Extra Bold" w:cs="Noto Kufi Arabic Extra Bold"/>
+          <w:b/>
+          <w:b/>
+          <w:bCs/>
+          <w:sz w:val="21"/>
+          <w:sz w:val="21"/>
+          <w:szCs w:val="21"/>
+          <w:rtl w:val="true"/>
+          <w:lang w:bidi="ar-EG"/>
+        </w:rPr>
+        <w:t>إصدار برنامج السيارة</w:t>
+      </w:r>
+      <w:r>
+        <w:rPr>
+          <w:rFonts w:cs="Noto Kufi Arabic Extra Bold" w:ascii="Noto Kufi Arabic Extra Bold" w:hAnsi="Noto Kufi Arabic Extra Bold"/>
+          <w:b/>
+          <w:bCs/>
+          <w:sz w:val="21"/>
+          <w:szCs w:val="21"/>
+          <w:rtl w:val="true"/>
+          <w:lang w:bidi="ar-EG"/>
+        </w:rPr>
+        <w:t>: {</w:t>
+      </w:r>
+      <w:r>
+        <w:rPr>
+          <w:rFonts w:cs="Noto Kufi Arabic Extra Bold" w:ascii="Noto Kufi Arabic Extra Bold" w:hAnsi="Noto Kufi Arabic Extra Bold"/>
+          <w:b/>
+          <w:bCs/>
+          <w:sz w:val="21"/>
+          <w:szCs w:val="21"/>
+          <w:lang w:bidi="ar-EG"/>
+        </w:rPr>
+        <w:t>car_version</w:t>
+      </w:r>
+      <w:r>
+        <w:rPr>
+          <w:rFonts w:cs="Noto Kufi Arabic Extra Bold" w:ascii="Noto Kufi Arabic Extra Bold" w:hAnsi="Noto Kufi Arabic Extra Bold"/>
+          <w:b/>
+          <w:bCs/>
+          <w:sz w:val="21"/>
+          <w:szCs w:val="21"/>
+          <w:rtl w:val="true"/>
+          <w:lang w:bidi="ar-EG"/>
+        </w:rPr>
+        <w:t xml:space="preserve">}                              </w:t>
+      </w:r>
+      <w:r>
+        <w:rPr>
+          <w:rFonts w:cs="Arial" w:ascii="Noto Kufi Arabic Extra Bold" w:hAnsi="Noto Kufi Arabic Extra Bold"/>
+          <w:b/>
+          <w:bCs/>
+          <w:sz w:val="21"/>
+          <w:szCs w:val="21"/>
+          <w:rtl w:val="true"/>
+          <w:lang w:bidi="ar-EG"/>
+        </w:rPr>
+        <w:t xml:space="preserve"> (</w:t>
+      </w:r>
+      <w:r>
+        <w:rPr>
+          <w:rFonts w:cs="Arial" w:ascii="Noto Kufi Arabic Extra Bold" w:hAnsi="Noto Kufi Arabic Extra Bold"/>
+          <w:b/>
+          <w:bCs/>
+          <w:sz w:val="21"/>
+          <w:szCs w:val="21"/>
+          <w:lang w:bidi="ar-EG"/>
+        </w:rPr>
+        <w:t>SN</w:t>
+      </w:r>
+      <w:r>
+        <w:rPr>
+          <w:rFonts w:cs="Arial" w:ascii="Noto Kufi Arabic Extra Bold" w:hAnsi="Noto Kufi Arabic Extra Bold"/>
+          <w:b/>
+          <w:bCs/>
+          <w:sz w:val="21"/>
+          <w:szCs w:val="21"/>
+          <w:rtl w:val="true"/>
+          <w:lang w:bidi="ar-EG"/>
+        </w:rPr>
+        <w:t>): {</w:t>
+      </w:r>
+      <w:r>
+        <w:rPr>
+          <w:rFonts w:cs="Arial" w:ascii="Noto Kufi Arabic Extra Bold" w:hAnsi="Noto Kufi Arabic Extra Bold"/>
+          <w:b/>
+          <w:bCs/>
+          <w:sz w:val="21"/>
+          <w:szCs w:val="21"/>
+          <w:lang w:bidi="ar-EG"/>
+        </w:rPr>
+        <w:t>sn</w:t>
+      </w:r>
+      <w:r>
+        <w:rPr>
+          <w:rFonts w:cs="Arial" w:ascii="Noto Kufi Arabic Extra Bold" w:hAnsi="Noto Kufi Arabic Extra Bold"/>
+          <w:b/>
+          <w:bCs/>
+          <w:sz w:val="21"/>
+          <w:szCs w:val="21"/>
+          <w:rtl w:val="true"/>
+          <w:lang w:bidi="ar-EG"/>
+        </w:rPr>
+        <w:t>}</w:t>
+      </w:r>
+    </w:p>
+    <w:p>
+      <w:pPr>
+        <w:pStyle w:val="Normal"/>
+        <w:rPr>
+          <w:rFonts w:ascii="Noto Kufi Arabic Extra Bold" w:hAnsi="Noto Kufi Arabic Extra Bold" w:cs="Noto Kufi Arabic Extra Bold"/>
+          <w:b/>
+          <w:b/>
+          <w:bCs/>
+          <w:sz w:val="21"/>
+          <w:szCs w:val="21"/>
+        </w:rPr>
+      </w:pPr>
+      <w:r>
+        <w:rPr>
+          <w:rFonts w:ascii="Noto Kufi Arabic Extra Bold" w:hAnsi="Noto Kufi Arabic Extra Bold" w:cs="Noto Kufi Arabic Extra Bold"/>
+          <w:b/>
+          <w:b/>
+          <w:bCs/>
+          <w:sz w:val="21"/>
+          <w:sz w:val="21"/>
+          <w:szCs w:val="21"/>
+          <w:rtl w:val="true"/>
+          <w:lang w:bidi="ar-EG"/>
+        </w:rPr>
+        <w:t>إصدار تطبيق التشخيص</w:t>
+      </w:r>
+      <w:r>
+        <w:rPr>
+          <w:rFonts w:cs="Noto Kufi Arabic Extra Bold" w:ascii="Noto Kufi Arabic Extra Bold" w:hAnsi="Noto Kufi Arabic Extra Bold"/>
+          <w:b/>
+          <w:bCs/>
+          <w:sz w:val="21"/>
+          <w:szCs w:val="21"/>
+          <w:rtl w:val="true"/>
+          <w:lang w:bidi="ar-EG"/>
+        </w:rPr>
+        <w:t>: {</w:t>
+      </w:r>
+      <w:r>
+        <w:rPr>
+          <w:rFonts w:cs="Noto Kufi Arabic Extra Bold" w:ascii="Noto Kufi Arabic Extra Bold" w:hAnsi="Noto Kufi Arabic Extra Bold"/>
+          <w:b/>
+          <w:bCs/>
+          <w:sz w:val="21"/>
+          <w:szCs w:val="21"/>
+          <w:lang w:bidi="ar-EG"/>
+        </w:rPr>
+        <w:t>app_version</w:t>
+      </w:r>
+      <w:r>
+        <w:rPr>
+          <w:rFonts w:cs="Noto Kufi Arabic Extra Bold" w:ascii="Noto Kufi Arabic Extra Bold" w:hAnsi="Noto Kufi Arabic Extra Bold"/>
+          <w:b/>
+          <w:bCs/>
+          <w:sz w:val="21"/>
+          <w:szCs w:val="21"/>
+          <w:rtl w:val="true"/>
+          <w:lang w:bidi="ar-EG"/>
+        </w:rPr>
+        <w:t>}</w:t>
+      </w:r>
+    </w:p>
+    <w:p>
+      <w:pPr>
+        <w:pStyle w:val="Normal"/>
+        <w:rPr>
           <w:rFonts w:cs="Arial"/>
           <w:lang w:bidi="ar-EG"/>
         </w:rPr>
       </w:pPr>
       <w:r>
         <w:rPr>
+          <w:rFonts w:ascii="Noto Kufi Arabic Extra Bold" w:hAnsi="Noto Kufi Arabic Extra Bold" w:cs="Noto Kufi Arabic Extra Bold"/>
+          <w:b/>
+          <w:b/>
+          <w:bCs/>
+          <w:sz w:val="21"/>
+          <w:sz w:val="21"/>
+          <w:szCs w:val="21"/>
+          <w:rtl w:val="true"/>
+          <w:lang w:bidi="ar-EG"/>
+        </w:rPr>
+        <w:t>وقت الفحص</w:t>
+      </w:r>
+      <w:r>
+        <w:rPr>
+          <w:rFonts w:cs="Noto Kufi Arabic Extra Bold" w:ascii="Noto Kufi Arabic Extra Bold" w:hAnsi="Noto Kufi Arabic Extra Bold"/>
+          <w:b/>
+          <w:bCs/>
+          <w:sz w:val="21"/>
+          <w:szCs w:val="21"/>
+          <w:rtl w:val="true"/>
+          <w:lang w:bidi="ar-EG"/>
+        </w:rPr>
+        <w:t>: {</w:t>
+      </w:r>
+      <w:r>
+        <w:rPr>
+          <w:rFonts w:cs="Noto Kufi Arabic Extra Bold" w:ascii="Noto Kufi Arabic Extra Bold" w:hAnsi="Noto Kufi Arabic Extra Bold"/>
+          <w:b/>
+          <w:bCs/>
+          <w:sz w:val="21"/>
+          <w:szCs w:val="21"/>
+          <w:lang w:bidi="ar-EG"/>
+        </w:rPr>
+        <w:t>test_time</w:t>
+      </w:r>
+      <w:r>
+        <w:rPr>
+          <w:rFonts w:cs="Noto Kufi Arabic Extra Bold" w:ascii="Noto Kufi Arabic Extra Bold" w:hAnsi="Noto Kufi Arabic Extra Bold"/>
+          <w:b/>
+          <w:bCs/>
+          <w:sz w:val="21"/>
+          <w:szCs w:val="21"/>
+          <w:rtl w:val="true"/>
+          <w:lang w:bidi="ar-EG"/>
+        </w:rPr>
+        <w:t>}</w:t>
+      </w:r>
+    </w:p>
+    <w:p>
+      <w:pPr>
+        <w:pStyle w:val="Normal"/>
+        <w:rPr>
+          <w:rFonts w:cs="Noto Kufi Arabic Extra Bold"/>
+          <w:b/>
+          <w:b/>
+          <w:bCs/>
+          <w:highlight w:val="none"/>
+          <w:shd w:fill="B4C7DC" w:val="clear"/>
+        </w:rPr>
+      </w:pPr>
+      <w:r>
+        <w:rPr>
+          <w:rFonts w:asciiTheme="minorHAnsi" w:cstheme="minorBidi" w:eastAsiaTheme="minorHAnsi" w:hAnsiTheme="minorHAnsi" w:cs="Noto Kufi Arabic Extra Bold"/>
+          <w:b/>
+          <w:bCs/>
+          <w:shd w:fill="B4C7DC" w:val="clear"/>
           <w:rtl w:val="true"/>
           <w:lang w:bidi="ar-EG"/>
         </w:rPr>
@@ -159,6 +486,11 @@
       </w:r>
       <w:r>
         <w:rPr>
+          <w:rFonts w:asciiTheme="minorHAnsi" w:cstheme="minorBidi" w:eastAsiaTheme="minorHAnsi" w:hAnsiTheme="minorHAnsi" w:cs="Noto Kufi Arabic Extra Bold"/>
+          <w:b/>
+          <w:b/>
+          <w:bCs/>
+          <w:shd w:fill="B4C7DC" w:val="clear"/>
           <w:rtl w:val="true"/>
           <w:lang w:bidi="ar-EG"/>
         </w:rPr>
@@ -197,6 +529,7 @@
               <w:left w:val="single" w:sz="4" w:space="0" w:color="000000"/>
               <w:bottom w:val="single" w:sz="4" w:space="0" w:color="000000"/>
             </w:tcBorders>
+            <w:shd w:fill="DEE6EF" w:val="clear"/>
           </w:tcPr>
           <w:p>
             <w:pPr>
@@ -204,22 +537,28 @@
               <w:widowControl w:val="false"/>
               <w:spacing w:before="0" w:after="160"/>
               <w:jc w:val="center"/>
-              <w:rPr/>
+              <w:rPr>
+                <w:rFonts w:ascii="KacstOne" w:hAnsi="KacstOne" w:cs="KacstOne"/>
+                <w:b/>
+                <w:b/>
+                <w:bCs/>
+                <w:sz w:val="21"/>
+                <w:szCs w:val="21"/>
+              </w:rPr>
             </w:pPr>
             <w:r>
               <w:rPr>
+                <w:rFonts w:ascii="KacstOne" w:hAnsi="KacstOne" w:cs="KacstOne"/>
+                <w:b/>
+                <w:b/>
+                <w:bCs/>
+                <w:sz w:val="21"/>
+                <w:sz w:val="21"/>
+                <w:szCs w:val="21"/>
                 <w:rtl w:val="true"/>
                 <w:lang w:bidi="ar-EG"/>
               </w:rPr>
               <w:t>السنة</w:t>
-            </w:r>
-            <w:r>
-              <w:rPr>
-                <w:rFonts w:cs="Arial"/>
-                <w:rtl w:val="true"/>
-                <w:lang w:bidi="ar-EG"/>
-              </w:rPr>
-              <w:t>:</w:t>
             </w:r>
           </w:p>
         </w:tc>
@@ -231,6 +570,7 @@
               <w:left w:val="single" w:sz="4" w:space="0" w:color="000000"/>
               <w:bottom w:val="single" w:sz="4" w:space="0" w:color="000000"/>
             </w:tcBorders>
+            <w:shd w:fill="DEE6EF" w:val="clear"/>
           </w:tcPr>
           <w:p>
             <w:pPr>
@@ -238,22 +578,28 @@
               <w:widowControl w:val="false"/>
               <w:spacing w:before="0" w:after="160"/>
               <w:jc w:val="center"/>
-              <w:rPr/>
+              <w:rPr>
+                <w:rFonts w:ascii="KacstOne" w:hAnsi="KacstOne" w:cs="KacstOne"/>
+                <w:b/>
+                <w:b/>
+                <w:bCs/>
+                <w:sz w:val="21"/>
+                <w:szCs w:val="21"/>
+              </w:rPr>
             </w:pPr>
             <w:r>
               <w:rPr>
+                <w:rFonts w:ascii="KacstOne" w:hAnsi="KacstOne" w:cs="KacstOne"/>
+                <w:b/>
+                <w:b/>
+                <w:bCs/>
+                <w:sz w:val="21"/>
+                <w:sz w:val="21"/>
+                <w:szCs w:val="21"/>
                 <w:rtl w:val="true"/>
                 <w:lang w:bidi="ar-EG"/>
               </w:rPr>
-              <w:t>الصانع</w:t>
-            </w:r>
-            <w:r>
-              <w:rPr>
-                <w:rFonts w:cs="Arial"/>
-                <w:rtl w:val="true"/>
-                <w:lang w:bidi="ar-EG"/>
-              </w:rPr>
-              <w:t>:</w:t>
+              <w:t>الشركة</w:t>
             </w:r>
           </w:p>
         </w:tc>
@@ -265,6 +611,7 @@
               <w:left w:val="single" w:sz="4" w:space="0" w:color="000000"/>
               <w:bottom w:val="single" w:sz="4" w:space="0" w:color="000000"/>
             </w:tcBorders>
+            <w:shd w:fill="DEE6EF" w:val="clear"/>
           </w:tcPr>
           <w:p>
             <w:pPr>
@@ -272,22 +619,28 @@
               <w:widowControl w:val="false"/>
               <w:spacing w:before="0" w:after="160"/>
               <w:jc w:val="center"/>
-              <w:rPr/>
+              <w:rPr>
+                <w:rFonts w:ascii="KacstOne" w:hAnsi="KacstOne" w:cs="KacstOne"/>
+                <w:b/>
+                <w:b/>
+                <w:bCs/>
+                <w:sz w:val="21"/>
+                <w:szCs w:val="21"/>
+              </w:rPr>
             </w:pPr>
             <w:r>
               <w:rPr>
+                <w:rFonts w:ascii="KacstOne" w:hAnsi="KacstOne" w:cs="KacstOne"/>
+                <w:b/>
+                <w:b/>
+                <w:bCs/>
+                <w:sz w:val="21"/>
+                <w:sz w:val="21"/>
+                <w:szCs w:val="21"/>
                 <w:rtl w:val="true"/>
                 <w:lang w:bidi="ar-EG"/>
               </w:rPr>
               <w:t>الطراز</w:t>
-            </w:r>
-            <w:r>
-              <w:rPr>
-                <w:rFonts w:cs="Arial"/>
-                <w:rtl w:val="true"/>
-                <w:lang w:bidi="ar-EG"/>
-              </w:rPr>
-              <w:t xml:space="preserve">: </w:t>
             </w:r>
           </w:p>
         </w:tc>
@@ -299,6 +652,7 @@
               <w:left w:val="single" w:sz="4" w:space="0" w:color="000000"/>
               <w:bottom w:val="single" w:sz="4" w:space="0" w:color="000000"/>
             </w:tcBorders>
+            <w:shd w:fill="DEE6EF" w:val="clear"/>
           </w:tcPr>
           <w:p>
             <w:pPr>
@@ -306,37 +660,28 @@
               <w:widowControl w:val="false"/>
               <w:spacing w:before="0" w:after="160"/>
               <w:jc w:val="center"/>
-              <w:rPr/>
+              <w:rPr>
+                <w:rFonts w:ascii="KacstOne" w:hAnsi="KacstOne" w:cs="KacstOne"/>
+                <w:b/>
+                <w:b/>
+                <w:bCs/>
+                <w:sz w:val="21"/>
+                <w:szCs w:val="21"/>
+              </w:rPr>
             </w:pPr>
             <w:r>
               <w:rPr>
+                <w:rFonts w:ascii="KacstOne" w:hAnsi="KacstOne" w:cs="KacstOne"/>
+                <w:b/>
+                <w:b/>
+                <w:bCs/>
+                <w:sz w:val="21"/>
+                <w:sz w:val="21"/>
+                <w:szCs w:val="21"/>
                 <w:rtl w:val="true"/>
                 <w:lang w:bidi="ar-EG"/>
               </w:rPr>
               <w:t xml:space="preserve">رقم الشاصي </w:t>
-            </w:r>
-            <w:r>
-              <w:rPr>
-                <w:rFonts w:cs="Arial"/>
-                <w:rtl w:val="true"/>
-                <w:lang w:bidi="ar-EG"/>
-              </w:rPr>
-              <w:t>(</w:t>
-            </w:r>
-            <w:r>
-              <w:rPr>
-                <w:rFonts w:cs="Arial"/>
-                <w:lang w:bidi="ar-EG"/>
-              </w:rPr>
-              <w:t>VIN</w:t>
-            </w:r>
-            <w:r>
-              <w:rPr>
-                <w:rFonts w:cs="Arial"/>
-                <w:rtl w:val="true"/>
-                <w:lang w:bidi="ar-EG"/>
-              </w:rPr>
-              <w:t>):</w:t>
             </w:r>
           </w:p>
         </w:tc>
@@ -348,6 +693,7 @@
               <w:left w:val="single" w:sz="4" w:space="0" w:color="000000"/>
               <w:bottom w:val="single" w:sz="4" w:space="0" w:color="000000"/>
             </w:tcBorders>
+            <w:shd w:fill="DEE6EF" w:val="clear"/>
           </w:tcPr>
           <w:p>
             <w:pPr>
@@ -355,22 +701,28 @@
               <w:widowControl w:val="false"/>
               <w:spacing w:before="0" w:after="160"/>
               <w:jc w:val="center"/>
-              <w:rPr/>
+              <w:rPr>
+                <w:rFonts w:ascii="KacstOne" w:hAnsi="KacstOne" w:cs="KacstOne"/>
+                <w:b/>
+                <w:b/>
+                <w:bCs/>
+                <w:sz w:val="21"/>
+                <w:szCs w:val="21"/>
+              </w:rPr>
             </w:pPr>
             <w:r>
               <w:rPr>
+                <w:rFonts w:ascii="KacstOne" w:hAnsi="KacstOne" w:cs="KacstOne"/>
+                <w:b/>
+                <w:b/>
+                <w:bCs/>
+                <w:sz w:val="21"/>
+                <w:sz w:val="21"/>
+                <w:szCs w:val="21"/>
                 <w:rtl w:val="true"/>
                 <w:lang w:bidi="ar-EG"/>
               </w:rPr>
-              <w:t>المحرك</w:t>
-            </w:r>
-            <w:r>
-              <w:rPr>
-                <w:rFonts w:cs="Arial"/>
-                <w:rtl w:val="true"/>
-                <w:lang w:bidi="ar-EG"/>
-              </w:rPr>
-              <w:t xml:space="preserve">: </w:t>
+              <w:t xml:space="preserve">المحرك </w:t>
             </w:r>
           </w:p>
         </w:tc>
@@ -383,6 +735,7 @@
               <w:bottom w:val="single" w:sz="4" w:space="0" w:color="000000"/>
               <w:right w:val="single" w:sz="4" w:space="0" w:color="000000"/>
             </w:tcBorders>
+            <w:shd w:fill="DEE6EF" w:val="clear"/>
           </w:tcPr>
           <w:p>
             <w:pPr>
@@ -390,22 +743,28 @@
               <w:widowControl w:val="false"/>
               <w:spacing w:before="0" w:after="160"/>
               <w:jc w:val="center"/>
-              <w:rPr/>
+              <w:rPr>
+                <w:rFonts w:ascii="KacstOne" w:hAnsi="KacstOne" w:cs="KacstOne"/>
+                <w:b/>
+                <w:b/>
+                <w:bCs/>
+                <w:sz w:val="21"/>
+                <w:szCs w:val="21"/>
+              </w:rPr>
             </w:pPr>
             <w:r>
               <w:rPr>
+                <w:rFonts w:ascii="KacstOne" w:hAnsi="KacstOne" w:cs="KacstOne"/>
+                <w:b/>
+                <w:b/>
+                <w:bCs/>
+                <w:sz w:val="21"/>
+                <w:sz w:val="21"/>
+                <w:szCs w:val="21"/>
                 <w:rtl w:val="true"/>
                 <w:lang w:bidi="ar-EG"/>
               </w:rPr>
               <w:t>العداد</w:t>
-            </w:r>
-            <w:r>
-              <w:rPr>
-                <w:rFonts w:cs="Arial"/>
-                <w:rtl w:val="true"/>
-                <w:lang w:bidi="ar-EG"/>
-              </w:rPr>
-              <w:t>:</w:t>
             </w:r>
           </w:p>
         </w:tc>
@@ -699,9 +1058,7 @@
       </w:pPr>
       <w:r>
         <w:rPr>
-          <w:rFonts w:cs="Arial"/>
-          <w:rtl w:val="true"/>
-          <w:lang w:bidi="ar-EG"/>
+          <w:rtl w:val="true"/>
         </w:rPr>
       </w:r>
     </w:p>
@@ -709,328 +1066,32 @@
       <w:pPr>
         <w:pStyle w:val="Normal"/>
         <w:rPr>
-          <w:rFonts w:cs="Arial"/>
-          <w:lang w:bidi="ar-EG"/>
-        </w:rPr>
-      </w:pPr>
-      <w:r>
-        <w:rPr>
-          <w:rFonts w:cs="Arial"/>
-          <w:rtl w:val="true"/>
-          <w:lang w:bidi="ar-EG"/>
-        </w:rPr>
-      </w:r>
-    </w:p>
-    <w:p>
-      <w:pPr>
-        <w:pStyle w:val="Normal"/>
-        <w:rPr>
-          <w:rFonts w:cs="Arial"/>
-          <w:lang w:bidi="ar-EG"/>
-        </w:rPr>
-      </w:pPr>
-      <w:r>
-        <w:rPr>
-          <w:rFonts w:cs="Arial"/>
-          <w:rtl w:val="true"/>
-          <w:lang w:bidi="ar-EG"/>
-        </w:rPr>
-        <w:t>------------------------------------------------------------</w:t>
-      </w:r>
-    </w:p>
-    <w:p>
-      <w:pPr>
-        <w:pStyle w:val="Normal"/>
-        <w:rPr>
-          <w:rFonts w:cs="Arial"/>
-          <w:lang w:bidi="ar-EG"/>
-        </w:rPr>
-      </w:pPr>
-      <w:r>
-        <w:rPr>
-          <w:rtl w:val="true"/>
-          <w:lang w:bidi="ar-EG"/>
-        </w:rPr>
-        <w:t xml:space="preserve">📌 </w:t>
-      </w:r>
-      <w:r>
-        <w:rPr>
-          <w:rtl w:val="true"/>
-          <w:lang w:bidi="ar-EG"/>
-        </w:rPr>
-        <w:t>معلومات النظام</w:t>
-      </w:r>
-    </w:p>
-    <w:p>
-      <w:pPr>
-        <w:pStyle w:val="Normal"/>
-        <w:rPr>
-          <w:rFonts w:cs="Arial"/>
-          <w:lang w:bidi="ar-EG"/>
-        </w:rPr>
-      </w:pPr>
-      <w:r>
-        <w:rPr>
-          <w:rFonts w:cs="Arial"/>
-          <w:rtl w:val="true"/>
-          <w:lang w:bidi="ar-EG"/>
-        </w:rPr>
-      </w:r>
-    </w:p>
-    <w:p>
-      <w:pPr>
-        <w:pStyle w:val="Normal"/>
-        <w:rPr>
-          <w:rFonts w:cs="Arial"/>
-          <w:lang w:bidi="ar-EG"/>
-        </w:rPr>
-      </w:pPr>
-      <w:r>
-        <w:rPr>
-          <w:rtl w:val="true"/>
-          <w:lang w:bidi="ar-EG"/>
-        </w:rPr>
-        <w:t>إصدار برنامج السيارة</w:t>
-      </w:r>
-      <w:r>
-        <w:rPr>
-          <w:rFonts w:cs="Arial"/>
-          <w:rtl w:val="true"/>
-          <w:lang w:bidi="ar-EG"/>
-        </w:rPr>
-        <w:t>: {</w:t>
-      </w:r>
-      <w:r>
-        <w:rPr>
-          <w:rFonts w:cs="Arial"/>
-          <w:lang w:bidi="ar-EG"/>
-        </w:rPr>
-        <w:t>car_version</w:t>
-      </w:r>
-      <w:r>
-        <w:rPr>
-          <w:rFonts w:cs="Arial"/>
-          <w:rtl w:val="true"/>
-          <w:lang w:bidi="ar-EG"/>
-        </w:rPr>
-        <w:t>}</w:t>
-      </w:r>
-    </w:p>
-    <w:p>
-      <w:pPr>
-        <w:pStyle w:val="Normal"/>
-        <w:rPr>
-          <w:rFonts w:cs="Arial"/>
-          <w:lang w:bidi="ar-EG"/>
-        </w:rPr>
-      </w:pPr>
-      <w:r>
-        <w:rPr>
-          <w:rtl w:val="true"/>
-          <w:lang w:bidi="ar-EG"/>
-        </w:rPr>
-        <w:t>إصدار تطبيق التشخيص</w:t>
-      </w:r>
-      <w:r>
-        <w:rPr>
-          <w:rFonts w:cs="Arial"/>
-          <w:rtl w:val="true"/>
-          <w:lang w:bidi="ar-EG"/>
-        </w:rPr>
-        <w:t>: {</w:t>
-      </w:r>
-      <w:r>
-        <w:rPr>
-          <w:rFonts w:cs="Arial"/>
-          <w:lang w:bidi="ar-EG"/>
-        </w:rPr>
-        <w:t>app_version</w:t>
-      </w:r>
-      <w:r>
-        <w:rPr>
-          <w:rFonts w:cs="Arial"/>
-          <w:rtl w:val="true"/>
-          <w:lang w:bidi="ar-EG"/>
-        </w:rPr>
-        <w:t>}</w:t>
-      </w:r>
-    </w:p>
-    <w:p>
-      <w:pPr>
-        <w:pStyle w:val="Normal"/>
-        <w:rPr>
-          <w:rFonts w:cs="Arial"/>
-          <w:lang w:bidi="ar-EG"/>
-        </w:rPr>
-      </w:pPr>
-      <w:r>
-        <w:rPr>
-          <w:rtl w:val="true"/>
-          <w:lang w:bidi="ar-EG"/>
-        </w:rPr>
-        <w:t>وقت الفحص</w:t>
-      </w:r>
-      <w:r>
-        <w:rPr>
-          <w:rFonts w:cs="Arial"/>
-          <w:rtl w:val="true"/>
-          <w:lang w:bidi="ar-EG"/>
-        </w:rPr>
-        <w:t>: {</w:t>
-      </w:r>
-      <w:r>
-        <w:rPr>
-          <w:rFonts w:cs="Arial"/>
-          <w:lang w:bidi="ar-EG"/>
-        </w:rPr>
-        <w:t>test_time</w:t>
-      </w:r>
-      <w:r>
-        <w:rPr>
-          <w:rFonts w:cs="Arial"/>
-          <w:rtl w:val="true"/>
-          <w:lang w:bidi="ar-EG"/>
-        </w:rPr>
-        <w:t>}</w:t>
-      </w:r>
-    </w:p>
-    <w:p>
-      <w:pPr>
-        <w:pStyle w:val="Normal"/>
-        <w:rPr>
-          <w:rFonts w:cs="Arial"/>
-          <w:lang w:bidi="ar-EG"/>
-        </w:rPr>
-      </w:pPr>
-      <w:r>
-        <w:rPr>
-          <w:rtl w:val="true"/>
-          <w:lang w:bidi="ar-EG"/>
-        </w:rPr>
-        <w:t xml:space="preserve">الرقم التسلسلي </w:t>
-      </w:r>
-      <w:r>
-        <w:rPr>
-          <w:rFonts w:cs="Arial"/>
-          <w:rtl w:val="true"/>
-          <w:lang w:bidi="ar-EG"/>
-        </w:rPr>
-        <w:t>(</w:t>
-      </w:r>
-      <w:r>
-        <w:rPr>
-          <w:rFonts w:cs="Arial"/>
-          <w:lang w:bidi="ar-EG"/>
-        </w:rPr>
-        <w:t>SN</w:t>
-      </w:r>
-      <w:r>
-        <w:rPr>
-          <w:rFonts w:cs="Arial"/>
-          <w:rtl w:val="true"/>
-          <w:lang w:bidi="ar-EG"/>
-        </w:rPr>
-        <w:t>): {</w:t>
-      </w:r>
-      <w:r>
-        <w:rPr>
-          <w:rFonts w:cs="Arial"/>
-          <w:lang w:bidi="ar-EG"/>
-        </w:rPr>
-        <w:t>sn</w:t>
-      </w:r>
-      <w:r>
-        <w:rPr>
-          <w:rFonts w:cs="Arial"/>
-          <w:rtl w:val="true"/>
-          <w:lang w:bidi="ar-EG"/>
-        </w:rPr>
-        <w:t>}</w:t>
-      </w:r>
-    </w:p>
-    <w:p>
-      <w:pPr>
-        <w:pStyle w:val="Normal"/>
-        <w:rPr>
-          <w:rFonts w:cs="Arial"/>
-          <w:lang w:bidi="ar-EG"/>
-        </w:rPr>
-      </w:pPr>
-      <w:r>
-        <w:rPr>
-          <w:rFonts w:cs="Arial"/>
-          <w:rtl w:val="true"/>
-          <w:lang w:bidi="ar-EG"/>
-        </w:rPr>
-      </w:r>
-    </w:p>
-    <w:p>
-      <w:pPr>
-        <w:pStyle w:val="Normal"/>
-        <w:rPr>
-          <w:rFonts w:cs="Arial"/>
-          <w:lang w:bidi="ar-EG"/>
-        </w:rPr>
-      </w:pPr>
-      <w:r>
-        <w:rPr>
-          <w:rFonts w:cs="Arial"/>
-          <w:rtl w:val="true"/>
-          <w:lang w:bidi="ar-EG"/>
-        </w:rPr>
-        <w:t>------------------------------------------------------------</w:t>
-      </w:r>
-    </w:p>
-    <w:p>
-      <w:pPr>
-        <w:pStyle w:val="Normal"/>
-        <w:rPr>
-          <w:rFonts w:cs="Arial"/>
-          <w:lang w:bidi="ar-EG"/>
-        </w:rPr>
-      </w:pPr>
-      <w:r>
-        <w:rPr>
-          <w:rFonts w:cs="Arial"/>
-          <w:rtl w:val="true"/>
-          <w:lang w:bidi="ar-EG"/>
-        </w:rPr>
-      </w:r>
-    </w:p>
-    <w:p>
-      <w:pPr>
-        <w:pStyle w:val="Normal"/>
-        <w:rPr>
-          <w:rFonts w:cs="Arial"/>
-          <w:lang w:bidi="ar-EG"/>
-        </w:rPr>
-      </w:pPr>
-      <w:r>
-        <w:rPr>
-          <w:rFonts w:cs="Arial"/>
-          <w:rtl w:val="true"/>
-          <w:lang w:bidi="ar-EG"/>
-        </w:rPr>
-        <w:t>------------------------------------------------------------</w:t>
-      </w:r>
-    </w:p>
-    <w:p>
-      <w:pPr>
-        <w:pStyle w:val="Normal"/>
-        <w:rPr>
-          <w:rFonts w:cs="Arial"/>
-          <w:lang w:bidi="ar-EG"/>
-        </w:rPr>
-      </w:pPr>
-      <w:r>
-        <w:rPr>
-          <w:rtl w:val="true"/>
-          <w:lang w:bidi="ar-EG"/>
-        </w:rPr>
-        <w:t xml:space="preserve">⚠️ </w:t>
-      </w:r>
-      <w:r>
-        <w:rPr>
+          <w:rFonts w:ascii="Noto Kufi Arabic Extra Bold" w:hAnsi="Noto Kufi Arabic Extra Bold" w:cs="Noto Kufi Arabic Extra Bold"/>
+          <w:b/>
+          <w:b/>
+          <w:bCs/>
+          <w:highlight w:val="none"/>
+          <w:shd w:fill="B4C7DC" w:val="clear"/>
+        </w:rPr>
+      </w:pPr>
+      <w:r>
+        <w:rPr>
+          <w:rFonts w:ascii="Noto Kufi Arabic Extra Bold" w:hAnsi="Noto Kufi Arabic Extra Bold" w:cs="Noto Kufi Arabic Extra Bold"/>
+          <w:b/>
+          <w:bCs/>
+          <w:shd w:fill="B4C7DC" w:val="clear"/>
+          <w:rtl w:val="true"/>
+          <w:lang w:bidi="ar-EG"/>
+        </w:rPr>
+        <w:t xml:space="preserve">⚠️  </w:t>
+      </w:r>
+      <w:r>
+        <w:rPr>
+          <w:rFonts w:ascii="Noto Kufi Arabic Extra Bold" w:hAnsi="Noto Kufi Arabic Extra Bold" w:cs="Noto Kufi Arabic Extra Bold"/>
+          <w:b/>
+          <w:b/>
+          <w:bCs/>
+          <w:shd w:fill="B4C7DC" w:val="clear"/>
           <w:rtl w:val="true"/>
           <w:lang w:bidi="ar-EG"/>
         </w:rPr>
@@ -1038,10 +1099,80 @@
       </w:r>
       <w:r>
         <w:rPr>
-          <w:rFonts w:cs="Arial"/>
+          <w:rFonts w:cs="Noto Kufi Arabic Extra Bold" w:ascii="Noto Kufi Arabic Extra Bold" w:hAnsi="Noto Kufi Arabic Extra Bold"/>
+          <w:b/>
+          <w:bCs/>
+          <w:shd w:fill="B4C7DC" w:val="clear"/>
           <w:lang w:bidi="ar-EG"/>
         </w:rPr>
         <w:t>DTC</w:t>
+      </w:r>
+      <w:r>
+        <w:rPr>
+          <w:rFonts w:cs="Noto Kufi Arabic Extra Bold" w:ascii="Noto Kufi Arabic Extra Bold" w:hAnsi="Noto Kufi Arabic Extra Bold"/>
+          <w:b/>
+          <w:bCs/>
+          <w:shd w:fill="B4C7DC" w:val="clear"/>
+          <w:rtl w:val="true"/>
+          <w:lang w:bidi="ar-EG"/>
+        </w:rPr>
+        <w:drawing>
+          <wp:anchor behindDoc="1" distT="0" distB="0" distL="0" distR="0" simplePos="0" locked="0" layoutInCell="0" allowOverlap="1" relativeHeight="6">
+            <wp:simplePos x="0" y="0"/>
+            <wp:positionH relativeFrom="column">
+              <wp:posOffset>1028065</wp:posOffset>
+            </wp:positionH>
+            <wp:positionV relativeFrom="paragraph">
+              <wp:posOffset>5080</wp:posOffset>
+            </wp:positionV>
+            <wp:extent cx="317500" cy="245745"/>
+            <wp:effectExtent l="0" t="0" r="0" b="0"/>
+            <wp:wrapNone/>
+            <wp:docPr id="1" name="صورة1" descr=""/>
+            <wp:cNvGraphicFramePr>
+              <a:graphicFrameLocks xmlns:a="http://schemas.openxmlformats.org/drawingml/2006/main" noChangeAspect="1"/>
+            </wp:cNvGraphicFramePr>
+            <a:graphic xmlns:a="http://schemas.openxmlformats.org/drawingml/2006/main">
+              <a:graphicData uri="http://schemas.openxmlformats.org/drawingml/2006/picture">
+                <pic:pic xmlns:pic="http://schemas.openxmlformats.org/drawingml/2006/picture">
+                  <pic:nvPicPr>
+                    <pic:cNvPr id="1" name="صورة1" descr=""/>
+                    <pic:cNvPicPr>
+                      <a:picLocks noChangeAspect="1" noChangeArrowheads="1"/>
+                    </pic:cNvPicPr>
+                  </pic:nvPicPr>
+                  <pic:blipFill>
+                    <a:blip r:embed="rId2"/>
+                    <a:srcRect l="4355" t="0" r="0" b="8794"/>
+                    <a:stretch>
+                      <a:fillRect/>
+                    </a:stretch>
+                  </pic:blipFill>
+                  <pic:spPr bwMode="auto">
+                    <a:xfrm>
+                      <a:off x="0" y="0"/>
+                      <a:ext cx="317500" cy="245745"/>
+                    </a:xfrm>
+                    <a:prstGeom prst="rect">
+                      <a:avLst/>
+                    </a:prstGeom>
+                  </pic:spPr>
+                </pic:pic>
+              </a:graphicData>
+            </a:graphic>
+          </wp:anchor>
+        </w:drawing>
+      </w:r>
+      <w:r>
+        <w:rPr>
+          <w:rFonts w:cs="Noto Kufi Arabic Extra Bold" w:ascii="Noto Kufi Arabic Extra Bold" w:hAnsi="Noto Kufi Arabic Extra Bold"/>
+          <w:b/>
+          <w:bCs/>
+          <w:shd w:fill="B4C7DC" w:val="clear"/>
+          <w:rtl w:val="true"/>
+          <w:lang w:bidi="ar-EG"/>
+        </w:rPr>
+        <w:t xml:space="preserve"> </w:t>
       </w:r>
     </w:p>
     <w:tbl>
@@ -1073,16 +1204,32 @@
               <w:left w:val="single" w:sz="4" w:space="0" w:color="000000"/>
               <w:bottom w:val="single" w:sz="4" w:space="0" w:color="000000"/>
             </w:tcBorders>
+            <w:shd w:fill="DEE6EF" w:val="clear"/>
           </w:tcPr>
           <w:p>
             <w:pPr>
-              <w:pStyle w:val="Style23"/>
+              <w:pStyle w:val="Style24"/>
+              <w:widowControl w:val="false"/>
               <w:spacing w:before="0" w:after="160"/>
               <w:jc w:val="center"/>
-              <w:rPr/>
+              <w:rPr>
+                <w:rFonts w:cs="KacstOne"/>
+                <w:b/>
+                <w:b/>
+                <w:bCs/>
+                <w:sz w:val="21"/>
+                <w:szCs w:val="21"/>
+              </w:rPr>
             </w:pPr>
             <w:r>
               <w:rPr>
+                <w:rFonts w:cs="KacstOne"/>
+                <w:b/>
+                <w:b/>
+                <w:bCs/>
+                <w:sz w:val="21"/>
+                <w:sz w:val="21"/>
+                <w:szCs w:val="21"/>
                 <w:rtl w:val="true"/>
               </w:rPr>
               <w:t>العنوان</w:t>
@@ -1097,16 +1244,32 @@
               <w:left w:val="single" w:sz="4" w:space="0" w:color="000000"/>
               <w:bottom w:val="single" w:sz="4" w:space="0" w:color="000000"/>
             </w:tcBorders>
+            <w:shd w:fill="DEE6EF" w:val="clear"/>
           </w:tcPr>
           <w:p>
             <w:pPr>
-              <w:pStyle w:val="Style23"/>
+              <w:pStyle w:val="Style24"/>
+              <w:widowControl w:val="false"/>
               <w:spacing w:before="0" w:after="160"/>
               <w:jc w:val="center"/>
-              <w:rPr/>
+              <w:rPr>
+                <w:rFonts w:cs="KacstOne"/>
+                <w:b/>
+                <w:b/>
+                <w:bCs/>
+                <w:sz w:val="21"/>
+                <w:szCs w:val="21"/>
+              </w:rPr>
             </w:pPr>
             <w:r>
               <w:rPr>
+                <w:rFonts w:cs="KacstOne"/>
+                <w:b/>
+                <w:b/>
+                <w:bCs/>
+                <w:sz w:val="21"/>
+                <w:sz w:val="21"/>
+                <w:szCs w:val="21"/>
                 <w:rtl w:val="true"/>
               </w:rPr>
               <w:t>كود الخطأ</w:t>
@@ -1122,16 +1285,32 @@
               <w:bottom w:val="single" w:sz="4" w:space="0" w:color="000000"/>
               <w:right w:val="single" w:sz="4" w:space="0" w:color="000000"/>
             </w:tcBorders>
+            <w:shd w:fill="DEE6EF" w:val="clear"/>
           </w:tcPr>
           <w:p>
             <w:pPr>
-              <w:pStyle w:val="Style23"/>
+              <w:pStyle w:val="Style24"/>
+              <w:widowControl w:val="false"/>
               <w:spacing w:before="0" w:after="160"/>
               <w:jc w:val="center"/>
-              <w:rPr/>
+              <w:rPr>
+                <w:rFonts w:cs="KacstOne"/>
+                <w:b/>
+                <w:b/>
+                <w:bCs/>
+                <w:sz w:val="21"/>
+                <w:szCs w:val="21"/>
+              </w:rPr>
             </w:pPr>
             <w:r>
               <w:rPr>
+                <w:rFonts w:cs="KacstOne"/>
+                <w:b/>
+                <w:b/>
+                <w:bCs/>
+                <w:sz w:val="21"/>
+                <w:sz w:val="21"/>
+                <w:szCs w:val="21"/>
                 <w:rtl w:val="true"/>
               </w:rPr>
               <w:t>الوصف</w:t>
@@ -1158,29 +1337,14 @@
       <w:pPr>
         <w:pStyle w:val="Normal"/>
         <w:rPr>
-          <w:rFonts w:cs="Arial"/>
-          <w:lang w:bidi="ar-EG"/>
-        </w:rPr>
-      </w:pPr>
-      <w:r>
-        <w:rPr>
-          <w:rFonts w:cs="Arial"/>
-          <w:rtl w:val="true"/>
-          <w:lang w:bidi="ar-EG"/>
-        </w:rPr>
-        <w:t>------------------------------------------------------------</w:t>
-      </w:r>
-    </w:p>
-    <w:p>
-      <w:pPr>
-        <w:pStyle w:val="Normal"/>
-        <w:rPr>
-          <w:rFonts w:cs="Arial"/>
-          <w:lang w:bidi="ar-EG"/>
-        </w:rPr>
-      </w:pPr>
-      <w:r>
-        <w:rPr>
+          <w:rFonts w:cs="Noto Kufi Arabic Extra Bold"/>
+        </w:rPr>
+      </w:pPr>
+      <w:r>
+        <w:rPr>
+          <w:rFonts w:cs="Noto Kufi Arabic Extra Bold"/>
+          <w:b/>
+          <w:bCs/>
           <w:rtl w:val="true"/>
           <w:lang w:bidi="ar-EG"/>
         </w:rPr>
@@ -1188,26 +1352,14 @@
       </w:r>
       <w:r>
         <w:rPr>
+          <w:rFonts w:cs="Noto Kufi Arabic Extra Bold"/>
+          <w:b/>
+          <w:b/>
+          <w:bCs/>
           <w:rtl w:val="true"/>
           <w:lang w:bidi="ar-EG"/>
         </w:rPr>
         <w:t>الأنظمة التي تعمل بشكل طبيعي</w:t>
-      </w:r>
-    </w:p>
-    <w:p>
-      <w:pPr>
-        <w:pStyle w:val="Normal"/>
-        <w:rPr>
-          <w:rFonts w:cs="Arial"/>
-          <w:lang w:bidi="ar-EG"/>
-        </w:rPr>
-      </w:pPr>
-      <w:r>
-        <w:rPr>
-          <w:rFonts w:cs="Arial"/>
-          <w:rtl w:val="true"/>
-          <w:lang w:bidi="ar-EG"/>
-        </w:rPr>
       </w:r>
     </w:p>
     <w:tbl>
@@ -1238,17 +1390,32 @@
               <w:left w:val="single" w:sz="4" w:space="0" w:color="000000"/>
               <w:bottom w:val="single" w:sz="4" w:space="0" w:color="000000"/>
             </w:tcBorders>
+            <w:shd w:fill="DEE6EF" w:val="clear"/>
           </w:tcPr>
           <w:p>
             <w:pPr>
-              <w:pStyle w:val="Style23"/>
+              <w:pStyle w:val="Style24"/>
               <w:widowControl w:val="false"/>
               <w:spacing w:before="0" w:after="160"/>
               <w:jc w:val="center"/>
-              <w:rPr/>
+              <w:rPr>
+                <w:rFonts w:cs="KacstOne"/>
+                <w:b/>
+                <w:b/>
+                <w:bCs/>
+                <w:sz w:val="21"/>
+                <w:szCs w:val="21"/>
+              </w:rPr>
             </w:pPr>
             <w:r>
               <w:rPr>
+                <w:rFonts w:cs="KacstOne"/>
+                <w:b/>
+                <w:b/>
+                <w:bCs/>
+                <w:sz w:val="21"/>
+                <w:sz w:val="21"/>
+                <w:szCs w:val="21"/>
                 <w:rtl w:val="true"/>
               </w:rPr>
               <w:t>اسم النظام</w:t>
@@ -1267,7 +1434,7 @@
           </w:tcPr>
           <w:p>
             <w:pPr>
-              <w:pStyle w:val="Style23"/>
+              <w:pStyle w:val="Style24"/>
               <w:widowControl w:val="false"/>
               <w:spacing w:before="0" w:after="160"/>
               <w:jc w:val="center"/>
@@ -1277,7 +1444,6 @@
               <w:rPr>
                 <w:rtl w:val="true"/>
               </w:rPr>
-              <w:t>✔</w:t>
             </w:r>
           </w:p>
         </w:tc>
@@ -1293,9 +1459,7 @@
       </w:pPr>
       <w:r>
         <w:rPr>
-          <w:rFonts w:cs="Arial"/>
-          <w:rtl w:val="true"/>
-          <w:lang w:bidi="ar-EG"/>
+          <w:rtl w:val="true"/>
         </w:rPr>
       </w:r>
     </w:p>
@@ -1303,88 +1467,279 @@
       <w:pPr>
         <w:pStyle w:val="Normal"/>
         <w:rPr>
-          <w:rFonts w:cs="Arial"/>
-          <w:lang w:bidi="ar-EG"/>
-        </w:rPr>
-      </w:pPr>
-      <w:r>
-        <w:rPr>
-          <w:rFonts w:cs="Arial"/>
-          <w:rtl w:val="true"/>
-          <w:lang w:bidi="ar-EG"/>
-        </w:rPr>
+          <w:rFonts w:cs="KacstPoster"/>
+          <w:b/>
+          <w:b/>
+          <w:bCs/>
+          <w:color w:val="8D281E"/>
+        </w:rPr>
+      </w:pPr>
+      <w:r>
+        <w:rPr>
+          <w:rFonts w:cs="KacstPoster"/>
+          <w:b/>
+          <w:b/>
+          <w:bCs/>
+          <w:color w:val="8D281E"/>
+          <w:rtl w:val="true"/>
+          <w:lang w:bidi="ar-EG"/>
+        </w:rPr>
+        <w:t>شروط الفحص</w:t>
       </w:r>
     </w:p>
     <w:p>
       <w:pPr>
         <w:pStyle w:val="Normal"/>
-        <w:rPr>
-          <w:rFonts w:cs="Arial"/>
-          <w:lang w:bidi="ar-EG"/>
-        </w:rPr>
-      </w:pPr>
-      <w:r>
-        <w:rPr>
-          <w:rFonts w:cs="Arial"/>
-          <w:rtl w:val="true"/>
-          <w:lang w:bidi="ar-EG"/>
-        </w:rPr>
-        <w:t>------------------------------------------------------------</w:t>
+        <w:numPr>
+          <w:ilvl w:val="0"/>
+          <w:numId w:val="1"/>
+        </w:numPr>
+        <w:rPr>
+          <w:rFonts w:cs="Amiri"/>
+          <w:sz w:val="21"/>
+          <w:szCs w:val="21"/>
+        </w:rPr>
+      </w:pPr>
+      <w:r>
+        <w:rPr>
+          <w:rFonts w:cs="Amiri"/>
+          <w:sz w:val="21"/>
+          <w:sz w:val="21"/>
+          <w:szCs w:val="21"/>
+          <w:rtl w:val="true"/>
+          <w:lang w:bidi="ar-EG"/>
+        </w:rPr>
+        <w:t>يعتبر هذا التقرير بمثابة تقييم لحالة السيارة في وقت الفحص فقط، ولا يضمن خلوها من أي أعطال مستقبلية</w:t>
       </w:r>
     </w:p>
     <w:p>
       <w:pPr>
         <w:pStyle w:val="Normal"/>
-        <w:rPr>
-          <w:rFonts w:cs="Arial"/>
-          <w:lang w:bidi="ar-EG"/>
-        </w:rPr>
-      </w:pPr>
-      <w:r>
-        <w:rPr>
-          <w:rtl w:val="true"/>
-          <w:lang w:bidi="ar-EG"/>
-        </w:rPr>
-        <w:t>ملاحظات</w:t>
-      </w:r>
-      <w:r>
-        <w:rPr>
-          <w:rFonts w:cs="Arial"/>
-          <w:rtl w:val="true"/>
-          <w:lang w:bidi="ar-EG"/>
-        </w:rPr>
-        <w:t>:</w:t>
+        <w:numPr>
+          <w:ilvl w:val="0"/>
+          <w:numId w:val="1"/>
+        </w:numPr>
+        <w:rPr>
+          <w:rFonts w:cs="Amiri"/>
+          <w:sz w:val="21"/>
+          <w:szCs w:val="21"/>
+        </w:rPr>
+      </w:pPr>
+      <w:r>
+        <w:rPr>
+          <w:rFonts w:cs="Amiri"/>
+          <w:sz w:val="21"/>
+          <w:sz w:val="21"/>
+          <w:szCs w:val="21"/>
+          <w:rtl w:val="true"/>
+          <w:lang w:bidi="ar-EG"/>
+        </w:rPr>
+        <w:t>على العميل تجربة السيارة لمسافة طويلة قبل الشراء حتى يتبين له سلامة الجير ومشاكل الحرارة والأعطال التي لا تظهر والسيارة باردة وإبلاغ الفني عنها أثناء الفحص</w:t>
+      </w:r>
+      <w:r>
+        <w:rPr>
+          <w:rFonts w:cs="Amiri"/>
+          <w:sz w:val="21"/>
+          <w:szCs w:val="21"/>
+          <w:rtl w:val="true"/>
+          <w:lang w:bidi="ar-EG"/>
+        </w:rPr>
+        <w:t xml:space="preserve">. </w:t>
+      </w:r>
+      <w:r>
+        <w:rPr>
+          <w:rFonts w:cs="Amiri"/>
+          <w:sz w:val="21"/>
+          <w:sz w:val="21"/>
+          <w:szCs w:val="21"/>
+          <w:rtl w:val="true"/>
+          <w:lang w:bidi="ar-EG"/>
+        </w:rPr>
+        <w:t>فحص رقم الشاصي والمحرك واللوحات المعدنية ومطابقتها بأوراق السيارة هو مسؤولية إدارة المرور، ولا يتحمل المركز مسؤولية ذلك</w:t>
+      </w:r>
+      <w:r>
+        <w:rPr>
+          <w:rFonts w:cs="Amiri"/>
+          <w:sz w:val="21"/>
+          <w:szCs w:val="21"/>
+          <w:rtl w:val="true"/>
+          <w:lang w:bidi="ar-EG"/>
+        </w:rPr>
+        <w:t>.</w:t>
       </w:r>
     </w:p>
     <w:p>
       <w:pPr>
         <w:pStyle w:val="Normal"/>
+        <w:numPr>
+          <w:ilvl w:val="0"/>
+          <w:numId w:val="1"/>
+        </w:numPr>
+        <w:rPr>
+          <w:rFonts w:cs="Amiri"/>
+          <w:sz w:val="21"/>
+          <w:szCs w:val="21"/>
+        </w:rPr>
+      </w:pPr>
+      <w:r>
+        <w:rPr>
+          <w:rFonts w:cs="Amiri"/>
+          <w:sz w:val="21"/>
+          <w:sz w:val="21"/>
+          <w:szCs w:val="21"/>
+          <w:rtl w:val="true"/>
+          <w:lang w:bidi="ar-EG"/>
+        </w:rPr>
+        <w:t>يلتزم المركز ببذل أقصى جهد ممكن لفحص جميع الأجزاء بشكل دقيق، وقد يتعذر فحص بعض الأجزاء بشكل كامل بسبب طبيعة تصميم السيارة أو وجود عوائق أخرى</w:t>
+      </w:r>
+      <w:r>
+        <w:rPr>
+          <w:rFonts w:cs="Amiri"/>
+          <w:sz w:val="21"/>
+          <w:szCs w:val="21"/>
+          <w:rtl w:val="true"/>
+          <w:lang w:bidi="ar-EG"/>
+        </w:rPr>
+        <w:t xml:space="preserve">. </w:t>
+      </w:r>
+    </w:p>
+    <w:p>
+      <w:pPr>
+        <w:pStyle w:val="Normal"/>
+        <w:numPr>
+          <w:ilvl w:val="0"/>
+          <w:numId w:val="1"/>
+        </w:numPr>
         <w:spacing w:before="0" w:after="160"/>
         <w:rPr>
-          <w:rFonts w:cs="Arial"/>
-          <w:lang w:bidi="ar-EG"/>
-        </w:rPr>
-      </w:pPr>
-      <w:r>
-        <w:rPr>
-          <w:rtl w:val="true"/>
-          <w:lang w:bidi="ar-EG"/>
-        </w:rPr>
-        <w:t>هذا التقرير تم إنشاؤه تلقائياً من نظام الفحص</w:t>
-      </w:r>
-      <w:r>
-        <w:rPr>
-          <w:rFonts w:cs="Arial"/>
-          <w:rtl w:val="true"/>
-          <w:lang w:bidi="ar-EG"/>
-        </w:rPr>
-        <w:t>.</w:t>
+          <w:rFonts w:cs="Amiri"/>
+          <w:sz w:val="21"/>
+          <w:szCs w:val="21"/>
+        </w:rPr>
+      </w:pPr>
+      <w:r>
+        <w:rPr>
+          <w:rFonts w:cs="Amiri"/>
+          <w:sz w:val="21"/>
+          <w:sz w:val="21"/>
+          <w:szCs w:val="21"/>
+          <w:rtl w:val="true"/>
+          <w:lang w:bidi="ar-EG"/>
+        </w:rPr>
+        <w:t xml:space="preserve">في حالة وجود أي </w:t>
+      </w:r>
+      <w:r>
+        <w:rPr>
+          <w:rFonts w:cs="Amiri"/>
+          <w:color w:val="8D281E"/>
+          <w:sz w:val="21"/>
+          <w:sz w:val="21"/>
+          <w:szCs w:val="21"/>
+          <w:rtl w:val="true"/>
+          <w:lang w:bidi="ar-EG"/>
+        </w:rPr>
+        <w:t>استفسارات</w:t>
+      </w:r>
+      <w:r>
+        <w:rPr>
+          <w:rFonts w:cs="Amiri"/>
+          <w:sz w:val="21"/>
+          <w:sz w:val="21"/>
+          <w:szCs w:val="21"/>
+          <w:rtl w:val="true"/>
+          <w:lang w:bidi="ar-EG"/>
+        </w:rPr>
+        <w:t xml:space="preserve"> او </w:t>
+      </w:r>
+      <w:r>
+        <w:rPr>
+          <w:rFonts w:cs="Amiri"/>
+          <w:color w:val="8D281E"/>
+          <w:sz w:val="21"/>
+          <w:sz w:val="21"/>
+          <w:szCs w:val="21"/>
+          <w:rtl w:val="true"/>
+          <w:lang w:bidi="ar-EG"/>
+        </w:rPr>
+        <w:t>شكاوي</w:t>
+      </w:r>
+      <w:r>
+        <w:rPr>
+          <w:rFonts w:cs="Amiri"/>
+          <w:sz w:val="21"/>
+          <w:sz w:val="21"/>
+          <w:szCs w:val="21"/>
+          <w:rtl w:val="true"/>
+          <w:lang w:bidi="ar-EG"/>
+        </w:rPr>
+        <w:t xml:space="preserve"> يمكن للعميل التواصل مع المركز عبر </w:t>
+      </w:r>
+      <w:r>
+        <w:rPr>
+          <w:rFonts w:cs="Amiri"/>
+          <w:sz w:val="21"/>
+          <w:sz w:val="21"/>
+          <w:szCs w:val="21"/>
+          <w:rtl w:val="true"/>
+          <w:lang w:bidi="ar-EG"/>
+        </w:rPr>
+        <w:t xml:space="preserve">الرقم التالي </w:t>
+      </w:r>
+      <w:r>
+        <w:rPr>
+          <w:rFonts w:cs="Amiri"/>
+          <w:sz w:val="21"/>
+          <w:sz w:val="21"/>
+          <w:szCs w:val="21"/>
+          <w:rtl w:val="true"/>
+          <w:lang w:bidi="ar-EG"/>
+        </w:rPr>
+        <w:t xml:space="preserve"> </w:t>
+      </w:r>
+      <w:r>
+        <w:rPr>
+          <w:rFonts w:cs="Amiri"/>
+          <w:sz w:val="21"/>
+          <w:szCs w:val="21"/>
+          <w:rtl w:val="true"/>
+          <w:lang w:bidi="ar-EG"/>
+        </w:rPr>
+        <w:t>{</w:t>
+      </w:r>
+      <w:r>
+        <w:rPr>
+          <w:rFonts w:cs="Amiri"/>
+          <w:sz w:val="21"/>
+          <w:sz w:val="21"/>
+          <w:szCs w:val="21"/>
+          <w:lang w:bidi="ar-EG"/>
+        </w:rPr>
+        <w:t>٧٧٧٤٠٤٥١</w:t>
+      </w:r>
+      <w:r>
+        <w:rPr>
+          <w:rFonts w:cs="Amiri"/>
+          <w:sz w:val="21"/>
+          <w:szCs w:val="21"/>
+          <w:lang w:bidi="ar-EG"/>
+        </w:rPr>
+        <w:t>3</w:t>
+      </w:r>
+      <w:r>
+        <w:rPr>
+          <w:rFonts w:cs="Amiri"/>
+          <w:sz w:val="21"/>
+          <w:szCs w:val="21"/>
+          <w:rtl w:val="true"/>
+          <w:lang w:bidi="ar-EG"/>
+        </w:rPr>
+        <w:t>}</w:t>
       </w:r>
     </w:p>
     <w:sectPr>
-      <w:headerReference w:type="even" r:id="rId2"/>
-      <w:headerReference w:type="default" r:id="rId3"/>
-      <w:headerReference w:type="first" r:id="rId4"/>
+      <w:headerReference w:type="even" r:id="rId3"/>
+      <w:headerReference w:type="default" r:id="rId4"/>
+      <w:headerReference w:type="first" r:id="rId5"/>
       <w:type w:val="nextPage"/>
       <w:pgSz w:w="11906" w:h="16838"/>
       <w:pgMar w:left="1800" w:right="1800" w:gutter="0" w:header="708" w:top="1440" w:footer="0" w:bottom="1440"/>
@@ -1410,7 +1765,7 @@
 <w:hdr xmlns:o="urn:schemas-microsoft-com:office:office" xmlns:r="http://schemas.openxmlformats.org/officeDocument/2006/relationships" xmlns:v="urn:schemas-microsoft-com:vml" xmlns:w="http://schemas.openxmlformats.org/wordprocessingml/2006/main" xmlns:w10="urn:schemas-microsoft-com:office:word" xmlns:wp="http://schemas.openxmlformats.org/drawingml/2006/wordprocessingDrawing" xmlns:wps="http://schemas.microsoft.com/office/word/2010/wordprocessingShape" xmlns:wpg="http://schemas.microsoft.com/office/word/2010/wordprocessingGroup" xmlns:mc="http://schemas.openxmlformats.org/markup-compatibility/2006" xmlns:wp14="http://schemas.microsoft.com/office/word/2010/wordprocessingDrawing" xmlns:w14="http://schemas.microsoft.com/office/word/2010/wordml" xmlns:w15="http://schemas.microsoft.com/office/word/2012/wordml" mc:Ignorable="w14 wp14 w15">
   <w:p>
     <w:pPr>
-      <w:pStyle w:val="Style20"/>
+      <w:pStyle w:val="Style21"/>
       <w:rPr/>
     </w:pPr>
     <w:r>
@@ -1429,7 +1784,7 @@
           <wp:extent cx="5417820" cy="3728085"/>
           <wp:effectExtent l="0" t="0" r="0" b="0"/>
           <wp:wrapNone/>
-          <wp:docPr id="1" name="WordPictureWatermark19416188" descr=""/>
+          <wp:docPr id="2" name="WordPictureWatermark19416188" descr=""/>
           <wp:cNvGraphicFramePr>
             <a:graphicFrameLocks xmlns:a="http://schemas.openxmlformats.org/drawingml/2006/main" noChangeAspect="1"/>
           </wp:cNvGraphicFramePr>
@@ -1437,7 +1792,7 @@
             <a:graphicData uri="http://schemas.openxmlformats.org/drawingml/2006/picture">
               <pic:pic xmlns:pic="http://schemas.openxmlformats.org/drawingml/2006/picture">
                 <pic:nvPicPr>
-                  <pic:cNvPr id="1" name="WordPictureWatermark19416188" descr=""/>
+                  <pic:cNvPr id="2" name="WordPictureWatermark19416188" descr=""/>
                   <pic:cNvPicPr>
                     <a:picLocks noChangeAspect="1" noChangeArrowheads="1"/>
                   </pic:cNvPicPr>
@@ -1473,7 +1828,7 @@
 <w:hdr xmlns:o="urn:schemas-microsoft-com:office:office" xmlns:r="http://schemas.openxmlformats.org/officeDocument/2006/relationships" xmlns:v="urn:schemas-microsoft-com:vml" xmlns:w="http://schemas.openxmlformats.org/wordprocessingml/2006/main" xmlns:w10="urn:schemas-microsoft-com:office:word" xmlns:wp="http://schemas.openxmlformats.org/drawingml/2006/wordprocessingDrawing" xmlns:wps="http://schemas.microsoft.com/office/word/2010/wordprocessingShape" xmlns:wpg="http://schemas.microsoft.com/office/word/2010/wordprocessingGroup" xmlns:mc="http://schemas.openxmlformats.org/markup-compatibility/2006" xmlns:wp14="http://schemas.microsoft.com/office/word/2010/wordprocessingDrawing" xmlns:w14="http://schemas.microsoft.com/office/word/2010/wordml" xmlns:w15="http://schemas.microsoft.com/office/word/2012/wordml" mc:Ignorable="w14 wp14 w15">
   <w:p>
     <w:pPr>
-      <w:pStyle w:val="Style20"/>
+      <w:pStyle w:val="Style21"/>
       <w:rPr/>
     </w:pPr>
     <w:r>
@@ -1524,7 +1879,7 @@
         </w:tcPr>
         <w:p>
           <w:pPr>
-            <w:pStyle w:val="Style20"/>
+            <w:pStyle w:val="Style21"/>
             <w:widowControl w:val="false"/>
             <w:suppressAutoHyphens w:val="true"/>
             <w:spacing w:before="0" w:after="0"/>
@@ -1550,7 +1905,7 @@
         </w:p>
         <w:p>
           <w:pPr>
-            <w:pStyle w:val="Style20"/>
+            <w:pStyle w:val="Style21"/>
             <w:widowControl w:val="false"/>
             <w:suppressAutoHyphens w:val="true"/>
             <w:spacing w:before="0" w:after="0"/>
@@ -1569,9 +1924,9 @@
             </w:rPr>
             <w:drawing>
               <wp:inline distT="0" distB="0" distL="0" distR="0">
-                <wp:extent cx="1274445" cy="1010285"/>
+                <wp:extent cx="1362075" cy="1095375"/>
                 <wp:effectExtent l="0" t="0" r="0" b="0"/>
-                <wp:docPr id="2" name="صورة 4" descr=""/>
+                <wp:docPr id="3" name="صورة 4" descr=""/>
                 <wp:cNvGraphicFramePr>
                   <a:graphicFrameLocks xmlns:a="http://schemas.openxmlformats.org/drawingml/2006/main" noChangeAspect="1"/>
                 </wp:cNvGraphicFramePr>
@@ -1579,7 +1934,7 @@
                   <a:graphicData uri="http://schemas.openxmlformats.org/drawingml/2006/picture">
                     <pic:pic xmlns:pic="http://schemas.openxmlformats.org/drawingml/2006/picture">
                       <pic:nvPicPr>
-                        <pic:cNvPr id="2" name="صورة 4" descr=""/>
+                        <pic:cNvPr id="3" name="صورة 4" descr=""/>
                         <pic:cNvPicPr>
                           <a:picLocks noChangeAspect="1" noChangeArrowheads="1"/>
                         </pic:cNvPicPr>
@@ -1594,7 +1949,7 @@
                       <pic:spPr bwMode="auto">
                         <a:xfrm>
                           <a:off x="0" y="0"/>
-                          <a:ext cx="1274445" cy="1010285"/>
+                          <a:ext cx="1362075" cy="1095375"/>
                         </a:xfrm>
                         <a:prstGeom prst="rect">
                           <a:avLst/>
@@ -1605,99 +1960,6 @@
                 </a:graphic>
               </wp:inline>
             </w:drawing>
-          </w:r>
-        </w:p>
-        <w:p>
-          <w:pPr>
-            <w:pStyle w:val="Style20"/>
-            <w:widowControl w:val="false"/>
-            <w:suppressAutoHyphens w:val="true"/>
-            <w:spacing w:before="0" w:after="0"/>
-            <w:jc w:val="center"/>
-            <w:rPr>
-              <w:rFonts w:eastAsia="Calibri" w:cs="Arial"/>
-              <w:kern w:val="0"/>
-              <w:lang w:val="en-US" w:eastAsia="en-US" w:bidi="ar-SA"/>
-            </w:rPr>
-          </w:pPr>
-          <w:r>
-            <w:rPr>
-              <w:rFonts w:ascii="Algerian" w:hAnsi="Algerian" w:eastAsia="Calibri"/>
-              <w:b/>
-              <w:b/>
-              <w:bCs/>
-              <w:color w:val="E7E6E6" w:themeColor="background2"/>
-              <w:spacing w:val="10"/>
-              <w:kern w:val="0"/>
-              <w:sz w:val="22"/>
-              <w:sz w:val="22"/>
-              <w:szCs w:val="22"/>
-              <w:shd w:fill="C00000" w:val="clear"/>
-              <w:rtl w:val="true"/>
-              <w:lang w:val="en-US" w:eastAsia="en-US" w:bidi="ar-SA"/>
-              <w14:shadow w14:blurRad="63500" w14:dist="50800" w14:dir="13500000" w14:sx="0" w14:sy="0" w14:kx="0" w14:ky="0" w14:algn="none">
-                <w14:srgbClr w14:val="000000">
-                  <w14:alpha w14:val="50000"/>
-                </w14:srgbClr>
-              </w14:shadow>
-              <w14:textOutline w14:w="0" w14:cap="flat" w14:cmpd="sng" w14:algn="ctr">
-                <w14:noFill/>
-                <w14:prstDash w14:val="solid"/>
-                <w14:round/>
-              </w14:textOutline>
-            </w:rPr>
-            <w:t>رقم التقرير</w:t>
-          </w:r>
-          <w:r>
-            <w:rPr>
-              <w:rFonts w:eastAsia="Calibri" w:cs="Arial" w:ascii="Algerian" w:hAnsi="Algerian"/>
-              <w:b/>
-              <w:bCs/>
-              <w:color w:val="E7E6E6" w:themeColor="background2"/>
-              <w:spacing w:val="10"/>
-              <w:kern w:val="0"/>
-              <w:sz w:val="22"/>
-              <w:szCs w:val="22"/>
-              <w:shd w:fill="C00000" w:val="clear"/>
-              <w:rtl w:val="true"/>
-              <w:lang w:val="en-US" w:eastAsia="en-US" w:bidi="ar-SA"/>
-              <w14:shadow w14:blurRad="63500" w14:dist="50800" w14:dir="13500000" w14:sx="0" w14:sy="0" w14:kx="0" w14:ky="0" w14:algn="none">
-                <w14:srgbClr w14:val="000000">
-                  <w14:alpha w14:val="50000"/>
-                </w14:srgbClr>
-              </w14:shadow>
-              <w14:textOutline w14:w="0" w14:cap="flat" w14:cmpd="sng" w14:algn="ctr">
-                <w14:noFill/>
-                <w14:prstDash w14:val="solid"/>
-                <w14:round/>
-              </w14:textOutline>
-            </w:rPr>
-            <w:t xml:space="preserve">: </w:t>
-          </w:r>
-          <w:r>
-            <w:rPr>
-              <w:rFonts w:eastAsia="Calibri" w:cs="Arial" w:ascii="Algerian" w:hAnsi="Algerian"/>
-              <w:b/>
-              <w:bCs/>
-              <w:color w:val="E7E6E6" w:themeColor="background2"/>
-              <w:spacing w:val="10"/>
-              <w:kern w:val="0"/>
-              <w:sz w:val="20"/>
-              <w:szCs w:val="20"/>
-              <w:shd w:fill="C00000" w:val="clear"/>
-              <w:lang w:val="en-US" w:eastAsia="en-US" w:bidi="ar-SA"/>
-              <w14:shadow w14:blurRad="63500" w14:dist="50800" w14:dir="13500000" w14:sx="0" w14:sy="0" w14:kx="0" w14:ky="0" w14:algn="none">
-                <w14:srgbClr w14:val="000000">
-                  <w14:alpha w14:val="50000"/>
-                </w14:srgbClr>
-              </w14:shadow>
-              <w14:textOutline w14:w="0" w14:cap="flat" w14:cmpd="sng" w14:algn="ctr">
-                <w14:noFill/>
-                <w14:prstDash w14:val="solid"/>
-                <w14:round/>
-              </w14:textOutline>
-            </w:rPr>
-            <w:t>1233</w:t>
           </w:r>
         </w:p>
       </w:tc>
@@ -1714,7 +1976,7 @@
         </w:tcPr>
         <w:p>
           <w:pPr>
-            <w:pStyle w:val="Style20"/>
+            <w:pStyle w:val="Style21"/>
             <w:widowControl w:val="false"/>
             <w:suppressAutoHyphens w:val="true"/>
             <w:spacing w:before="0" w:after="0"/>
@@ -1759,9 +2021,9 @@
             </w:rPr>
             <w:drawing>
               <wp:inline distT="0" distB="0" distL="0" distR="0">
-                <wp:extent cx="1378585" cy="791845"/>
+                <wp:extent cx="1534160" cy="1047750"/>
                 <wp:effectExtent l="0" t="0" r="0" b="0"/>
-                <wp:docPr id="3" name="صورة 2" descr=""/>
+                <wp:docPr id="4" name="صورة 2" descr=""/>
                 <wp:cNvGraphicFramePr>
                   <a:graphicFrameLocks xmlns:a="http://schemas.openxmlformats.org/drawingml/2006/main" noChangeAspect="1"/>
                 </wp:cNvGraphicFramePr>
@@ -1769,7 +2031,7 @@
                   <a:graphicData uri="http://schemas.openxmlformats.org/drawingml/2006/picture">
                     <pic:pic xmlns:pic="http://schemas.openxmlformats.org/drawingml/2006/picture">
                       <pic:nvPicPr>
-                        <pic:cNvPr id="3" name="صورة 2" descr=""/>
+                        <pic:cNvPr id="4" name="صورة 2" descr=""/>
                         <pic:cNvPicPr>
                           <a:picLocks noChangeAspect="1" noChangeArrowheads="1"/>
                         </pic:cNvPicPr>
@@ -1783,7 +2045,7 @@
                       <pic:spPr bwMode="auto">
                         <a:xfrm>
                           <a:off x="0" y="0"/>
-                          <a:ext cx="1378585" cy="791845"/>
+                          <a:ext cx="1534160" cy="1047750"/>
                         </a:xfrm>
                         <a:prstGeom prst="rect">
                           <a:avLst/>
@@ -1824,7 +2086,7 @@
         </w:p>
         <w:p>
           <w:pPr>
-            <w:pStyle w:val="Style20"/>
+            <w:pStyle w:val="Style21"/>
             <w:widowControl w:val="false"/>
             <w:suppressAutoHyphens w:val="true"/>
             <w:spacing w:before="0" w:after="0"/>
@@ -1835,50 +2097,8 @@
           </w:pPr>
           <w:r>
             <w:rPr>
-              <w:rFonts w:ascii="Calibri" w:hAnsi="Calibri" w:eastAsia="Calibri"/>
-              <w:bCs/>
-              <w:color w:val="000000" w:themeColor="text1"/>
-              <w:kern w:val="0"/>
-              <w:sz w:val="22"/>
-              <w:szCs w:val="22"/>
               <w:rtl w:val="true"/>
-              <w:lang w:val="en-US" w:eastAsia="en-US" w:bidi="ar-SA"/>
-              <w14:shadow w14:blurRad="38100" w14:dist="19050" w14:dir="2700000" w14:sx="100000" w14:sy="100000" w14:kx="0" w14:ky="0" w14:algn="tl">
-                <w14:schemeClr w14:val="dk1">
-                  <w14:alpha w14:val="60000"/>
-                </w14:schemeClr>
-              </w14:shadow>
-              <w14:textOutline w14:w="0" w14:cap="flat" w14:cmpd="sng" w14:algn="ctr">
-                <w14:noFill/>
-                <w14:prstDash w14:val="solid"/>
-                <w14:round/>
-              </w14:textOutline>
             </w:rPr>
-            <w:t xml:space="preserve">  </w:t>
-          </w:r>
-          <w:r>
-            <w:rPr>
-              <w:rFonts w:ascii="Calibri" w:hAnsi="Calibri" w:eastAsia="Calibri" w:cs="PT Bold Broken"/>
-              <w:bCs/>
-              <w:color w:val="000000" w:themeColor="text1"/>
-              <w:kern w:val="0"/>
-              <w:sz w:val="22"/>
-              <w:sz w:val="22"/>
-              <w:szCs w:val="22"/>
-              <w:rtl w:val="true"/>
-              <w:lang w:val="en-US" w:eastAsia="en-US" w:bidi="ar-SA"/>
-              <w14:shadow w14:blurRad="38100" w14:dist="19050" w14:dir="2700000" w14:sx="100000" w14:sy="100000" w14:kx="0" w14:ky="0" w14:algn="tl">
-                <w14:schemeClr w14:val="dk1">
-                  <w14:alpha w14:val="60000"/>
-                </w14:schemeClr>
-              </w14:shadow>
-              <w14:textOutline w14:w="0" w14:cap="flat" w14:cmpd="sng" w14:algn="ctr">
-                <w14:noFill/>
-                <w14:prstDash w14:val="solid"/>
-                <w14:round/>
-              </w14:textOutline>
-            </w:rPr>
-            <w:t>تقرير  فحص  السيارة</w:t>
           </w:r>
         </w:p>
       </w:tc>
@@ -1894,7 +2114,7 @@
         </w:tcPr>
         <w:p>
           <w:pPr>
-            <w:pStyle w:val="Style20"/>
+            <w:pStyle w:val="Style21"/>
             <w:widowControl w:val="false"/>
             <w:suppressAutoHyphens w:val="true"/>
             <w:spacing w:before="0" w:after="0"/>
@@ -1921,7 +2141,7 @@
         </w:p>
         <w:p>
           <w:pPr>
-            <w:pStyle w:val="Style20"/>
+            <w:pStyle w:val="Style21"/>
             <w:widowControl w:val="false"/>
             <w:suppressAutoHyphens w:val="true"/>
             <w:spacing w:before="0" w:after="0"/>
@@ -1937,27 +2157,82 @@
           </w:pPr>
           <w:r>
             <w:rPr>
-              <w:rFonts w:ascii="Book Antiqua" w:hAnsi="Book Antiqua"/>
-              <w:b/>
-              <w:bCs/>
-              <w:sz w:val="18"/>
-              <w:szCs w:val="18"/>
               <w:rtl w:val="true"/>
             </w:rPr>
           </w:r>
         </w:p>
         <w:p>
           <w:pPr>
-            <w:pStyle w:val="Style20"/>
+            <w:pStyle w:val="Style21"/>
             <w:widowControl w:val="false"/>
             <w:suppressAutoHyphens w:val="true"/>
             <w:spacing w:before="0" w:after="0"/>
             <w:jc w:val="center"/>
             <w:rPr>
-              <w:rFonts w:ascii="Book Antiqua" w:hAnsi="Book Antiqua"/>
-              <w:b/>
-              <w:b/>
-              <w:bCs/>
+              <w:rFonts w:ascii="Calibri" w:hAnsi="Calibri" w:eastAsia="Calibri" w:cs="Arial"/>
+              <w:kern w:val="0"/>
+              <w:sz w:val="22"/>
+              <w:szCs w:val="22"/>
+              <w:lang w:val="en-US" w:eastAsia="en-US" w:bidi="ar-SA"/>
+            </w:rPr>
+          </w:pPr>
+          <w:r>
+            <w:rPr>
+              <w:rtl w:val="true"/>
+            </w:rPr>
+            <w:drawing>
+              <wp:inline distT="0" distB="0" distL="0" distR="0">
+                <wp:extent cx="1459230" cy="582295"/>
+                <wp:effectExtent l="0" t="0" r="0" b="0"/>
+                <wp:docPr id="5" name="صورة 5" descr=""/>
+                <wp:cNvGraphicFramePr>
+                  <a:graphicFrameLocks xmlns:a="http://schemas.openxmlformats.org/drawingml/2006/main" noChangeAspect="1"/>
+                </wp:cNvGraphicFramePr>
+                <a:graphic xmlns:a="http://schemas.openxmlformats.org/drawingml/2006/main">
+                  <a:graphicData uri="http://schemas.openxmlformats.org/drawingml/2006/picture">
+                    <pic:pic xmlns:pic="http://schemas.openxmlformats.org/drawingml/2006/picture">
+                      <pic:nvPicPr>
+                        <pic:cNvPr id="5" name="صورة 5" descr=""/>
+                        <pic:cNvPicPr>
+                          <a:picLocks noChangeAspect="1" noChangeArrowheads="1"/>
+                        </pic:cNvPicPr>
+                      </pic:nvPicPr>
+                      <pic:blipFill>
+                        <a:blip r:embed="rId3"/>
+                        <a:srcRect l="9662" t="35011" r="10087" b="33286"/>
+                        <a:stretch>
+                          <a:fillRect/>
+                        </a:stretch>
+                      </pic:blipFill>
+                      <pic:spPr bwMode="auto">
+                        <a:xfrm>
+                          <a:off x="0" y="0"/>
+                          <a:ext cx="1459230" cy="582295"/>
+                        </a:xfrm>
+                        <a:prstGeom prst="rect">
+                          <a:avLst/>
+                        </a:prstGeom>
+                      </pic:spPr>
+                    </pic:pic>
+                  </a:graphicData>
+                </a:graphic>
+              </wp:inline>
+            </w:drawing>
+          </w:r>
+        </w:p>
+        <w:p>
+          <w:pPr>
+            <w:pStyle w:val="Style21"/>
+            <w:widowControl w:val="false"/>
+            <w:suppressAutoHyphens w:val="true"/>
+            <w:spacing w:before="0" w:after="0"/>
+            <w:jc w:val="center"/>
+            <w:rPr>
+              <w:rFonts w:ascii="Calibri" w:hAnsi="Calibri" w:eastAsia="Calibri" w:cs="Arial"/>
+              <w:kern w:val="0"/>
+              <w:sz w:val="22"/>
+              <w:szCs w:val="22"/>
+              <w:lang w:val="en-US" w:eastAsia="en-US" w:bidi="ar-SA"/>
             </w:rPr>
           </w:pPr>
           <w:r>
@@ -2060,176 +2335,12 @@
             <w:t>جوار بريد دار سلم</w:t>
           </w:r>
         </w:p>
-        <w:p>
-          <w:pPr>
-            <w:pStyle w:val="Style20"/>
-            <w:widowControl w:val="false"/>
-            <w:suppressAutoHyphens w:val="true"/>
-            <w:spacing w:before="0" w:after="0"/>
-            <w:jc w:val="center"/>
-            <w:rPr>
-              <w:rFonts w:ascii="Calibri" w:hAnsi="Calibri" w:eastAsia="Calibri" w:cs="Arial"/>
-              <w:kern w:val="0"/>
-              <w:sz w:val="22"/>
-              <w:szCs w:val="22"/>
-              <w:lang w:val="en-US" w:eastAsia="en-US" w:bidi="ar-SA"/>
-            </w:rPr>
-          </w:pPr>
-          <w:r>
-            <w:rPr>
-              <w:rtl w:val="true"/>
-            </w:rPr>
-            <w:drawing>
-              <wp:inline distT="0" distB="0" distL="0" distR="0">
-                <wp:extent cx="1459230" cy="582295"/>
-                <wp:effectExtent l="0" t="0" r="0" b="0"/>
-                <wp:docPr id="4" name="صورة 5" descr=""/>
-                <wp:cNvGraphicFramePr>
-                  <a:graphicFrameLocks xmlns:a="http://schemas.openxmlformats.org/drawingml/2006/main" noChangeAspect="1"/>
-                </wp:cNvGraphicFramePr>
-                <a:graphic xmlns:a="http://schemas.openxmlformats.org/drawingml/2006/main">
-                  <a:graphicData uri="http://schemas.openxmlformats.org/drawingml/2006/picture">
-                    <pic:pic xmlns:pic="http://schemas.openxmlformats.org/drawingml/2006/picture">
-                      <pic:nvPicPr>
-                        <pic:cNvPr id="4" name="صورة 5" descr=""/>
-                        <pic:cNvPicPr>
-                          <a:picLocks noChangeAspect="1" noChangeArrowheads="1"/>
-                        </pic:cNvPicPr>
-                      </pic:nvPicPr>
-                      <pic:blipFill>
-                        <a:blip r:embed="rId3"/>
-                        <a:srcRect l="9662" t="35011" r="10087" b="33286"/>
-                        <a:stretch>
-                          <a:fillRect/>
-                        </a:stretch>
-                      </pic:blipFill>
-                      <pic:spPr bwMode="auto">
-                        <a:xfrm>
-                          <a:off x="0" y="0"/>
-                          <a:ext cx="1459230" cy="582295"/>
-                        </a:xfrm>
-                        <a:prstGeom prst="rect">
-                          <a:avLst/>
-                        </a:prstGeom>
-                      </pic:spPr>
-                    </pic:pic>
-                  </a:graphicData>
-                </a:graphic>
-              </wp:inline>
-            </w:drawing>
-          </w:r>
-        </w:p>
-        <w:p>
-          <w:pPr>
-            <w:pStyle w:val="Style20"/>
-            <w:widowControl w:val="false"/>
-            <w:suppressAutoHyphens w:val="true"/>
-            <w:spacing w:before="0" w:after="0"/>
-            <w:jc w:val="center"/>
-            <w:rPr>
-              <w:rFonts w:ascii="Book Antiqua" w:hAnsi="Book Antiqua"/>
-              <w:b/>
-              <w:b/>
-              <w:bCs/>
-            </w:rPr>
-          </w:pPr>
-          <w:r>
-            <w:rPr>
-              <w:rFonts w:ascii="Calibri" w:hAnsi="Calibri" w:eastAsia="Calibri"/>
-              <w:b/>
-              <w:b/>
-              <w:bCs/>
-              <w:kern w:val="0"/>
-              <w:sz w:val="18"/>
-              <w:sz w:val="18"/>
-              <w:szCs w:val="18"/>
-              <w:rtl w:val="true"/>
-              <w:lang w:val="en-US" w:eastAsia="en-US" w:bidi="ar-SA"/>
-            </w:rPr>
-            <w:t>التاريخ</w:t>
-          </w:r>
-          <w:r>
-            <w:rPr>
-              <w:rFonts w:eastAsia="Calibri" w:cs="Arial"/>
-              <w:b/>
-              <w:bCs/>
-              <w:kern w:val="0"/>
-              <w:sz w:val="18"/>
-              <w:szCs w:val="18"/>
-              <w:rtl w:val="true"/>
-              <w:lang w:val="en-US" w:eastAsia="en-US" w:bidi="ar-SA"/>
-            </w:rPr>
-            <w:t xml:space="preserve">: </w:t>
-          </w:r>
-          <w:r>
-            <w:rPr>
-              <w:rFonts w:eastAsia="Calibri" w:cs="Arial"/>
-              <w:b/>
-              <w:bCs/>
-              <w:kern w:val="0"/>
-              <w:sz w:val="18"/>
-              <w:szCs w:val="18"/>
-              <w:lang w:val="en-US" w:eastAsia="en-US" w:bidi="ar-SA"/>
-            </w:rPr>
-            <w:t>26</w:t>
-          </w:r>
-          <w:r>
-            <w:rPr>
-              <w:rFonts w:eastAsia="Calibri" w:cs="Arial"/>
-              <w:b/>
-              <w:bCs/>
-              <w:kern w:val="0"/>
-              <w:sz w:val="18"/>
-              <w:szCs w:val="18"/>
-              <w:rtl w:val="true"/>
-              <w:lang w:val="en-US" w:eastAsia="en-US" w:bidi="ar-SA"/>
-            </w:rPr>
-            <w:t>-</w:t>
-          </w:r>
-          <w:r>
-            <w:rPr>
-              <w:rFonts w:eastAsia="Calibri" w:cs="Arial"/>
-              <w:b/>
-              <w:bCs/>
-              <w:kern w:val="0"/>
-              <w:sz w:val="18"/>
-              <w:szCs w:val="18"/>
-              <w:lang w:val="en-US" w:eastAsia="en-US" w:bidi="ar-SA"/>
-            </w:rPr>
-            <w:t>1</w:t>
-          </w:r>
-          <w:r>
-            <w:rPr>
-              <w:rFonts w:eastAsia="Calibri" w:cs="Arial"/>
-              <w:b/>
-              <w:bCs/>
-              <w:kern w:val="0"/>
-              <w:sz w:val="18"/>
-              <w:szCs w:val="18"/>
-              <w:rtl w:val="true"/>
-              <w:lang w:val="en-US" w:eastAsia="en-US" w:bidi="ar-SA"/>
-            </w:rPr>
-            <w:t>-</w:t>
-          </w:r>
-          <w:r>
-            <w:rPr>
-              <w:rFonts w:eastAsia="Calibri" w:cs="Arial"/>
-              <w:b/>
-              <w:bCs/>
-              <w:kern w:val="0"/>
-              <w:sz w:val="18"/>
-              <w:szCs w:val="18"/>
-              <w:lang w:val="en-US" w:eastAsia="en-US" w:bidi="ar-SA"/>
-            </w:rPr>
-            <w:t>2026</w:t>
-          </w:r>
-        </w:p>
       </w:tc>
     </w:tr>
   </w:tbl>
   <w:p>
     <w:pPr>
-      <w:pStyle w:val="Style20"/>
+      <w:pStyle w:val="Style21"/>
       <w:pBdr>
         <w:bottom w:val="single" w:sz="4" w:space="1" w:color="000000"/>
       </w:pBdr>
@@ -2239,56 +2350,276 @@
       <w:rPr>
         <w:rtl w:val="true"/>
       </w:rPr>
-      <w:drawing>
-        <wp:anchor behindDoc="1" distT="0" distB="0" distL="0" distR="0" simplePos="0" locked="0" layoutInCell="0" allowOverlap="1" relativeHeight="5">
-          <wp:simplePos x="0" y="0"/>
-          <wp:positionH relativeFrom="margin">
-            <wp:align>center</wp:align>
-          </wp:positionH>
-          <wp:positionV relativeFrom="margin">
-            <wp:align>center</wp:align>
-          </wp:positionV>
-          <wp:extent cx="5417820" cy="3728085"/>
-          <wp:effectExtent l="0" t="0" r="0" b="0"/>
-          <wp:wrapNone/>
-          <wp:docPr id="5" name="WordPictureWatermark19416187" descr=""/>
-          <wp:cNvGraphicFramePr>
-            <a:graphicFrameLocks xmlns:a="http://schemas.openxmlformats.org/drawingml/2006/main" noChangeAspect="1"/>
-          </wp:cNvGraphicFramePr>
-          <a:graphic xmlns:a="http://schemas.openxmlformats.org/drawingml/2006/main">
-            <a:graphicData uri="http://schemas.openxmlformats.org/drawingml/2006/picture">
-              <pic:pic xmlns:pic="http://schemas.openxmlformats.org/drawingml/2006/picture">
-                <pic:nvPicPr>
-                  <pic:cNvPr id="5" name="WordPictureWatermark19416187" descr=""/>
-                  <pic:cNvPicPr>
-                    <a:picLocks noChangeAspect="1" noChangeArrowheads="1"/>
-                  </pic:cNvPicPr>
-                </pic:nvPicPr>
-                <pic:blipFill>
-                  <a:blip r:embed="rId4">
-                    <a:lum bright="70000" contrast="-70000"/>
-                  </a:blip>
-                  <a:stretch>
-                    <a:fillRect/>
-                  </a:stretch>
-                </pic:blipFill>
-                <pic:spPr bwMode="auto">
-                  <a:xfrm>
-                    <a:off x="0" y="0"/>
-                    <a:ext cx="5417820" cy="3728085"/>
-                  </a:xfrm>
-                  <a:prstGeom prst="rect">
-                    <a:avLst/>
-                  </a:prstGeom>
-                </pic:spPr>
-              </pic:pic>
-            </a:graphicData>
-          </a:graphic>
-        </wp:anchor>
-      </w:drawing>
     </w:r>
   </w:p>
 </w:hdr>
+</file>
+
+<file path=word/numbering.xml><?xml version="1.0" encoding="utf-8"?>
+<w:numbering xmlns:w="http://schemas.openxmlformats.org/wordprocessingml/2006/main" xmlns:o="urn:schemas-microsoft-com:office:office" xmlns:r="http://schemas.openxmlformats.org/officeDocument/2006/relationships" xmlns:v="urn:schemas-microsoft-com:vml" xmlns:mc="http://schemas.openxmlformats.org/markup-compatibility/2006" xmlns:w14="http://schemas.microsoft.com/office/word/2010/wordml" mc:Ignorable="w14">
+  <w:abstractNum w:abstractNumId="1">
+    <w:lvl w:ilvl="0">
+      <w:start w:val="1"/>
+      <w:numFmt w:val="bullet"/>
+      <w:lvlText w:val=""/>
+      <w:lvlJc w:val="left"/>
+      <w:pPr>
+        <w:tabs>
+          <w:tab w:val="num" w:pos="720"/>
+        </w:tabs>
+        <w:ind w:left="720" w:hanging="360"/>
+      </w:pPr>
+      <w:rPr>
+        <w:rFonts w:ascii="Symbol" w:hAnsi="Symbol" w:cs="Symbol" w:hint="default"/>
+      </w:rPr>
+    </w:lvl>
+    <w:lvl w:ilvl="1">
+      <w:start w:val="1"/>
+      <w:numFmt w:val="bullet"/>
+      <w:lvlText w:val=""/>
+      <w:lvlJc w:val="left"/>
+      <w:pPr>
+        <w:tabs>
+          <w:tab w:val="num" w:pos="1080"/>
+        </w:tabs>
+        <w:ind w:left="1080" w:hanging="360"/>
+      </w:pPr>
+      <w:rPr>
+        <w:rFonts w:ascii="Symbol" w:hAnsi="Symbol" w:cs="Symbol" w:hint="default"/>
+      </w:rPr>
+    </w:lvl>
+    <w:lvl w:ilvl="2">
+      <w:start w:val="1"/>
+      <w:numFmt w:val="bullet"/>
+      <w:lvlText w:val=""/>
+      <w:lvlJc w:val="left"/>
+      <w:pPr>
+        <w:tabs>
+          <w:tab w:val="num" w:pos="1440"/>
+        </w:tabs>
+        <w:ind w:left="1440" w:hanging="360"/>
+      </w:pPr>
+      <w:rPr>
+        <w:rFonts w:ascii="Symbol" w:hAnsi="Symbol" w:cs="Symbol" w:hint="default"/>
+      </w:rPr>
+    </w:lvl>
+    <w:lvl w:ilvl="3">
+      <w:start w:val="1"/>
+      <w:numFmt w:val="bullet"/>
+      <w:lvlText w:val=""/>
+      <w:lvlJc w:val="left"/>
+      <w:pPr>
+        <w:tabs>
+          <w:tab w:val="num" w:pos="1800"/>
+        </w:tabs>
+        <w:ind w:left="1800" w:hanging="360"/>
+      </w:pPr>
+      <w:rPr>
+        <w:rFonts w:ascii="Symbol" w:hAnsi="Symbol" w:cs="Symbol" w:hint="default"/>
+      </w:rPr>
+    </w:lvl>
+    <w:lvl w:ilvl="4">
+      <w:start w:val="1"/>
+      <w:numFmt w:val="bullet"/>
+      <w:lvlText w:val=""/>
+      <w:lvlJc w:val="left"/>
+      <w:pPr>
+        <w:tabs>
+          <w:tab w:val="num" w:pos="2160"/>
+        </w:tabs>
+        <w:ind w:left="2160" w:hanging="360"/>
+      </w:pPr>
+      <w:rPr>
+        <w:rFonts w:ascii="Symbol" w:hAnsi="Symbol" w:cs="Symbol" w:hint="default"/>
+      </w:rPr>
+    </w:lvl>
+    <w:lvl w:ilvl="5">
+      <w:start w:val="1"/>
+      <w:numFmt w:val="bullet"/>
+      <w:lvlText w:val=""/>
+      <w:lvlJc w:val="left"/>
+      <w:pPr>
+        <w:tabs>
+          <w:tab w:val="num" w:pos="2520"/>
+        </w:tabs>
+        <w:ind w:left="2520" w:hanging="360"/>
+      </w:pPr>
+      <w:rPr>
+        <w:rFonts w:ascii="Symbol" w:hAnsi="Symbol" w:cs="Symbol" w:hint="default"/>
+      </w:rPr>
+    </w:lvl>
+    <w:lvl w:ilvl="6">
+      <w:start w:val="1"/>
+      <w:numFmt w:val="bullet"/>
+      <w:lvlText w:val=""/>
+      <w:lvlJc w:val="left"/>
+      <w:pPr>
+        <w:tabs>
+          <w:tab w:val="num" w:pos="2880"/>
+        </w:tabs>
+        <w:ind w:left="2880" w:hanging="360"/>
+      </w:pPr>
+      <w:rPr>
+        <w:rFonts w:ascii="Symbol" w:hAnsi="Symbol" w:cs="Symbol" w:hint="default"/>
+      </w:rPr>
+    </w:lvl>
+    <w:lvl w:ilvl="7">
+      <w:start w:val="1"/>
+      <w:numFmt w:val="bullet"/>
+      <w:lvlText w:val=""/>
+      <w:lvlJc w:val="left"/>
+      <w:pPr>
+        <w:tabs>
+          <w:tab w:val="num" w:pos="3240"/>
+        </w:tabs>
+        <w:ind w:left="3240" w:hanging="360"/>
+      </w:pPr>
+      <w:rPr>
+        <w:rFonts w:ascii="Symbol" w:hAnsi="Symbol" w:cs="Symbol" w:hint="default"/>
+      </w:rPr>
+    </w:lvl>
+    <w:lvl w:ilvl="8">
+      <w:start w:val="1"/>
+      <w:numFmt w:val="bullet"/>
+      <w:lvlText w:val=""/>
+      <w:lvlJc w:val="left"/>
+      <w:pPr>
+        <w:tabs>
+          <w:tab w:val="num" w:pos="3600"/>
+        </w:tabs>
+        <w:ind w:left="3600" w:hanging="360"/>
+      </w:pPr>
+      <w:rPr>
+        <w:rFonts w:ascii="Symbol" w:hAnsi="Symbol" w:cs="Symbol" w:hint="default"/>
+      </w:rPr>
+    </w:lvl>
+  </w:abstractNum>
+  <w:abstractNum w:abstractNumId="2">
+    <w:lvl w:ilvl="0">
+      <w:start w:val="1"/>
+      <w:numFmt w:val="none"/>
+      <w:suff w:val="nothing"/>
+      <w:lvlText w:val=""/>
+      <w:lvlJc w:val="left"/>
+      <w:pPr>
+        <w:tabs>
+          <w:tab w:val="num" w:pos="0"/>
+        </w:tabs>
+        <w:ind w:left="0" w:hanging="0"/>
+      </w:pPr>
+    </w:lvl>
+    <w:lvl w:ilvl="1">
+      <w:start w:val="1"/>
+      <w:numFmt w:val="none"/>
+      <w:suff w:val="nothing"/>
+      <w:lvlText w:val=""/>
+      <w:lvlJc w:val="left"/>
+      <w:pPr>
+        <w:tabs>
+          <w:tab w:val="num" w:pos="0"/>
+        </w:tabs>
+        <w:ind w:left="0" w:hanging="0"/>
+      </w:pPr>
+    </w:lvl>
+    <w:lvl w:ilvl="2">
+      <w:start w:val="1"/>
+      <w:numFmt w:val="none"/>
+      <w:suff w:val="nothing"/>
+      <w:lvlText w:val=""/>
+      <w:lvlJc w:val="left"/>
+      <w:pPr>
+        <w:tabs>
+          <w:tab w:val="num" w:pos="0"/>
+        </w:tabs>
+        <w:ind w:left="0" w:hanging="0"/>
+      </w:pPr>
+    </w:lvl>
+    <w:lvl w:ilvl="3">
+      <w:start w:val="1"/>
+      <w:numFmt w:val="none"/>
+      <w:suff w:val="nothing"/>
+      <w:lvlText w:val=""/>
+      <w:lvlJc w:val="left"/>
+      <w:pPr>
+        <w:tabs>
+          <w:tab w:val="num" w:pos="0"/>
+        </w:tabs>
+        <w:ind w:left="0" w:hanging="0"/>
+      </w:pPr>
+    </w:lvl>
+    <w:lvl w:ilvl="4">
+      <w:start w:val="1"/>
+      <w:numFmt w:val="none"/>
+      <w:suff w:val="nothing"/>
+      <w:lvlText w:val=""/>
+      <w:lvlJc w:val="left"/>
+      <w:pPr>
+        <w:tabs>
+          <w:tab w:val="num" w:pos="0"/>
+        </w:tabs>
+        <w:ind w:left="0" w:hanging="0"/>
+      </w:pPr>
+    </w:lvl>
+    <w:lvl w:ilvl="5">
+      <w:start w:val="1"/>
+      <w:numFmt w:val="none"/>
+      <w:suff w:val="nothing"/>
+      <w:lvlText w:val=""/>
+      <w:lvlJc w:val="left"/>
+      <w:pPr>
+        <w:tabs>
+          <w:tab w:val="num" w:pos="0"/>
+        </w:tabs>
+        <w:ind w:left="0" w:hanging="0"/>
+      </w:pPr>
+    </w:lvl>
+    <w:lvl w:ilvl="6">
+      <w:start w:val="1"/>
+      <w:numFmt w:val="none"/>
+      <w:suff w:val="nothing"/>
+      <w:lvlText w:val=""/>
+      <w:lvlJc w:val="left"/>
+      <w:pPr>
+        <w:tabs>
+          <w:tab w:val="num" w:pos="0"/>
+        </w:tabs>
+        <w:ind w:left="0" w:hanging="0"/>
+      </w:pPr>
+    </w:lvl>
+    <w:lvl w:ilvl="7">
+      <w:start w:val="1"/>
+      <w:numFmt w:val="none"/>
+      <w:suff w:val="nothing"/>
+      <w:lvlText w:val=""/>
+      <w:lvlJc w:val="left"/>
+      <w:pPr>
+        <w:tabs>
+          <w:tab w:val="num" w:pos="0"/>
+        </w:tabs>
+        <w:ind w:left="0" w:hanging="0"/>
+      </w:pPr>
+    </w:lvl>
+    <w:lvl w:ilvl="8">
+      <w:start w:val="1"/>
+      <w:numFmt w:val="none"/>
+      <w:suff w:val="nothing"/>
+      <w:lvlText w:val=""/>
+      <w:lvlJc w:val="left"/>
+      <w:pPr>
+        <w:tabs>
+          <w:tab w:val="num" w:pos="0"/>
+        </w:tabs>
+        <w:ind w:left="0" w:hanging="0"/>
+      </w:pPr>
+    </w:lvl>
+  </w:abstractNum>
+  <w:num w:numId="1">
+    <w:abstractNumId w:val="1"/>
+  </w:num>
+  <w:num w:numId="2">
+    <w:abstractNumId w:val="2"/>
+  </w:num>
+</w:numbering>
 </file>
 
 <file path=word/styles.xml><?xml version="1.0" encoding="utf-8"?>
@@ -2730,10 +3061,17 @@
     <w:rsid w:val="00fe04e1"/>
     <w:rPr/>
   </w:style>
-  <w:style w:type="paragraph" w:styleId="Style14">
+  <w:style w:type="character" w:styleId="Style14">
+    <w:name w:val="نقاط"/>
+    <w:qFormat/>
+    <w:rPr>
+      <w:rFonts w:ascii="OpenSymbol" w:hAnsi="OpenSymbol" w:eastAsia="OpenSymbol" w:cs="OpenSymbol"/>
+    </w:rPr>
+  </w:style>
+  <w:style w:type="paragraph" w:styleId="Style15">
     <w:name w:val="خط العنوان"/>
     <w:basedOn w:val="Normal"/>
-    <w:next w:val="Style15"/>
+    <w:next w:val="Style16"/>
     <w:qFormat/>
     <w:pPr>
       <w:keepNext w:val="true"/>
@@ -2745,7 +3083,7 @@
       <w:szCs w:val="28"/>
     </w:rPr>
   </w:style>
-  <w:style w:type="paragraph" w:styleId="Style15">
+  <w:style w:type="paragraph" w:styleId="Style16">
     <w:name w:val="Body Text"/>
     <w:basedOn w:val="Normal"/>
     <w:pPr>
@@ -2753,13 +3091,13 @@
     </w:pPr>
     <w:rPr/>
   </w:style>
-  <w:style w:type="paragraph" w:styleId="Style16">
+  <w:style w:type="paragraph" w:styleId="Style17">
     <w:name w:val="List"/>
-    <w:basedOn w:val="Style15"/>
+    <w:basedOn w:val="Style16"/>
     <w:pPr/>
     <w:rPr/>
   </w:style>
-  <w:style w:type="paragraph" w:styleId="Style17">
+  <w:style w:type="paragraph" w:styleId="Style18">
     <w:name w:val="Caption"/>
     <w:basedOn w:val="Normal"/>
     <w:qFormat/>
@@ -2774,7 +3112,7 @@
       <w:szCs w:val="24"/>
     </w:rPr>
   </w:style>
-  <w:style w:type="paragraph" w:styleId="Style18">
+  <w:style w:type="paragraph" w:styleId="Style19">
     <w:name w:val="فهرس"/>
     <w:basedOn w:val="Normal"/>
     <w:qFormat/>
@@ -2783,14 +3121,14 @@
     </w:pPr>
     <w:rPr/>
   </w:style>
-  <w:style w:type="paragraph" w:styleId="Style19">
+  <w:style w:type="paragraph" w:styleId="Style20">
     <w:name w:val="الرأس والتذييل"/>
     <w:basedOn w:val="Normal"/>
     <w:qFormat/>
     <w:pPr/>
     <w:rPr/>
   </w:style>
-  <w:style w:type="paragraph" w:styleId="Style20">
+  <w:style w:type="paragraph" w:styleId="Style21">
     <w:name w:val="Header"/>
     <w:basedOn w:val="Normal"/>
     <w:link w:val="Char"/>
@@ -2807,7 +3145,7 @@
     </w:pPr>
     <w:rPr/>
   </w:style>
-  <w:style w:type="paragraph" w:styleId="Style21">
+  <w:style w:type="paragraph" w:styleId="Style22">
     <w:name w:val="Footer"/>
     <w:basedOn w:val="Normal"/>
     <w:link w:val="Char1"/>
@@ -2837,14 +3175,14 @@
     </w:pPr>
     <w:rPr/>
   </w:style>
-  <w:style w:type="paragraph" w:styleId="Style22">
+  <w:style w:type="paragraph" w:styleId="Style23">
     <w:name w:val="محتويات الإطار"/>
     <w:basedOn w:val="Normal"/>
     <w:qFormat/>
     <w:pPr/>
     <w:rPr/>
   </w:style>
-  <w:style w:type="paragraph" w:styleId="Style23">
+  <w:style w:type="paragraph" w:styleId="Style24">
     <w:name w:val="محتويات الجدول"/>
     <w:basedOn w:val="Normal"/>
     <w:qFormat/>

--- a/template.docx
+++ b/template.docx
@@ -5,29 +5,12 @@
     <w:p>
       <w:pPr>
         <w:pStyle w:val="Normal"/>
-        <w:rPr>
-          <w:rFonts w:ascii="Noto Kufi Arabic Extra Bold" w:hAnsi="Noto Kufi Arabic Extra Bold" w:cs="Noto Kufi Arabic Extra Bold"/>
-          <w:highlight w:val="none"/>
-          <w:shd w:fill="B4C7DC" w:val="clear"/>
-        </w:rPr>
+        <w:rPr/>
       </w:pPr>
       <w:r>
         <w:rPr>
-          <w:rFonts w:ascii="Noto Kufi Arabic Extra Bold" w:hAnsi="Noto Kufi Arabic Extra Bold" w:cs="Noto Kufi Arabic Extra Bold"/>
-          <w:shd w:fill="B4C7DC" w:val="clear"/>
-          <w:rtl w:val="true"/>
-          <w:lang w:bidi="ar-EG"/>
-        </w:rPr>
-        <w:t xml:space="preserve">📌 </w:t>
-      </w:r>
-      <w:r>
-        <w:rPr>
-          <w:rFonts w:ascii="Noto Kufi Arabic Extra Bold" w:hAnsi="Noto Kufi Arabic Extra Bold" w:cs="Noto Kufi Arabic Extra Bold"/>
-          <w:shd w:fill="B4C7DC" w:val="clear"/>
-          <w:rtl w:val="true"/>
-          <w:lang w:bidi="ar-EG"/>
-        </w:rPr>
-        <w:t>معلومات العميل</w:t>
+          <w:rtl w:val="true"/>
+        </w:rPr>
       </w:r>
     </w:p>
     <w:p>
@@ -35,49 +18,27 @@
         <w:pStyle w:val="Normal"/>
         <w:rPr>
           <w:rFonts w:ascii="Noto Kufi Arabic Extra Bold" w:hAnsi="Noto Kufi Arabic Extra Bold" w:cs="Noto Kufi Arabic Extra Bold"/>
-          <w:sz w:val="21"/>
-          <w:szCs w:val="21"/>
+          <w:highlight w:val="none"/>
+          <w:shd w:fill="B4C7DC" w:val="clear"/>
         </w:rPr>
       </w:pPr>
       <w:r>
         <w:rPr>
           <w:rFonts w:ascii="Noto Kufi Arabic Extra Bold" w:hAnsi="Noto Kufi Arabic Extra Bold" w:cs="Noto Kufi Arabic Extra Bold"/>
-          <w:sz w:val="21"/>
-          <w:sz w:val="21"/>
-          <w:szCs w:val="21"/>
-          <w:rtl w:val="true"/>
-          <w:lang w:bidi="ar-EG"/>
-        </w:rPr>
-        <w:t>اسم العميل</w:t>
-      </w:r>
-      <w:r>
-        <w:rPr>
-          <w:rFonts w:cs="Noto Kufi Arabic Extra Bold" w:ascii="Noto Kufi Arabic Extra Bold" w:hAnsi="Noto Kufi Arabic Extra Bold"/>
-          <w:sz w:val="21"/>
-          <w:szCs w:val="21"/>
-          <w:rtl w:val="true"/>
-          <w:lang w:bidi="ar-EG"/>
-        </w:rPr>
-        <w:t>: {</w:t>
-      </w:r>
-      <w:r>
-        <w:rPr>
-          <w:rFonts w:cs="Noto Kufi Arabic Extra Bold" w:ascii="Noto Kufi Arabic Extra Bold" w:hAnsi="Noto Kufi Arabic Extra Bold"/>
-          <w:sz w:val="21"/>
-          <w:szCs w:val="21"/>
-          <w:lang w:bidi="ar-EG"/>
-        </w:rPr>
-        <w:t>customer</w:t>
-      </w:r>
-      <w:r>
-        <w:rPr>
-          <w:rFonts w:cs="Noto Kufi Arabic Extra Bold" w:ascii="Noto Kufi Arabic Extra Bold" w:hAnsi="Noto Kufi Arabic Extra Bold"/>
-          <w:sz w:val="21"/>
-          <w:szCs w:val="21"/>
-          <w:rtl w:val="true"/>
-          <w:lang w:bidi="ar-EG"/>
-        </w:rPr>
-        <w:t>}</w:t>
+          <w:shd w:fill="B4C7DC" w:val="clear"/>
+          <w:rtl w:val="true"/>
+          <w:lang w:bidi="ar-EG"/>
+        </w:rPr>
+        <w:t xml:space="preserve">📌 </w:t>
+      </w:r>
+      <w:r>
+        <w:rPr>
+          <w:rFonts w:ascii="Noto Kufi Arabic Extra Bold" w:hAnsi="Noto Kufi Arabic Extra Bold" w:cs="Noto Kufi Arabic Extra Bold"/>
+          <w:shd w:fill="B4C7DC" w:val="clear"/>
+          <w:rtl w:val="true"/>
+          <w:lang w:bidi="ar-EG"/>
+        </w:rPr>
+        <w:t>معلومات العميل</w:t>
       </w:r>
     </w:p>
     <w:p>
@@ -92,87 +53,32 @@
       <w:r>
         <w:rPr>
           <w:rFonts w:ascii="Noto Kufi Arabic Extra Bold" w:hAnsi="Noto Kufi Arabic Extra Bold" w:cs="Noto Kufi Arabic Extra Bold"/>
-          <w:b w:val="false"/>
-          <w:b w:val="false"/>
-          <w:bCs w:val="false"/>
-          <w:sz w:val="21"/>
-          <w:sz w:val="21"/>
-          <w:szCs w:val="21"/>
-          <w:rtl w:val="true"/>
-          <w:lang w:bidi="ar-EG"/>
-        </w:rPr>
-        <w:t>اسم الفني</w:t>
+          <w:sz w:val="21"/>
+          <w:sz w:val="21"/>
+          <w:szCs w:val="21"/>
+          <w:rtl w:val="true"/>
+          <w:lang w:bidi="ar-EG"/>
+        </w:rPr>
+        <w:t>اسم العميل</w:t>
       </w:r>
       <w:r>
         <w:rPr>
           <w:rFonts w:cs="Noto Kufi Arabic Extra Bold" w:ascii="Noto Kufi Arabic Extra Bold" w:hAnsi="Noto Kufi Arabic Extra Bold"/>
-          <w:b w:val="false"/>
-          <w:bCs w:val="false"/>
-          <w:sz w:val="21"/>
-          <w:szCs w:val="21"/>
-          <w:rtl w:val="true"/>
-          <w:lang w:bidi="ar-EG"/>
-        </w:rPr>
-        <w:t>:</w:t>
+          <w:sz w:val="21"/>
+          <w:szCs w:val="21"/>
+          <w:rtl w:val="true"/>
+          <w:lang w:bidi="ar-EG"/>
+        </w:rPr>
+        <w:t>: {</w:t>
       </w:r>
       <w:r>
         <w:rPr>
           <w:rFonts w:cs="Noto Kufi Arabic Extra Bold" w:ascii="Noto Kufi Arabic Extra Bold" w:hAnsi="Noto Kufi Arabic Extra Bold"/>
           <w:sz w:val="21"/>
           <w:szCs w:val="21"/>
-          <w:rtl w:val="true"/>
-          <w:lang w:bidi="ar-EG"/>
-        </w:rPr>
-        <w:t xml:space="preserve"> {</w:t>
-      </w:r>
-      <w:r>
-        <w:rPr>
-          <w:rFonts w:cs="Noto Kufi Arabic Extra Bold" w:ascii="Noto Kufi Arabic Extra Bold" w:hAnsi="Noto Kufi Arabic Extra Bold"/>
-          <w:sz w:val="21"/>
-          <w:szCs w:val="21"/>
-          <w:lang w:bidi="ar-EG"/>
-        </w:rPr>
-        <w:t>technician</w:t>
-      </w:r>
-      <w:r>
-        <w:rPr>
-          <w:rFonts w:cs="Noto Kufi Arabic Extra Bold" w:ascii="Noto Kufi Arabic Extra Bold" w:hAnsi="Noto Kufi Arabic Extra Bold"/>
-          <w:sz w:val="21"/>
-          <w:szCs w:val="21"/>
-          <w:rtl w:val="true"/>
-          <w:lang w:bidi="ar-EG"/>
-        </w:rPr>
-        <w:t xml:space="preserve">}                     </w:t>
-      </w:r>
-      <w:r>
-        <w:rPr>
-          <w:rFonts w:ascii="Noto Kufi Arabic Extra Bold" w:hAnsi="Noto Kufi Arabic Extra Bold" w:cs="Noto Kufi Arabic Extra Bold"/>
-          <w:sz w:val="21"/>
-          <w:sz w:val="21"/>
-          <w:szCs w:val="21"/>
-          <w:rtl w:val="true"/>
-          <w:lang w:bidi="ar-EG"/>
-        </w:rPr>
-        <w:t>رقم الهاتف</w:t>
-      </w:r>
-      <w:r>
-        <w:rPr>
-          <w:rFonts w:cs="Noto Kufi Arabic Extra Bold" w:ascii="Noto Kufi Arabic Extra Bold" w:hAnsi="Noto Kufi Arabic Extra Bold"/>
-          <w:sz w:val="21"/>
-          <w:szCs w:val="21"/>
-          <w:rtl w:val="true"/>
-          <w:lang w:bidi="ar-EG"/>
-        </w:rPr>
-        <w:t>: {</w:t>
-      </w:r>
-      <w:r>
-        <w:rPr>
-          <w:rFonts w:cs="Noto Kufi Arabic Extra Bold" w:ascii="Noto Kufi Arabic Extra Bold" w:hAnsi="Noto Kufi Arabic Extra Bold"/>
-          <w:sz w:val="21"/>
-          <w:szCs w:val="21"/>
-          <w:lang w:bidi="ar-EG"/>
-        </w:rPr>
-        <w:t>phone</w:t>
+          <w:lang w:bidi="ar-EG"/>
+        </w:rPr>
+        <w:t>customer</w:t>
       </w:r>
       <w:r>
         <w:rPr>
@@ -190,35 +96,104 @@
         <w:pStyle w:val="Normal"/>
         <w:rPr>
           <w:rFonts w:ascii="Noto Kufi Arabic Extra Bold" w:hAnsi="Noto Kufi Arabic Extra Bold" w:cs="Noto Kufi Arabic Extra Bold"/>
-          <w:b/>
-          <w:b/>
-          <w:bCs/>
-          <w:highlight w:val="none"/>
-          <w:shd w:fill="B4C7DC" w:val="clear"/>
+          <w:sz w:val="21"/>
+          <w:szCs w:val="21"/>
         </w:rPr>
       </w:pPr>
       <w:r>
         <w:rPr>
           <w:rFonts w:ascii="Noto Kufi Arabic Extra Bold" w:hAnsi="Noto Kufi Arabic Extra Bold" w:cs="Noto Kufi Arabic Extra Bold"/>
-          <w:b/>
-          <w:bCs/>
-          <w:shd w:fill="B4C7DC" w:val="clear"/>
-          <w:rtl w:val="true"/>
-          <w:lang w:bidi="ar-EG"/>
-        </w:rPr>
-        <w:t xml:space="preserve">📌 </w:t>
+          <w:b w:val="false"/>
+          <w:b w:val="false"/>
+          <w:bCs w:val="false"/>
+          <w:sz w:val="21"/>
+          <w:sz w:val="21"/>
+          <w:szCs w:val="21"/>
+          <w:rtl w:val="true"/>
+          <w:lang w:bidi="ar-EG"/>
+        </w:rPr>
+        <w:t>اسم الفني</w:t>
+      </w:r>
+      <w:r>
+        <w:rPr>
+          <w:rFonts w:cs="Noto Kufi Arabic Extra Bold" w:ascii="Noto Kufi Arabic Extra Bold" w:hAnsi="Noto Kufi Arabic Extra Bold"/>
+          <w:b w:val="false"/>
+          <w:bCs w:val="false"/>
+          <w:sz w:val="21"/>
+          <w:szCs w:val="21"/>
+          <w:rtl w:val="true"/>
+          <w:lang w:bidi="ar-EG"/>
+        </w:rPr>
+        <w:t>:</w:t>
+      </w:r>
+      <w:r>
+        <w:rPr>
+          <w:rFonts w:cs="Noto Kufi Arabic Extra Bold" w:ascii="Noto Kufi Arabic Extra Bold" w:hAnsi="Noto Kufi Arabic Extra Bold"/>
+          <w:sz w:val="21"/>
+          <w:szCs w:val="21"/>
+          <w:rtl w:val="true"/>
+          <w:lang w:bidi="ar-EG"/>
+        </w:rPr>
+        <w:t xml:space="preserve"> {</w:t>
+      </w:r>
+      <w:r>
+        <w:rPr>
+          <w:rFonts w:cs="Noto Kufi Arabic Extra Bold" w:ascii="Noto Kufi Arabic Extra Bold" w:hAnsi="Noto Kufi Arabic Extra Bold"/>
+          <w:sz w:val="21"/>
+          <w:szCs w:val="21"/>
+          <w:lang w:bidi="ar-EG"/>
+        </w:rPr>
+        <w:t>technician</w:t>
+      </w:r>
+      <w:r>
+        <w:rPr>
+          <w:rFonts w:cs="Noto Kufi Arabic Extra Bold" w:ascii="Noto Kufi Arabic Extra Bold" w:hAnsi="Noto Kufi Arabic Extra Bold"/>
+          <w:sz w:val="21"/>
+          <w:szCs w:val="21"/>
+          <w:rtl w:val="true"/>
+          <w:lang w:bidi="ar-EG"/>
+        </w:rPr>
+        <w:t xml:space="preserve">}                     </w:t>
       </w:r>
       <w:r>
         <w:rPr>
           <w:rFonts w:ascii="Noto Kufi Arabic Extra Bold" w:hAnsi="Noto Kufi Arabic Extra Bold" w:cs="Noto Kufi Arabic Extra Bold"/>
-          <w:b/>
-          <w:b/>
-          <w:bCs/>
-          <w:shd w:fill="B4C7DC" w:val="clear"/>
-          <w:rtl w:val="true"/>
-          <w:lang w:bidi="ar-EG"/>
-        </w:rPr>
-        <w:t>معلومات النظام</w:t>
+          <w:sz w:val="21"/>
+          <w:sz w:val="21"/>
+          <w:szCs w:val="21"/>
+          <w:rtl w:val="true"/>
+          <w:lang w:bidi="ar-EG"/>
+        </w:rPr>
+        <w:t>رقم الهاتف</w:t>
+      </w:r>
+      <w:r>
+        <w:rPr>
+          <w:rFonts w:cs="Noto Kufi Arabic Extra Bold" w:ascii="Noto Kufi Arabic Extra Bold" w:hAnsi="Noto Kufi Arabic Extra Bold"/>
+          <w:sz w:val="21"/>
+          <w:szCs w:val="21"/>
+          <w:rtl w:val="true"/>
+          <w:lang w:bidi="ar-EG"/>
+        </w:rPr>
+        <w:t>: {</w:t>
+      </w:r>
+      <w:r>
+        <w:rPr>
+          <w:rFonts w:cs="Noto Kufi Arabic Extra Bold" w:ascii="Noto Kufi Arabic Extra Bold" w:hAnsi="Noto Kufi Arabic Extra Bold"/>
+          <w:sz w:val="21"/>
+          <w:szCs w:val="21"/>
+          <w:lang w:bidi="ar-EG"/>
+        </w:rPr>
+        <w:t>phone</w:t>
+      </w:r>
+      <w:r>
+        <w:rPr>
+          <w:rFonts w:cs="Noto Kufi Arabic Extra Bold" w:ascii="Noto Kufi Arabic Extra Bold" w:hAnsi="Noto Kufi Arabic Extra Bold"/>
+          <w:sz w:val="21"/>
+          <w:szCs w:val="21"/>
+          <w:rtl w:val="true"/>
+          <w:lang w:bidi="ar-EG"/>
+        </w:rPr>
+        <w:t>}</w:t>
       </w:r>
     </w:p>
     <w:p>
@@ -229,116 +204,32 @@
           <w:b/>
           <w:b/>
           <w:bCs/>
-          <w:sz w:val="21"/>
-          <w:szCs w:val="21"/>
+          <w:highlight w:val="none"/>
+          <w:shd w:fill="B4C7DC" w:val="clear"/>
         </w:rPr>
       </w:pPr>
       <w:r>
         <w:rPr>
           <w:rFonts w:ascii="Noto Kufi Arabic Extra Bold" w:hAnsi="Noto Kufi Arabic Extra Bold" w:cs="Noto Kufi Arabic Extra Bold"/>
           <w:b/>
-          <w:b/>
           <w:bCs/>
-          <w:sz w:val="21"/>
-          <w:sz w:val="21"/>
-          <w:szCs w:val="21"/>
-          <w:rtl w:val="true"/>
-          <w:lang w:bidi="ar-EG"/>
-        </w:rPr>
-        <w:t>إصدار برنامج السيارة</w:t>
-      </w:r>
-      <w:r>
-        <w:rPr>
-          <w:rFonts w:cs="Noto Kufi Arabic Extra Bold" w:ascii="Noto Kufi Arabic Extra Bold" w:hAnsi="Noto Kufi Arabic Extra Bold"/>
+          <w:shd w:fill="B4C7DC" w:val="clear"/>
+          <w:rtl w:val="true"/>
+          <w:lang w:bidi="ar-EG"/>
+        </w:rPr>
+        <w:t xml:space="preserve">📌 </w:t>
+      </w:r>
+      <w:r>
+        <w:rPr>
+          <w:rFonts w:ascii="Noto Kufi Arabic Extra Bold" w:hAnsi="Noto Kufi Arabic Extra Bold" w:cs="Noto Kufi Arabic Extra Bold"/>
+          <w:b/>
           <w:b/>
           <w:bCs/>
-          <w:sz w:val="21"/>
-          <w:szCs w:val="21"/>
-          <w:rtl w:val="true"/>
-          <w:lang w:bidi="ar-EG"/>
-        </w:rPr>
-        <w:t>: {</w:t>
-      </w:r>
-      <w:r>
-        <w:rPr>
-          <w:rFonts w:cs="Noto Kufi Arabic Extra Bold" w:ascii="Noto Kufi Arabic Extra Bold" w:hAnsi="Noto Kufi Arabic Extra Bold"/>
-          <w:b/>
-          <w:bCs/>
-          <w:sz w:val="21"/>
-          <w:szCs w:val="21"/>
-          <w:lang w:bidi="ar-EG"/>
-        </w:rPr>
-        <w:t>car_version</w:t>
-      </w:r>
-      <w:r>
-        <w:rPr>
-          <w:rFonts w:cs="Noto Kufi Arabic Extra Bold" w:ascii="Noto Kufi Arabic Extra Bold" w:hAnsi="Noto Kufi Arabic Extra Bold"/>
-          <w:b/>
-          <w:bCs/>
-          <w:sz w:val="21"/>
-          <w:szCs w:val="21"/>
-          <w:rtl w:val="true"/>
-          <w:lang w:bidi="ar-EG"/>
-        </w:rPr>
-        <w:t xml:space="preserve">}                              </w:t>
-      </w:r>
-      <w:r>
-        <w:rPr>
-          <w:rFonts w:cs="Arial" w:ascii="Noto Kufi Arabic Extra Bold" w:hAnsi="Noto Kufi Arabic Extra Bold"/>
-          <w:b/>
-          <w:bCs/>
-          <w:sz w:val="21"/>
-          <w:szCs w:val="21"/>
-          <w:rtl w:val="true"/>
-          <w:lang w:bidi="ar-EG"/>
-        </w:rPr>
-        <w:t xml:space="preserve"> (</w:t>
-      </w:r>
-      <w:r>
-        <w:rPr>
-          <w:rFonts w:cs="Arial" w:ascii="Noto Kufi Arabic Extra Bold" w:hAnsi="Noto Kufi Arabic Extra Bold"/>
-          <w:b/>
-          <w:bCs/>
-          <w:sz w:val="21"/>
-          <w:szCs w:val="21"/>
-          <w:lang w:bidi="ar-EG"/>
-        </w:rPr>
-        <w:t>SN</w:t>
-      </w:r>
-      <w:r>
-        <w:rPr>
-          <w:rFonts w:cs="Arial" w:ascii="Noto Kufi Arabic Extra Bold" w:hAnsi="Noto Kufi Arabic Extra Bold"/>
-          <w:b/>
-          <w:bCs/>
-          <w:sz w:val="21"/>
-          <w:szCs w:val="21"/>
-          <w:rtl w:val="true"/>
-          <w:lang w:bidi="ar-EG"/>
-        </w:rPr>
-        <w:t>): {</w:t>
-      </w:r>
-      <w:r>
-        <w:rPr>
-          <w:rFonts w:cs="Arial" w:ascii="Noto Kufi Arabic Extra Bold" w:hAnsi="Noto Kufi Arabic Extra Bold"/>
-          <w:b/>
-          <w:bCs/>
-          <w:sz w:val="21"/>
-          <w:szCs w:val="21"/>
-          <w:lang w:bidi="ar-EG"/>
-        </w:rPr>
-        <w:t>sn</w:t>
-      </w:r>
-      <w:r>
-        <w:rPr>
-          <w:rFonts w:cs="Arial" w:ascii="Noto Kufi Arabic Extra Bold" w:hAnsi="Noto Kufi Arabic Extra Bold"/>
-          <w:b/>
-          <w:bCs/>
-          <w:sz w:val="21"/>
-          <w:szCs w:val="21"/>
-          <w:rtl w:val="true"/>
-          <w:lang w:bidi="ar-EG"/>
-        </w:rPr>
-        <w:t>}</w:t>
+          <w:shd w:fill="B4C7DC" w:val="clear"/>
+          <w:rtl w:val="true"/>
+          <w:lang w:bidi="ar-EG"/>
+        </w:rPr>
+        <w:t>معلومات النظام</w:t>
       </w:r>
     </w:p>
     <w:p>
@@ -354,6 +245,99 @@
         </w:rPr>
       </w:pPr>
       <w:r>
+        <mc:AlternateContent>
+          <mc:Choice Requires="wps">
+            <w:drawing>
+              <wp:anchor behindDoc="0" distT="0" distB="0" distL="0" distR="0" simplePos="0" locked="0" layoutInCell="0" allowOverlap="1" relativeHeight="11">
+                <wp:simplePos x="0" y="0"/>
+                <wp:positionH relativeFrom="column">
+                  <wp:posOffset>5447665</wp:posOffset>
+                </wp:positionH>
+                <wp:positionV relativeFrom="paragraph">
+                  <wp:posOffset>60960</wp:posOffset>
+                </wp:positionV>
+                <wp:extent cx="753745" cy="1325880"/>
+                <wp:effectExtent l="15240" t="14605" r="14605" b="15240"/>
+                <wp:wrapNone/>
+                <wp:docPr id="1" name="chevron 2"/>
+                <a:graphic xmlns:a="http://schemas.openxmlformats.org/drawingml/2006/main">
+                  <a:graphicData uri="http://schemas.microsoft.com/office/word/2010/wordprocessingShape">
+                    <wps:wsp>
+                      <wps:cNvSpPr/>
+                      <wps:spPr>
+                        <a:xfrm>
+                          <a:off x="0" y="0"/>
+                          <a:ext cx="753840" cy="1325880"/>
+                        </a:xfrm>
+                        <a:prstGeom prst="chevron">
+                          <a:avLst>
+                            <a:gd name="adj" fmla="val 85537"/>
+                          </a:avLst>
+                        </a:prstGeom>
+                        <a:gradFill rotWithShape="0">
+                          <a:gsLst>
+                            <a:gs pos="0">
+                              <a:srgbClr val="ffff00"/>
+                            </a:gs>
+                            <a:gs pos="67000">
+                              <a:srgbClr val="ffbf00"/>
+                            </a:gs>
+                            <a:gs pos="100000">
+                              <a:srgbClr val="ffbf00"/>
+                            </a:gs>
+                          </a:gsLst>
+                          <a:path path="circle">
+                            <a:fillToRect l="66000" t="33000" r="34000" b="67000"/>
+                          </a:path>
+                        </a:gradFill>
+                        <a:ln cap="rnd" w="29160">
+                          <a:solidFill>
+                            <a:srgbClr val="ffd428"/>
+                          </a:solidFill>
+                          <a:round/>
+                        </a:ln>
+                      </wps:spPr>
+                      <wps:style>
+                        <a:lnRef idx="0"/>
+                        <a:fillRef idx="0"/>
+                        <a:effectRef idx="0"/>
+                        <a:fontRef idx="minor"/>
+                      </wps:style>
+                      <wps:bodyPr/>
+                    </wps:wsp>
+                  </a:graphicData>
+                </a:graphic>
+              </wp:anchor>
+            </w:drawing>
+          </mc:Choice>
+          <mc:Fallback>
+            <w:pict>
+              <v:shapetype id="_x0000_t55" coordsize="21600,21600" o:spt="55" adj="10800" path="m,l@2,l21600,10800l@2,21600l,21600l@1,10800xe">
+                <v:stroke joinstyle="miter"/>
+                <v:formulas>
+                  <v:f eqn="val 21600"/>
+                  <v:f eqn="val #0"/>
+                  <v:f eqn="sum width 0 @1"/>
+                  <v:f eqn="prod @2 1 2"/>
+                  <v:f eqn="sum @2 0 @1"/>
+                  <v:f eqn="if @4 @1 0"/>
+                  <v:f eqn="if @4 @2 width"/>
+                </v:formulas>
+                <v:path gradientshapeok="t" o:connecttype="rect" textboxrect="@5,0,@6,21600"/>
+                <v:handles>
+                  <v:h position="@2,0"/>
+                </v:handles>
+              </v:shapetype>
+              <v:shape id="shape_0" ID="chevron 2" path="m0,0l-2147483639,0l-2147483632,-2147483634l-2147483639,-2147483633l0,-2147483633l-2147483640,-2147483634xe" fillcolor="#ffbf00" stroked="t" o:allowincell="f" style="position:absolute;margin-left:428.95pt;margin-top:4.8pt;width:59.3pt;height:104.35pt;mso-wrap-style:none;v-text-anchor:middle" type="_x0000_t55">
+                <v:fill o:detectmouseclick="t" color2="yellow"/>
+                <v:stroke color="#ffd428" weight="29160" joinstyle="round" endcap="round"/>
+                <w10:wrap type="none"/>
+              </v:shape>
+            </w:pict>
+          </mc:Fallback>
+        </mc:AlternateContent>
+      </w:r>
+      <w:r>
         <w:rPr>
           <w:rFonts w:ascii="Noto Kufi Arabic Extra Bold" w:hAnsi="Noto Kufi Arabic Extra Bold" w:cs="Noto Kufi Arabic Extra Bold"/>
           <w:b/>
@@ -365,7 +349,7 @@
           <w:rtl w:val="true"/>
           <w:lang w:bidi="ar-EG"/>
         </w:rPr>
-        <w:t>إصدار تطبيق التشخيص</w:t>
+        <w:t>إصدار برنامج السيارة</w:t>
       </w:r>
       <w:r>
         <w:rPr>
@@ -388,11 +372,69 @@
           <w:szCs w:val="21"/>
           <w:lang w:bidi="ar-EG"/>
         </w:rPr>
-        <w:t>app_version</w:t>
+        <w:t>car_version</w:t>
       </w:r>
       <w:r>
         <w:rPr>
           <w:rFonts w:cs="Noto Kufi Arabic Extra Bold" w:ascii="Noto Kufi Arabic Extra Bold" w:hAnsi="Noto Kufi Arabic Extra Bold"/>
+          <w:b/>
+          <w:bCs/>
+          <w:sz w:val="21"/>
+          <w:szCs w:val="21"/>
+          <w:rtl w:val="true"/>
+          <w:lang w:bidi="ar-EG"/>
+        </w:rPr>
+        <w:t xml:space="preserve">}                              </w:t>
+      </w:r>
+      <w:r>
+        <w:rPr>
+          <w:rFonts w:cs="Arial" w:ascii="Noto Kufi Arabic Extra Bold" w:hAnsi="Noto Kufi Arabic Extra Bold"/>
+          <w:b/>
+          <w:bCs/>
+          <w:sz w:val="21"/>
+          <w:szCs w:val="21"/>
+          <w:rtl w:val="true"/>
+          <w:lang w:bidi="ar-EG"/>
+        </w:rPr>
+        <w:t xml:space="preserve"> (</w:t>
+      </w:r>
+      <w:r>
+        <w:rPr>
+          <w:rFonts w:cs="Arial" w:ascii="Noto Kufi Arabic Extra Bold" w:hAnsi="Noto Kufi Arabic Extra Bold"/>
+          <w:b/>
+          <w:bCs/>
+          <w:sz w:val="21"/>
+          <w:szCs w:val="21"/>
+          <w:lang w:bidi="ar-EG"/>
+        </w:rPr>
+        <w:t>SN</w:t>
+      </w:r>
+      <w:r>
+        <w:rPr>
+          <w:rFonts w:cs="Arial" w:ascii="Noto Kufi Arabic Extra Bold" w:hAnsi="Noto Kufi Arabic Extra Bold"/>
+          <w:b/>
+          <w:bCs/>
+          <w:sz w:val="21"/>
+          <w:szCs w:val="21"/>
+          <w:rtl w:val="true"/>
+          <w:lang w:bidi="ar-EG"/>
+        </w:rPr>
+        <w:t>): {</w:t>
+      </w:r>
+      <w:r>
+        <w:rPr>
+          <w:rFonts w:cs="Arial" w:ascii="Noto Kufi Arabic Extra Bold" w:hAnsi="Noto Kufi Arabic Extra Bold"/>
+          <w:b/>
+          <w:bCs/>
+          <w:sz w:val="21"/>
+          <w:szCs w:val="21"/>
+          <w:lang w:bidi="ar-EG"/>
+        </w:rPr>
+        <w:t>sn</w:t>
+      </w:r>
+      <w:r>
+        <w:rPr>
+          <w:rFonts w:cs="Arial" w:ascii="Noto Kufi Arabic Extra Bold" w:hAnsi="Noto Kufi Arabic Extra Bold"/>
           <w:b/>
           <w:bCs/>
           <w:sz w:val="21"/>
@@ -407,8 +449,12 @@
       <w:pPr>
         <w:pStyle w:val="Normal"/>
         <w:rPr>
-          <w:rFonts w:cs="Arial"/>
-          <w:lang w:bidi="ar-EG"/>
+          <w:rFonts w:ascii="Noto Kufi Arabic Extra Bold" w:hAnsi="Noto Kufi Arabic Extra Bold" w:cs="Noto Kufi Arabic Extra Bold"/>
+          <w:b/>
+          <w:b/>
+          <w:bCs/>
+          <w:sz w:val="21"/>
+          <w:szCs w:val="21"/>
         </w:rPr>
       </w:pPr>
       <w:r>
@@ -423,7 +469,7 @@
           <w:rtl w:val="true"/>
           <w:lang w:bidi="ar-EG"/>
         </w:rPr>
-        <w:t>وقت الفحص</w:t>
+        <w:t>إصدار تطبيق التشخيص</w:t>
       </w:r>
       <w:r>
         <w:rPr>
@@ -446,7 +492,7 @@
           <w:szCs w:val="21"/>
           <w:lang w:bidi="ar-EG"/>
         </w:rPr>
-        <w:t>test_time</w:t>
+        <w:t>app_version</w:t>
       </w:r>
       <w:r>
         <w:rPr>
@@ -465,6 +511,64 @@
       <w:pPr>
         <w:pStyle w:val="Normal"/>
         <w:rPr>
+          <w:rFonts w:cs="Arial"/>
+          <w:lang w:bidi="ar-EG"/>
+        </w:rPr>
+      </w:pPr>
+      <w:r>
+        <w:rPr>
+          <w:rFonts w:ascii="Noto Kufi Arabic Extra Bold" w:hAnsi="Noto Kufi Arabic Extra Bold" w:cs="Noto Kufi Arabic Extra Bold"/>
+          <w:b/>
+          <w:b/>
+          <w:bCs/>
+          <w:sz w:val="21"/>
+          <w:sz w:val="21"/>
+          <w:szCs w:val="21"/>
+          <w:rtl w:val="true"/>
+          <w:lang w:bidi="ar-EG"/>
+        </w:rPr>
+        <w:t>وقت الفحص</w:t>
+      </w:r>
+      <w:r>
+        <w:rPr>
+          <w:rFonts w:cs="Noto Kufi Arabic Extra Bold" w:ascii="Noto Kufi Arabic Extra Bold" w:hAnsi="Noto Kufi Arabic Extra Bold"/>
+          <w:b/>
+          <w:bCs/>
+          <w:sz w:val="21"/>
+          <w:szCs w:val="21"/>
+          <w:rtl w:val="true"/>
+          <w:lang w:bidi="ar-EG"/>
+        </w:rPr>
+        <w:t>: {</w:t>
+      </w:r>
+      <w:r>
+        <w:rPr>
+          <w:rFonts w:cs="Noto Kufi Arabic Extra Bold" w:ascii="Noto Kufi Arabic Extra Bold" w:hAnsi="Noto Kufi Arabic Extra Bold"/>
+          <w:b/>
+          <w:bCs/>
+          <w:sz w:val="21"/>
+          <w:szCs w:val="21"/>
+          <w:lang w:bidi="ar-EG"/>
+        </w:rPr>
+        <w:t>test_time</w:t>
+      </w:r>
+      <w:r>
+        <w:rPr>
+          <w:rFonts w:cs="Noto Kufi Arabic Extra Bold" w:ascii="Noto Kufi Arabic Extra Bold" w:hAnsi="Noto Kufi Arabic Extra Bold"/>
+          <w:b/>
+          <w:bCs/>
+          <w:sz w:val="21"/>
+          <w:szCs w:val="21"/>
+          <w:rtl w:val="true"/>
+          <w:lang w:bidi="ar-EG"/>
+        </w:rPr>
+        <w:t>}</w:t>
+      </w:r>
+    </w:p>
+    <w:p>
+      <w:pPr>
+        <w:pStyle w:val="Normal"/>
+        <w:rPr>
           <w:rFonts w:cs="Noto Kufi Arabic Extra Bold"/>
           <w:b/>
           <w:b/>
@@ -475,7 +579,7 @@
       </w:pPr>
       <w:r>
         <w:rPr>
-          <w:rFonts w:asciiTheme="minorHAnsi" w:cstheme="minorBidi" w:eastAsiaTheme="minorHAnsi" w:hAnsiTheme="minorHAnsi" w:cs="Noto Kufi Arabic Extra Bold"/>
+          <w:rFonts w:ascii="Calibri" w:hAnsi="Calibri" w:eastAsia="Calibri" w:asciiTheme="minorHAnsi" w:eastAsiaTheme="minorHAnsi" w:hAnsiTheme="minorHAnsi"/>
           <w:b/>
           <w:bCs/>
           <w:shd w:fill="B4C7DC" w:val="clear"/>
@@ -486,7 +590,7 @@
       </w:r>
       <w:r>
         <w:rPr>
-          <w:rFonts w:asciiTheme="minorHAnsi" w:cstheme="minorBidi" w:eastAsiaTheme="minorHAnsi" w:hAnsiTheme="minorHAnsi" w:cs="Noto Kufi Arabic Extra Bold"/>
+          <w:rFonts w:ascii="Calibri" w:hAnsi="Calibri" w:eastAsia="Calibri" w:asciiTheme="minorHAnsi" w:eastAsiaTheme="minorHAnsi" w:hAnsiTheme="minorHAnsi"/>
           <w:b/>
           <w:b/>
           <w:bCs/>
@@ -1058,7 +1162,9 @@
       </w:pPr>
       <w:r>
         <w:rPr>
-          <w:rtl w:val="true"/>
+          <w:rFonts w:cs="Arial"/>
+          <w:rtl w:val="true"/>
+          <w:lang w:bidi="ar-EG"/>
         </w:rPr>
       </w:r>
     </w:p>
@@ -1108,16 +1214,8 @@
         <w:t>DTC</w:t>
       </w:r>
       <w:r>
-        <w:rPr>
-          <w:rFonts w:cs="Noto Kufi Arabic Extra Bold" w:ascii="Noto Kufi Arabic Extra Bold" w:hAnsi="Noto Kufi Arabic Extra Bold"/>
-          <w:b/>
-          <w:bCs/>
-          <w:shd w:fill="B4C7DC" w:val="clear"/>
-          <w:rtl w:val="true"/>
-          <w:lang w:bidi="ar-EG"/>
-        </w:rPr>
         <w:drawing>
-          <wp:anchor behindDoc="1" distT="0" distB="0" distL="0" distR="0" simplePos="0" locked="0" layoutInCell="0" allowOverlap="1" relativeHeight="6">
+          <wp:anchor behindDoc="1" distT="0" distB="0" distL="0" distR="0" simplePos="0" locked="0" layoutInCell="0" allowOverlap="1" relativeHeight="2">
             <wp:simplePos x="0" y="0"/>
             <wp:positionH relativeFrom="column">
               <wp:posOffset>1028065</wp:posOffset>
@@ -1128,7 +1226,7 @@
             <wp:extent cx="317500" cy="245745"/>
             <wp:effectExtent l="0" t="0" r="0" b="0"/>
             <wp:wrapNone/>
-            <wp:docPr id="1" name="صورة1" descr=""/>
+            <wp:docPr id="2" name="صورة1" descr=""/>
             <wp:cNvGraphicFramePr>
               <a:graphicFrameLocks xmlns:a="http://schemas.openxmlformats.org/drawingml/2006/main" noChangeAspect="1"/>
             </wp:cNvGraphicFramePr>
@@ -1136,7 +1234,7 @@
               <a:graphicData uri="http://schemas.openxmlformats.org/drawingml/2006/picture">
                 <pic:pic xmlns:pic="http://schemas.openxmlformats.org/drawingml/2006/picture">
                   <pic:nvPicPr>
-                    <pic:cNvPr id="1" name="صورة1" descr=""/>
+                    <pic:cNvPr id="2" name="صورة1" descr=""/>
                     <pic:cNvPicPr>
                       <a:picLocks noChangeAspect="1" noChangeArrowheads="1"/>
                     </pic:cNvPicPr>
@@ -1329,7 +1427,9 @@
       </w:pPr>
       <w:r>
         <w:rPr>
-          <w:rtl w:val="true"/>
+          <w:rFonts w:cs="Arial"/>
+          <w:rtl w:val="true"/>
+          <w:lang w:bidi="ar-EG"/>
         </w:rPr>
       </w:r>
     </w:p>
@@ -1459,7 +1559,9 @@
       </w:pPr>
       <w:r>
         <w:rPr>
-          <w:rtl w:val="true"/>
+          <w:rFonts w:cs="Arial"/>
+          <w:rtl w:val="true"/>
+          <w:lang w:bidi="ar-EG"/>
         </w:rPr>
       </w:r>
     </w:p>
@@ -1581,6 +1683,552 @@
           <w:szCs w:val="21"/>
         </w:rPr>
       </w:pPr>
+      <w:r>
+        <mc:AlternateContent>
+          <mc:Choice Requires="wps">
+            <w:drawing>
+              <wp:anchor behindDoc="0" distT="0" distB="0" distL="0" distR="0" simplePos="0" locked="0" layoutInCell="0" allowOverlap="1" relativeHeight="7">
+                <wp:simplePos x="0" y="0"/>
+                <wp:positionH relativeFrom="column">
+                  <wp:posOffset>-844550</wp:posOffset>
+                </wp:positionH>
+                <wp:positionV relativeFrom="paragraph">
+                  <wp:posOffset>527050</wp:posOffset>
+                </wp:positionV>
+                <wp:extent cx="6962775" cy="588645"/>
+                <wp:effectExtent l="1270" t="1270" r="0" b="0"/>
+                <wp:wrapNone/>
+                <wp:docPr id="3" name="شكل 2"/>
+                <a:graphic xmlns:a="http://schemas.openxmlformats.org/drawingml/2006/main">
+                  <a:graphicData uri="http://schemas.microsoft.com/office/word/2010/wordprocessingShape">
+                    <wps:wsp>
+                      <wps:cNvSpPr/>
+                      <wps:spPr>
+                        <a:xfrm>
+                          <a:off x="0" y="0"/>
+                          <a:ext cx="6962760" cy="588600"/>
+                        </a:xfrm>
+                        <a:prstGeom prst="rect">
+                          <a:avLst/>
+                        </a:prstGeom>
+                        <a:solidFill>
+                          <a:srgbClr val="355269"/>
+                        </a:solidFill>
+                        <a:ln w="0">
+                          <a:solidFill>
+                            <a:srgbClr val="3465a4"/>
+                          </a:solidFill>
+                        </a:ln>
+                      </wps:spPr>
+                      <wps:style>
+                        <a:lnRef idx="0"/>
+                        <a:fillRef idx="0"/>
+                        <a:effectRef idx="0"/>
+                        <a:fontRef idx="minor"/>
+                      </wps:style>
+                      <wps:bodyPr/>
+                    </wps:wsp>
+                  </a:graphicData>
+                </a:graphic>
+              </wp:anchor>
+            </w:drawing>
+          </mc:Choice>
+          <mc:Fallback>
+            <w:pict>
+              <v:rect id="shape_0" ID="شكل 2" fillcolor="#355269" stroked="t" o:allowincell="f" style="position:absolute;margin-left:-66.5pt;margin-top:41.5pt;width:548.2pt;height:46.3pt;mso-wrap-style:none;v-text-anchor:middle">
+                <v:fill o:detectmouseclick="t" color2="#caad96"/>
+                <v:stroke color="#3465a4" joinstyle="round" endcap="flat"/>
+                <w10:wrap type="none"/>
+              </v:rect>
+            </w:pict>
+          </mc:Fallback>
+        </mc:AlternateContent>
+        <mc:AlternateContent>
+          <mc:Choice Requires="wps">
+            <w:drawing>
+              <wp:anchor behindDoc="0" distT="0" distB="0" distL="0" distR="0" simplePos="0" locked="0" layoutInCell="0" allowOverlap="1" relativeHeight="8">
+                <wp:simplePos x="0" y="0"/>
+                <wp:positionH relativeFrom="column">
+                  <wp:posOffset>3613150</wp:posOffset>
+                </wp:positionH>
+                <wp:positionV relativeFrom="paragraph">
+                  <wp:posOffset>527050</wp:posOffset>
+                </wp:positionV>
+                <wp:extent cx="2309495" cy="620395"/>
+                <wp:effectExtent l="0" t="0" r="0" b="0"/>
+                <wp:wrapNone/>
+                <wp:docPr id="4" name="إطار نص 3"/>
+                <a:graphic xmlns:a="http://schemas.openxmlformats.org/drawingml/2006/main">
+                  <a:graphicData uri="http://schemas.microsoft.com/office/word/2010/wordprocessingShape">
+                    <wps:wsp>
+                      <wps:cNvSpPr txBox="1"/>
+                      <wps:spPr>
+                        <a:xfrm>
+                          <a:off x="0" y="0"/>
+                          <a:ext cx="2309400" cy="620280"/>
+                        </a:xfrm>
+                        <a:prstGeom prst="rect">
+                          <a:avLst/>
+                        </a:prstGeom>
+                        <a:noFill/>
+                        <a:ln w="0">
+                          <a:noFill/>
+                        </a:ln>
+                      </wps:spPr>
+                      <wps:txbx>
+                        <w:txbxContent>
+                          <w:p>
+                            <w:pPr>
+                              <w:kinsoku w:val="true"/>
+                              <w:overflowPunct w:val="false"/>
+                              <w:autoSpaceDE w:val="true"/>
+                              <w:bidi w:val="1"/>
+                              <w:spacing w:before="0" w:after="0" w:lineRule="auto" w:line="240"/>
+                              <w:ind w:hanging="0"/>
+                              <w:jc w:val="center"/>
+                              <w:rPr/>
+                            </w:pPr>
+                            <w:r>
+                              <w:rPr>
+                                <w:w w:val="100"/>
+                                <w:u w:val="none"/>
+                                <w:dstrike w:val="false"/>
+                                <w:strike w:val="false"/>
+                                <w:i w:val="false"/>
+                                <w:outline w:val="false"/>
+                                <w:shadow w:val="false"/>
+                                <w:vertAlign w:val="baseline"/>
+                                <w:position w:val="0"/>
+                                <w:sz w:val="22"/>
+                                <w:kern w:val="0"/>
+                                <w:spacing w:val="0"/>
+                                <w:i w:val="false"/>
+                                <w:iCs w:val="false"/>
+                                <w:em w:val="none"/>
+                                <w:emboss w:val="false"/>
+                                <w:imprint w:val="false"/>
+                                <w:smallCaps w:val="false"/>
+                                <w:caps w:val="false"/>
+                                <w:b/>
+                                <w:b/>
+                                <w:bCs/>
+                                <w:sz w:val="22"/>
+                                <w:szCs w:val="22"/>
+                                <w:rFonts w:ascii="Calibri" w:hAnsi="Calibri" w:eastAsia="Calibri" w:cs="KacstPoster" w:asciiTheme="minorHAnsi" w:eastAsiaTheme="minorHAnsi" w:hAnsiTheme="minorHAnsi"/>
+                                <w:color w:val="C9211E"/>
+                                <w:lang w:val="en-US" w:eastAsia="en-US" w:bidi="ar-SA"/>
+                              </w:rPr>
+                              <w:t>للتواصل والاستفسار</w:t>
+                            </w:r>
+                          </w:p>
+                          <w:p>
+                            <w:pPr>
+                              <w:overflowPunct w:val="false"/>
+                              <w:bidi w:val="1"/>
+                              <w:spacing w:before="0" w:after="0" w:lineRule="auto" w:line="240"/>
+                              <w:jc w:val="center"/>
+                              <w:rPr/>
+                            </w:pPr>
+                            <w:r>
+                              <w:rPr>
+                                <w:b/>
+                                <w:bCs/>
+                                <w:sz w:val="22"/>
+                                <w:szCs w:val="22"/>
+                                <w:rFonts w:asciiTheme="minorHAnsi" w:cstheme="minorBidi" w:eastAsiaTheme="minorHAnsi" w:hAnsiTheme="minorHAnsi" w:cs="KacstOne"/>
+                                <w:color w:val="EEEEEE"/>
+                              </w:rPr>
+                              <w:t>77-7404513 - 773660097</w:t>
+                            </w:r>
+                          </w:p>
+                          <w:p>
+                            <w:pPr>
+                              <w:kinsoku w:val="true"/>
+                              <w:overflowPunct w:val="false"/>
+                              <w:autoSpaceDE w:val="true"/>
+                              <w:bidi w:val="1"/>
+                              <w:spacing w:before="0" w:after="0" w:lineRule="auto" w:line="240"/>
+                              <w:ind w:hanging="0"/>
+                              <w:jc w:val="center"/>
+                              <w:rPr/>
+                            </w:pPr>
+                            <w:r>
+                              <w:rPr>
+                                <w:b/>
+                                <w:bCs/>
+                                <w:sz w:val="22"/>
+                                <w:szCs w:val="22"/>
+                                <w:rFonts w:asciiTheme="minorHAnsi" w:cstheme="minorBidi" w:eastAsiaTheme="minorHAnsi" w:hAnsiTheme="minorHAnsi" w:cs="MathJax_Script"/>
+                                <w:color w:val="EEEEEE"/>
+                              </w:rPr>
+                              <w:t>sanaaservice@gmail.com</w:t>
+                            </w:r>
+                          </w:p>
+                        </w:txbxContent>
+                      </wps:txbx>
+                      <wps:bodyPr wrap="square" lIns="0" rIns="0" tIns="0" bIns="0" anchor="t">
+                        <a:noAutofit/>
+                      </wps:bodyPr>
+                    </wps:wsp>
+                  </a:graphicData>
+                </a:graphic>
+              </wp:anchor>
+            </w:drawing>
+          </mc:Choice>
+          <mc:Fallback>
+            <w:pict>
+              <v:shapetype id="_x0000_t202" coordsize="21600,21600" o:spt="202" path="m,l,21600l21600,21600l21600,xe">
+                <v:stroke joinstyle="miter"/>
+                <v:path gradientshapeok="t" o:connecttype="rect"/>
+              </v:shapetype>
+              <v:shape id="shape_0" ID="إطار نص 3" stroked="f" o:allowincell="f" style="position:absolute;margin-left:284.5pt;margin-top:41.5pt;width:181.8pt;height:48.8pt;mso-wrap-style:square;v-text-anchor:top" type="_x0000_t202">
+                <v:textbox>
+                  <w:txbxContent>
+                    <w:p>
+                      <w:pPr>
+                        <w:kinsoku w:val="true"/>
+                        <w:overflowPunct w:val="false"/>
+                        <w:autoSpaceDE w:val="true"/>
+                        <w:bidi w:val="1"/>
+                        <w:spacing w:before="0" w:after="0" w:lineRule="auto" w:line="240"/>
+                        <w:ind w:hanging="0"/>
+                        <w:jc w:val="center"/>
+                        <w:rPr/>
+                      </w:pPr>
+                      <w:r>
+                        <w:rPr>
+                          <w:w w:val="100"/>
+                          <w:u w:val="none"/>
+                          <w:dstrike w:val="false"/>
+                          <w:strike w:val="false"/>
+                          <w:i w:val="false"/>
+                          <w:outline w:val="false"/>
+                          <w:shadow w:val="false"/>
+                          <w:vertAlign w:val="baseline"/>
+                          <w:position w:val="0"/>
+                          <w:sz w:val="22"/>
+                          <w:kern w:val="0"/>
+                          <w:spacing w:val="0"/>
+                          <w:i w:val="false"/>
+                          <w:iCs w:val="false"/>
+                          <w:em w:val="none"/>
+                          <w:emboss w:val="false"/>
+                          <w:imprint w:val="false"/>
+                          <w:smallCaps w:val="false"/>
+                          <w:caps w:val="false"/>
+                          <w:b/>
+                          <w:b/>
+                          <w:bCs/>
+                          <w:sz w:val="22"/>
+                          <w:szCs w:val="22"/>
+                          <w:rFonts w:ascii="Calibri" w:hAnsi="Calibri" w:eastAsia="Calibri" w:cs="KacstPoster" w:asciiTheme="minorHAnsi" w:eastAsiaTheme="minorHAnsi" w:hAnsiTheme="minorHAnsi"/>
+                          <w:color w:val="C9211E"/>
+                          <w:lang w:val="en-US" w:eastAsia="en-US" w:bidi="ar-SA"/>
+                        </w:rPr>
+                        <w:t>للتواصل والاستفسار</w:t>
+                      </w:r>
+                    </w:p>
+                    <w:p>
+                      <w:pPr>
+                        <w:overflowPunct w:val="false"/>
+                        <w:bidi w:val="1"/>
+                        <w:spacing w:before="0" w:after="0" w:lineRule="auto" w:line="240"/>
+                        <w:jc w:val="center"/>
+                        <w:rPr/>
+                      </w:pPr>
+                      <w:r>
+                        <w:rPr>
+                          <w:b/>
+                          <w:bCs/>
+                          <w:sz w:val="22"/>
+                          <w:szCs w:val="22"/>
+                          <w:rFonts w:asciiTheme="minorHAnsi" w:cstheme="minorBidi" w:eastAsiaTheme="minorHAnsi" w:hAnsiTheme="minorHAnsi" w:cs="KacstOne"/>
+                          <w:color w:val="EEEEEE"/>
+                        </w:rPr>
+                        <w:t>77-7404513 - 773660097</w:t>
+                      </w:r>
+                    </w:p>
+                    <w:p>
+                      <w:pPr>
+                        <w:kinsoku w:val="true"/>
+                        <w:overflowPunct w:val="false"/>
+                        <w:autoSpaceDE w:val="true"/>
+                        <w:bidi w:val="1"/>
+                        <w:spacing w:before="0" w:after="0" w:lineRule="auto" w:line="240"/>
+                        <w:ind w:hanging="0"/>
+                        <w:jc w:val="center"/>
+                        <w:rPr/>
+                      </w:pPr>
+                      <w:r>
+                        <w:rPr>
+                          <w:b/>
+                          <w:bCs/>
+                          <w:sz w:val="22"/>
+                          <w:szCs w:val="22"/>
+                          <w:rFonts w:asciiTheme="minorHAnsi" w:cstheme="minorBidi" w:eastAsiaTheme="minorHAnsi" w:hAnsiTheme="minorHAnsi" w:cs="MathJax_Script"/>
+                          <w:color w:val="EEEEEE"/>
+                        </w:rPr>
+                        <w:t>sanaaservice@gmail.com</w:t>
+                      </w:r>
+                    </w:p>
+                  </w:txbxContent>
+                </v:textbox>
+                <v:fill o:detectmouseclick="t" on="false"/>
+                <v:stroke color="black" joinstyle="round" endcap="flat"/>
+                <w10:wrap type="none"/>
+              </v:shape>
+            </w:pict>
+          </mc:Fallback>
+        </mc:AlternateContent>
+        <mc:AlternateContent>
+          <mc:Choice Requires="wps">
+            <w:drawing>
+              <wp:anchor behindDoc="0" distT="0" distB="0" distL="0" distR="0" simplePos="0" locked="0" layoutInCell="0" allowOverlap="1" relativeHeight="9">
+                <wp:simplePos x="0" y="0"/>
+                <wp:positionH relativeFrom="column">
+                  <wp:posOffset>-710565</wp:posOffset>
+                </wp:positionH>
+                <wp:positionV relativeFrom="paragraph">
+                  <wp:posOffset>523240</wp:posOffset>
+                </wp:positionV>
+                <wp:extent cx="2305050" cy="528320"/>
+                <wp:effectExtent l="0" t="0" r="31750" b="7620"/>
+                <wp:wrapNone/>
+                <wp:docPr id="5" name="إطار نص 4"/>
+                <a:graphic xmlns:a="http://schemas.openxmlformats.org/drawingml/2006/main">
+                  <a:graphicData uri="http://schemas.microsoft.com/office/word/2010/wordprocessingShape">
+                    <wps:wsp>
+                      <wps:cNvSpPr txBox="1"/>
+                      <wps:spPr>
+                        <a:xfrm>
+                          <a:off x="0" y="0"/>
+                          <a:ext cx="2305080" cy="528480"/>
+                        </a:xfrm>
+                        <a:prstGeom prst="rect">
+                          <a:avLst/>
+                        </a:prstGeom>
+                        <a:noFill/>
+                        <a:ln w="0">
+                          <a:noFill/>
+                        </a:ln>
+                      </wps:spPr>
+                      <wps:txbx>
+                        <w:txbxContent>
+                          <w:p>
+                            <w:pPr>
+                              <w:kinsoku w:val="true"/>
+                              <w:overflowPunct w:val="false"/>
+                              <w:autoSpaceDE w:val="true"/>
+                              <w:bidi w:val="1"/>
+                              <w:spacing w:before="0" w:after="0" w:lineRule="auto" w:line="240"/>
+                              <w:ind w:hanging="0"/>
+                              <w:jc w:val="center"/>
+                              <w:rPr/>
+                            </w:pPr>
+                            <w:r>
+                              <w:rPr>
+                                <w:w w:val="100"/>
+                                <w:u w:val="none"/>
+                                <w:dstrike w:val="false"/>
+                                <w:strike w:val="false"/>
+                                <w:i w:val="false"/>
+                                <w:outline w:val="false"/>
+                                <w:shadow w:val="false"/>
+                                <w:vertAlign w:val="baseline"/>
+                                <w:position w:val="0"/>
+                                <w:sz w:val="24"/>
+                                <w:kern w:val="0"/>
+                                <w:spacing w:val="0"/>
+                                <w:i w:val="false"/>
+                                <w:iCs w:val="false"/>
+                                <w:em w:val="none"/>
+                                <w:emboss w:val="false"/>
+                                <w:imprint w:val="false"/>
+                                <w:smallCaps w:val="false"/>
+                                <w:caps w:val="false"/>
+                                <w:b/>
+                                <w:b/>
+                                <w:bCs/>
+                                <w:sz w:val="24"/>
+                                <w:szCs w:val="24"/>
+                                <w:rFonts w:ascii="Calibri" w:hAnsi="Calibri" w:eastAsia="Calibri" w:cs="KacstPoster" w:asciiTheme="minorHAnsi" w:eastAsiaTheme="minorHAnsi" w:hAnsiTheme="minorHAnsi"/>
+                                <w:color w:val="C9211E"/>
+                                <w:lang w:val="en-US" w:eastAsia="en-US" w:bidi="ar-SA"/>
+                              </w:rPr>
+                              <w:t>العنوان</w:t>
+                            </w:r>
+                          </w:p>
+                          <w:p>
+                            <w:pPr>
+                              <w:overflowPunct w:val="false"/>
+                              <w:bidi w:val="1"/>
+                              <w:spacing w:before="0" w:after="0" w:lineRule="auto" w:line="240"/>
+                              <w:jc w:val="center"/>
+                              <w:rPr/>
+                            </w:pPr>
+                            <w:r>
+                              <w:rPr>
+                                <w:b/>
+                                <w:b/>
+                                <w:bCs/>
+                                <w:sz w:val="21"/>
+                                <w:szCs w:val="21"/>
+                                <w:rFonts w:asciiTheme="minorHAnsi" w:cstheme="minorBidi" w:eastAsiaTheme="minorHAnsi" w:hAnsiTheme="minorHAnsi" w:cs="KacstOne"/>
+                                <w:color w:val="EEEEEE"/>
+                              </w:rPr>
+                              <w:t>اليمن – صنعاء – شارع الخمسين – جوار بريد دار سلم</w:t>
+                            </w:r>
+                          </w:p>
+                        </w:txbxContent>
+                      </wps:txbx>
+                      <wps:bodyPr wrap="square" lIns="0" rIns="0" tIns="0" bIns="0" anchor="t">
+                        <a:noAutofit/>
+                      </wps:bodyPr>
+                    </wps:wsp>
+                  </a:graphicData>
+                </a:graphic>
+              </wp:anchor>
+            </w:drawing>
+          </mc:Choice>
+          <mc:Fallback>
+            <w:pict>
+              <v:shape id="shape_0" ID="إطار نص 4" stroked="f" o:allowincell="f" style="position:absolute;margin-left:-55.95pt;margin-top:41.2pt;width:181.45pt;height:41.55pt;mso-wrap-style:square;v-text-anchor:top" type="_x0000_t202">
+                <v:textbox>
+                  <w:txbxContent>
+                    <w:p>
+                      <w:pPr>
+                        <w:kinsoku w:val="true"/>
+                        <w:overflowPunct w:val="false"/>
+                        <w:autoSpaceDE w:val="true"/>
+                        <w:bidi w:val="1"/>
+                        <w:spacing w:before="0" w:after="0" w:lineRule="auto" w:line="240"/>
+                        <w:ind w:hanging="0"/>
+                        <w:jc w:val="center"/>
+                        <w:rPr/>
+                      </w:pPr>
+                      <w:r>
+                        <w:rPr>
+                          <w:w w:val="100"/>
+                          <w:u w:val="none"/>
+                          <w:dstrike w:val="false"/>
+                          <w:strike w:val="false"/>
+                          <w:i w:val="false"/>
+                          <w:outline w:val="false"/>
+                          <w:shadow w:val="false"/>
+                          <w:vertAlign w:val="baseline"/>
+                          <w:position w:val="0"/>
+                          <w:sz w:val="24"/>
+                          <w:kern w:val="0"/>
+                          <w:spacing w:val="0"/>
+                          <w:i w:val="false"/>
+                          <w:iCs w:val="false"/>
+                          <w:em w:val="none"/>
+                          <w:emboss w:val="false"/>
+                          <w:imprint w:val="false"/>
+                          <w:smallCaps w:val="false"/>
+                          <w:caps w:val="false"/>
+                          <w:b/>
+                          <w:b/>
+                          <w:bCs/>
+                          <w:sz w:val="24"/>
+                          <w:szCs w:val="24"/>
+                          <w:rFonts w:ascii="Calibri" w:hAnsi="Calibri" w:eastAsia="Calibri" w:cs="KacstPoster" w:asciiTheme="minorHAnsi" w:eastAsiaTheme="minorHAnsi" w:hAnsiTheme="minorHAnsi"/>
+                          <w:color w:val="C9211E"/>
+                          <w:lang w:val="en-US" w:eastAsia="en-US" w:bidi="ar-SA"/>
+                        </w:rPr>
+                        <w:t>العنوان</w:t>
+                      </w:r>
+                    </w:p>
+                    <w:p>
+                      <w:pPr>
+                        <w:overflowPunct w:val="false"/>
+                        <w:bidi w:val="1"/>
+                        <w:spacing w:before="0" w:after="0" w:lineRule="auto" w:line="240"/>
+                        <w:jc w:val="center"/>
+                        <w:rPr/>
+                      </w:pPr>
+                      <w:r>
+                        <w:rPr>
+                          <w:b/>
+                          <w:b/>
+                          <w:bCs/>
+                          <w:sz w:val="21"/>
+                          <w:szCs w:val="21"/>
+                          <w:rFonts w:asciiTheme="minorHAnsi" w:cstheme="minorBidi" w:eastAsiaTheme="minorHAnsi" w:hAnsiTheme="minorHAnsi" w:cs="KacstOne"/>
+                          <w:color w:val="EEEEEE"/>
+                        </w:rPr>
+                        <w:t>اليمن – صنعاء – شارع الخمسين – جوار بريد دار سلم</w:t>
+                      </w:r>
+                    </w:p>
+                  </w:txbxContent>
+                </v:textbox>
+                <v:fill o:detectmouseclick="t" on="false"/>
+                <v:stroke color="black" joinstyle="round" endcap="flat"/>
+                <w10:wrap type="none"/>
+              </v:shape>
+            </w:pict>
+          </mc:Fallback>
+        </mc:AlternateContent>
+        <mc:AlternateContent>
+          <mc:Choice Requires="wps">
+            <w:drawing>
+              <wp:anchor behindDoc="0" distT="0" distB="0" distL="0" distR="0" simplePos="0" locked="0" layoutInCell="0" allowOverlap="1" relativeHeight="10">
+                <wp:simplePos x="0" y="0"/>
+                <wp:positionH relativeFrom="column">
+                  <wp:posOffset>-844550</wp:posOffset>
+                </wp:positionH>
+                <wp:positionV relativeFrom="paragraph">
+                  <wp:posOffset>460375</wp:posOffset>
+                </wp:positionV>
+                <wp:extent cx="6924675" cy="66675"/>
+                <wp:effectExtent l="1270" t="1270" r="0" b="0"/>
+                <wp:wrapNone/>
+                <wp:docPr id="6" name="شكل 4"/>
+                <a:graphic xmlns:a="http://schemas.openxmlformats.org/drawingml/2006/main">
+                  <a:graphicData uri="http://schemas.microsoft.com/office/word/2010/wordprocessingShape">
+                    <wps:wsp>
+                      <wps:cNvSpPr/>
+                      <wps:spPr>
+                        <a:xfrm>
+                          <a:off x="0" y="0"/>
+                          <a:ext cx="6924600" cy="66600"/>
+                        </a:xfrm>
+                        <a:prstGeom prst="rect">
+                          <a:avLst/>
+                        </a:prstGeom>
+                        <a:solidFill>
+                          <a:srgbClr val="ffd428"/>
+                        </a:solidFill>
+                        <a:ln w="0">
+                          <a:solidFill>
+                            <a:srgbClr val="3465a4"/>
+                          </a:solidFill>
+                        </a:ln>
+                      </wps:spPr>
+                      <wps:style>
+                        <a:lnRef idx="0"/>
+                        <a:fillRef idx="0"/>
+                        <a:effectRef idx="0"/>
+                        <a:fontRef idx="minor"/>
+                      </wps:style>
+                      <wps:bodyPr/>
+                    </wps:wsp>
+                  </a:graphicData>
+                </a:graphic>
+              </wp:anchor>
+            </w:drawing>
+          </mc:Choice>
+          <mc:Fallback>
+            <w:pict>
+              <v:rect id="shape_0" ID="شكل 4" fillcolor="#ffd428" stroked="t" o:allowincell="f" style="position:absolute;margin-left:-66.5pt;margin-top:36.25pt;width:545.2pt;height:5.2pt;mso-wrap-style:none;v-text-anchor:middle">
+                <v:fill o:detectmouseclick="t" color2="#002bd7"/>
+                <v:stroke color="#3465a4" joinstyle="round" endcap="flat"/>
+                <w10:wrap type="none"/>
+              </v:rect>
+            </w:pict>
+          </mc:Fallback>
+        </mc:AlternateContent>
+      </w:r>
       <w:r>
         <w:rPr>
           <w:rFonts w:cs="Amiri"/>
@@ -1672,58 +2320,26 @@
           <w:rtl w:val="true"/>
           <w:lang w:bidi="ar-EG"/>
         </w:rPr>
-        <w:t xml:space="preserve"> يمكن للعميل التواصل مع المركز عبر </w:t>
+        <w:t xml:space="preserve"> يمكن للعميل التواصل مع المركز عبر الرقم التالي  </w:t>
       </w:r>
       <w:r>
         <w:rPr>
           <w:rFonts w:cs="Amiri"/>
           <w:sz w:val="21"/>
-          <w:sz w:val="21"/>
-          <w:szCs w:val="21"/>
-          <w:rtl w:val="true"/>
-          <w:lang w:bidi="ar-EG"/>
-        </w:rPr>
-        <w:t xml:space="preserve">الرقم التالي </w:t>
+          <w:szCs w:val="21"/>
+          <w:rtl w:val="true"/>
+          <w:lang w:bidi="ar-EG"/>
+        </w:rPr>
+        <w:t>{</w:t>
       </w:r>
       <w:r>
         <w:rPr>
           <w:rFonts w:cs="Amiri"/>
           <w:sz w:val="21"/>
-          <w:sz w:val="21"/>
-          <w:szCs w:val="21"/>
-          <w:rtl w:val="true"/>
-          <w:lang w:bidi="ar-EG"/>
-        </w:rPr>
-        <w:t xml:space="preserve"> </w:t>
-      </w:r>
-      <w:r>
-        <w:rPr>
-          <w:rFonts w:cs="Amiri"/>
-          <w:sz w:val="21"/>
-          <w:szCs w:val="21"/>
-          <w:rtl w:val="true"/>
-          <w:lang w:bidi="ar-EG"/>
-        </w:rPr>
-        <w:t>{</w:t>
-      </w:r>
-      <w:r>
-        <w:rPr>
-          <w:rFonts w:cs="Amiri"/>
-          <w:sz w:val="21"/>
-          <w:sz w:val="21"/>
-          <w:szCs w:val="21"/>
-          <w:lang w:bidi="ar-EG"/>
-        </w:rPr>
-        <w:t>٧٧٧٤٠٤٥١</w:t>
-      </w:r>
-      <w:r>
-        <w:rPr>
-          <w:rFonts w:cs="Amiri"/>
-          <w:sz w:val="21"/>
-          <w:szCs w:val="21"/>
-          <w:lang w:bidi="ar-EG"/>
-        </w:rPr>
-        <w:t>3</w:t>
+          <w:szCs w:val="21"/>
+          <w:lang w:bidi="ar-EG"/>
+        </w:rPr>
+        <w:t>777404513</w:t>
       </w:r>
       <w:r>
         <w:rPr>
@@ -1772,53 +2388,6 @@
       <w:rPr>
         <w:rtl w:val="true"/>
       </w:rPr>
-      <w:drawing>
-        <wp:anchor behindDoc="1" distT="0" distB="0" distL="0" distR="0" simplePos="0" locked="0" layoutInCell="0" allowOverlap="1" relativeHeight="2">
-          <wp:simplePos x="0" y="0"/>
-          <wp:positionH relativeFrom="margin">
-            <wp:align>center</wp:align>
-          </wp:positionH>
-          <wp:positionV relativeFrom="margin">
-            <wp:align>center</wp:align>
-          </wp:positionV>
-          <wp:extent cx="5417820" cy="3728085"/>
-          <wp:effectExtent l="0" t="0" r="0" b="0"/>
-          <wp:wrapNone/>
-          <wp:docPr id="2" name="WordPictureWatermark19416188" descr=""/>
-          <wp:cNvGraphicFramePr>
-            <a:graphicFrameLocks xmlns:a="http://schemas.openxmlformats.org/drawingml/2006/main" noChangeAspect="1"/>
-          </wp:cNvGraphicFramePr>
-          <a:graphic xmlns:a="http://schemas.openxmlformats.org/drawingml/2006/main">
-            <a:graphicData uri="http://schemas.openxmlformats.org/drawingml/2006/picture">
-              <pic:pic xmlns:pic="http://schemas.openxmlformats.org/drawingml/2006/picture">
-                <pic:nvPicPr>
-                  <pic:cNvPr id="2" name="WordPictureWatermark19416188" descr=""/>
-                  <pic:cNvPicPr>
-                    <a:picLocks noChangeAspect="1" noChangeArrowheads="1"/>
-                  </pic:cNvPicPr>
-                </pic:nvPicPr>
-                <pic:blipFill>
-                  <a:blip r:embed="rId1">
-                    <a:lum bright="70000" contrast="-70000"/>
-                  </a:blip>
-                  <a:stretch>
-                    <a:fillRect/>
-                  </a:stretch>
-                </pic:blipFill>
-                <pic:spPr bwMode="auto">
-                  <a:xfrm>
-                    <a:off x="0" y="0"/>
-                    <a:ext cx="5417820" cy="3728085"/>
-                  </a:xfrm>
-                  <a:prstGeom prst="rect">
-                    <a:avLst/>
-                  </a:prstGeom>
-                </pic:spPr>
-              </pic:pic>
-            </a:graphicData>
-          </a:graphic>
-        </wp:anchor>
-      </w:drawing>
     </w:r>
   </w:p>
 </w:hdr>
@@ -1842,508 +2411,574 @@
 
 <file path=word/header3.xml><?xml version="1.0" encoding="utf-8"?>
 <w:hdr xmlns:o="urn:schemas-microsoft-com:office:office" xmlns:r="http://schemas.openxmlformats.org/officeDocument/2006/relationships" xmlns:v="urn:schemas-microsoft-com:vml" xmlns:w="http://schemas.openxmlformats.org/wordprocessingml/2006/main" xmlns:w10="urn:schemas-microsoft-com:office:word" xmlns:wp="http://schemas.openxmlformats.org/drawingml/2006/wordprocessingDrawing" xmlns:wps="http://schemas.microsoft.com/office/word/2010/wordprocessingShape" xmlns:wpg="http://schemas.microsoft.com/office/word/2010/wordprocessingGroup" xmlns:mc="http://schemas.openxmlformats.org/markup-compatibility/2006" xmlns:wp14="http://schemas.microsoft.com/office/word/2010/wordprocessingDrawing" xmlns:w14="http://schemas.microsoft.com/office/word/2010/wordml" xmlns:w15="http://schemas.microsoft.com/office/word/2012/wordml" mc:Ignorable="w14 wp14 w15">
-  <w:tbl>
-    <w:tblPr>
-      <w:tblStyle w:val="a5"/>
-      <w:bidiVisual w:val="true"/>
-      <w:tblW w:w="8321" w:type="dxa"/>
-      <w:jc w:val="left"/>
-      <w:tblInd w:w="-15" w:type="dxa"/>
-      <w:tblLayout w:type="fixed"/>
-      <w:tblCellMar>
-        <w:top w:w="0" w:type="dxa"/>
-        <w:left w:w="108" w:type="dxa"/>
-        <w:bottom w:w="0" w:type="dxa"/>
-        <w:right w:w="108" w:type="dxa"/>
-      </w:tblCellMar>
-      <w:tblLook w:val="04a0" w:noHBand="0" w:noVBand="1" w:firstColumn="1" w:lastRow="0" w:lastColumn="0" w:firstRow="1"/>
-    </w:tblPr>
-    <w:tblGrid>
-      <w:gridCol w:w="2681"/>
-      <w:gridCol w:w="3127"/>
-      <w:gridCol w:w="2513"/>
-    </w:tblGrid>
-    <w:tr>
-      <w:trPr>
-        <w:trHeight w:val="2050" w:hRule="atLeast"/>
-      </w:trPr>
-      <w:tc>
-        <w:tcPr>
-          <w:tcW w:w="2681" w:type="dxa"/>
-          <w:tcBorders>
-            <w:top w:val="nil"/>
-            <w:left w:val="nil"/>
-            <w:bottom w:val="nil"/>
-            <w:right w:val="nil"/>
-          </w:tcBorders>
-        </w:tcPr>
-        <w:p>
-          <w:pPr>
-            <w:pStyle w:val="Style21"/>
-            <w:widowControl w:val="false"/>
-            <w:suppressAutoHyphens w:val="true"/>
-            <w:spacing w:before="0" w:after="0"/>
-            <w:jc w:val="center"/>
-            <w:rPr>
-              <w:rFonts w:ascii="Calibri" w:hAnsi="Calibri" w:eastAsia="Calibri" w:cs="Arial"/>
-              <w:kern w:val="0"/>
-              <w:sz w:val="22"/>
-              <w:szCs w:val="22"/>
-              <w:lang w:val="en-US" w:eastAsia="en-US" w:bidi="ar-SA"/>
-            </w:rPr>
-          </w:pPr>
-          <w:r>
-            <w:rPr>
-              <w:rFonts w:eastAsia="Calibri" w:cs="Arial"/>
-              <w:kern w:val="0"/>
-              <w:sz w:val="22"/>
-              <w:szCs w:val="22"/>
-              <w:rtl w:val="true"/>
-              <w:lang w:val="en-US" w:eastAsia="en-US" w:bidi="ar-SA"/>
-            </w:rPr>
-          </w:r>
-        </w:p>
-        <w:p>
-          <w:pPr>
-            <w:pStyle w:val="Style21"/>
-            <w:widowControl w:val="false"/>
-            <w:suppressAutoHyphens w:val="true"/>
-            <w:spacing w:before="0" w:after="0"/>
-            <w:jc w:val="center"/>
-            <w:rPr>
-              <w:rFonts w:ascii="Calibri" w:hAnsi="Calibri" w:eastAsia="Calibri" w:cs="Arial"/>
-              <w:kern w:val="0"/>
-              <w:sz w:val="22"/>
-              <w:szCs w:val="22"/>
-              <w:lang w:val="en-US" w:eastAsia="en-US" w:bidi="ar-SA"/>
-            </w:rPr>
-          </w:pPr>
-          <w:r>
-            <w:rPr>
-              <w:rtl w:val="true"/>
-            </w:rPr>
-            <w:drawing>
-              <wp:inline distT="0" distB="0" distL="0" distR="0">
-                <wp:extent cx="1362075" cy="1095375"/>
-                <wp:effectExtent l="0" t="0" r="0" b="0"/>
-                <wp:docPr id="3" name="صورة 4" descr=""/>
-                <wp:cNvGraphicFramePr>
-                  <a:graphicFrameLocks xmlns:a="http://schemas.openxmlformats.org/drawingml/2006/main" noChangeAspect="1"/>
-                </wp:cNvGraphicFramePr>
-                <a:graphic xmlns:a="http://schemas.openxmlformats.org/drawingml/2006/main">
-                  <a:graphicData uri="http://schemas.openxmlformats.org/drawingml/2006/picture">
-                    <pic:pic xmlns:pic="http://schemas.openxmlformats.org/drawingml/2006/picture">
-                      <pic:nvPicPr>
-                        <pic:cNvPr id="3" name="صورة 4" descr=""/>
-                        <pic:cNvPicPr>
-                          <a:picLocks noChangeAspect="1" noChangeArrowheads="1"/>
-                        </pic:cNvPicPr>
-                      </pic:nvPicPr>
-                      <pic:blipFill>
-                        <a:blip r:embed="rId1"/>
-                        <a:srcRect l="8715" t="19408" r="8544" b="11484"/>
-                        <a:stretch>
-                          <a:fillRect/>
-                        </a:stretch>
-                      </pic:blipFill>
-                      <pic:spPr bwMode="auto">
-                        <a:xfrm>
-                          <a:off x="0" y="0"/>
-                          <a:ext cx="1362075" cy="1095375"/>
-                        </a:xfrm>
-                        <a:prstGeom prst="rect">
-                          <a:avLst/>
-                        </a:prstGeom>
-                      </pic:spPr>
-                    </pic:pic>
-                  </a:graphicData>
-                </a:graphic>
-              </wp:inline>
-            </w:drawing>
-          </w:r>
-        </w:p>
-      </w:tc>
-      <w:tc>
-        <w:tcPr>
-          <w:tcW w:w="3127" w:type="dxa"/>
-          <w:tcBorders>
-            <w:top w:val="nil"/>
-            <w:left w:val="nil"/>
-            <w:bottom w:val="nil"/>
-            <w:right w:val="nil"/>
-          </w:tcBorders>
-          <w:vAlign w:val="center"/>
-        </w:tcPr>
-        <w:p>
-          <w:pPr>
-            <w:pStyle w:val="Style21"/>
-            <w:widowControl w:val="false"/>
-            <w:suppressAutoHyphens w:val="true"/>
-            <w:spacing w:before="0" w:after="0"/>
-            <w:jc w:val="center"/>
-            <w:rPr>
-              <w:rFonts w:ascii="Calibri" w:hAnsi="Calibri" w:eastAsia="Calibri" w:cs="Arial"/>
-              <w:kern w:val="0"/>
-              <w:sz w:val="22"/>
-              <w:szCs w:val="22"/>
-              <w:lang w:val="en-US" w:eastAsia="en-US" w:bidi="ar-SA"/>
-            </w:rPr>
-          </w:pPr>
-          <w:r>
-            <w:rPr>
-              <w:rFonts w:eastAsia="Calibri" w:cs="Arial"/>
-              <w:kern w:val="0"/>
-              <w:sz w:val="22"/>
-              <w:szCs w:val="22"/>
-              <w:rtl w:val="true"/>
-              <w:lang w:val="en-US" w:eastAsia="en-US" w:bidi="ar-SA"/>
-            </w:rPr>
-          </w:r>
-        </w:p>
-        <w:p>
-          <w:pPr>
-            <w:pStyle w:val="Normal"/>
-            <w:widowControl w:val="false"/>
-            <w:suppressAutoHyphens w:val="true"/>
-            <w:spacing w:lineRule="auto" w:line="240" w:before="0" w:after="0"/>
-            <w:jc w:val="center"/>
-            <w:rPr>
-              <w:rFonts w:ascii="Calibri" w:hAnsi="Calibri" w:eastAsia="Calibri" w:cs="Arial"/>
-              <w:kern w:val="0"/>
-              <w:sz w:val="22"/>
-              <w:szCs w:val="22"/>
-              <w:lang w:val="en-US" w:eastAsia="en-US" w:bidi="ar-SA"/>
-            </w:rPr>
-          </w:pPr>
-          <w:r>
-            <w:rPr>
-              <w:rtl w:val="true"/>
-            </w:rPr>
-            <w:drawing>
-              <wp:inline distT="0" distB="0" distL="0" distR="0">
-                <wp:extent cx="1534160" cy="1047750"/>
-                <wp:effectExtent l="0" t="0" r="0" b="0"/>
-                <wp:docPr id="4" name="صورة 2" descr=""/>
-                <wp:cNvGraphicFramePr>
-                  <a:graphicFrameLocks xmlns:a="http://schemas.openxmlformats.org/drawingml/2006/main" noChangeAspect="1"/>
-                </wp:cNvGraphicFramePr>
-                <a:graphic xmlns:a="http://schemas.openxmlformats.org/drawingml/2006/main">
-                  <a:graphicData uri="http://schemas.openxmlformats.org/drawingml/2006/picture">
-                    <pic:pic xmlns:pic="http://schemas.openxmlformats.org/drawingml/2006/picture">
-                      <pic:nvPicPr>
-                        <pic:cNvPr id="4" name="صورة 2" descr=""/>
-                        <pic:cNvPicPr>
-                          <a:picLocks noChangeAspect="1" noChangeArrowheads="1"/>
-                        </pic:cNvPicPr>
-                      </pic:nvPicPr>
-                      <pic:blipFill>
-                        <a:blip r:embed="rId2"/>
-                        <a:stretch>
-                          <a:fillRect/>
-                        </a:stretch>
-                      </pic:blipFill>
-                      <pic:spPr bwMode="auto">
-                        <a:xfrm>
-                          <a:off x="0" y="0"/>
-                          <a:ext cx="1534160" cy="1047750"/>
-                        </a:xfrm>
-                        <a:prstGeom prst="rect">
-                          <a:avLst/>
-                        </a:prstGeom>
-                      </pic:spPr>
-                    </pic:pic>
-                  </a:graphicData>
-                </a:graphic>
-              </wp:inline>
-            </w:drawing>
-          </w:r>
-        </w:p>
-        <w:p>
-          <w:pPr>
-            <w:pStyle w:val="Normal"/>
-            <w:widowControl w:val="false"/>
-            <w:suppressAutoHyphens w:val="true"/>
-            <w:spacing w:lineRule="auto" w:line="240" w:before="0" w:after="0"/>
-            <w:jc w:val="center"/>
-            <w:rPr>
-              <w:rFonts w:ascii="Calibri" w:hAnsi="Calibri" w:eastAsia="Calibri" w:cs="Arial"/>
-              <w:kern w:val="0"/>
-              <w:sz w:val="22"/>
-              <w:szCs w:val="22"/>
-              <w:lang w:val="en-US" w:eastAsia="en-US" w:bidi="ar-SA"/>
-            </w:rPr>
-          </w:pPr>
-          <w:r>
-            <w:rPr>
-              <w:rFonts w:eastAsia="Calibri" w:cs="Arial"/>
-              <w:kern w:val="0"/>
-              <w:sz w:val="22"/>
-              <w:szCs w:val="22"/>
-              <w:rtl w:val="true"/>
-              <w:lang w:val="en-US" w:eastAsia="en-US" w:bidi="ar-SA"/>
-            </w:rPr>
-          </w:r>
-        </w:p>
-        <w:p>
-          <w:pPr>
-            <w:pStyle w:val="Style21"/>
-            <w:widowControl w:val="false"/>
-            <w:suppressAutoHyphens w:val="true"/>
-            <w:spacing w:before="0" w:after="0"/>
-            <w:jc w:val="center"/>
-            <w:rPr>
-              <w:rFonts w:cs="PT Bold Broken"/>
-            </w:rPr>
-          </w:pPr>
-          <w:r>
-            <w:rPr>
-              <w:rtl w:val="true"/>
-            </w:rPr>
-          </w:r>
-        </w:p>
-      </w:tc>
-      <w:tc>
-        <w:tcPr>
-          <w:tcW w:w="2513" w:type="dxa"/>
-          <w:tcBorders>
-            <w:top w:val="nil"/>
-            <w:left w:val="nil"/>
-            <w:bottom w:val="nil"/>
-            <w:right w:val="nil"/>
-          </w:tcBorders>
-        </w:tcPr>
-        <w:p>
-          <w:pPr>
-            <w:pStyle w:val="Style21"/>
-            <w:widowControl w:val="false"/>
-            <w:suppressAutoHyphens w:val="true"/>
-            <w:spacing w:before="0" w:after="0"/>
-            <w:jc w:val="center"/>
-            <w:rPr>
-              <w:rFonts w:ascii="Book Antiqua" w:hAnsi="Book Antiqua"/>
-              <w:b/>
-              <w:b/>
-              <w:bCs/>
-              <w:sz w:val="18"/>
-              <w:szCs w:val="18"/>
-            </w:rPr>
-          </w:pPr>
-          <w:r>
-            <w:rPr>
-              <w:rFonts w:ascii="Book Antiqua" w:hAnsi="Book Antiqua"/>
-              <w:b/>
-              <w:bCs/>
-              <w:sz w:val="18"/>
-              <w:szCs w:val="18"/>
-              <w:rtl w:val="true"/>
-            </w:rPr>
-          </w:r>
-        </w:p>
-        <w:p>
-          <w:pPr>
-            <w:pStyle w:val="Style21"/>
-            <w:widowControl w:val="false"/>
-            <w:suppressAutoHyphens w:val="true"/>
-            <w:spacing w:before="0" w:after="0"/>
-            <w:jc w:val="center"/>
-            <w:rPr>
-              <w:rFonts w:ascii="Book Antiqua" w:hAnsi="Book Antiqua"/>
-              <w:b/>
-              <w:b/>
-              <w:bCs/>
-              <w:sz w:val="18"/>
-              <w:szCs w:val="18"/>
-            </w:rPr>
-          </w:pPr>
-          <w:r>
-            <w:rPr>
-              <w:rtl w:val="true"/>
-            </w:rPr>
-          </w:r>
-        </w:p>
-        <w:p>
-          <w:pPr>
-            <w:pStyle w:val="Style21"/>
-            <w:widowControl w:val="false"/>
-            <w:suppressAutoHyphens w:val="true"/>
-            <w:spacing w:before="0" w:after="0"/>
-            <w:jc w:val="center"/>
-            <w:rPr>
-              <w:rFonts w:ascii="Calibri" w:hAnsi="Calibri" w:eastAsia="Calibri" w:cs="Arial"/>
-              <w:kern w:val="0"/>
-              <w:sz w:val="22"/>
-              <w:szCs w:val="22"/>
-              <w:lang w:val="en-US" w:eastAsia="en-US" w:bidi="ar-SA"/>
-            </w:rPr>
-          </w:pPr>
-          <w:r>
-            <w:rPr>
-              <w:rtl w:val="true"/>
-            </w:rPr>
-            <w:drawing>
-              <wp:inline distT="0" distB="0" distL="0" distR="0">
-                <wp:extent cx="1459230" cy="582295"/>
-                <wp:effectExtent l="0" t="0" r="0" b="0"/>
-                <wp:docPr id="5" name="صورة 5" descr=""/>
-                <wp:cNvGraphicFramePr>
-                  <a:graphicFrameLocks xmlns:a="http://schemas.openxmlformats.org/drawingml/2006/main" noChangeAspect="1"/>
-                </wp:cNvGraphicFramePr>
-                <a:graphic xmlns:a="http://schemas.openxmlformats.org/drawingml/2006/main">
-                  <a:graphicData uri="http://schemas.openxmlformats.org/drawingml/2006/picture">
-                    <pic:pic xmlns:pic="http://schemas.openxmlformats.org/drawingml/2006/picture">
-                      <pic:nvPicPr>
-                        <pic:cNvPr id="5" name="صورة 5" descr=""/>
-                        <pic:cNvPicPr>
-                          <a:picLocks noChangeAspect="1" noChangeArrowheads="1"/>
-                        </pic:cNvPicPr>
-                      </pic:nvPicPr>
-                      <pic:blipFill>
-                        <a:blip r:embed="rId3"/>
-                        <a:srcRect l="9662" t="35011" r="10087" b="33286"/>
-                        <a:stretch>
-                          <a:fillRect/>
-                        </a:stretch>
-                      </pic:blipFill>
-                      <pic:spPr bwMode="auto">
-                        <a:xfrm>
-                          <a:off x="0" y="0"/>
-                          <a:ext cx="1459230" cy="582295"/>
-                        </a:xfrm>
-                        <a:prstGeom prst="rect">
-                          <a:avLst/>
-                        </a:prstGeom>
-                      </pic:spPr>
-                    </pic:pic>
-                  </a:graphicData>
-                </a:graphic>
-              </wp:inline>
-            </w:drawing>
-          </w:r>
-        </w:p>
-        <w:p>
-          <w:pPr>
-            <w:pStyle w:val="Style21"/>
-            <w:widowControl w:val="false"/>
-            <w:suppressAutoHyphens w:val="true"/>
-            <w:spacing w:before="0" w:after="0"/>
-            <w:jc w:val="center"/>
-            <w:rPr>
-              <w:rFonts w:ascii="Calibri" w:hAnsi="Calibri" w:eastAsia="Calibri" w:cs="Arial"/>
-              <w:kern w:val="0"/>
-              <w:sz w:val="22"/>
-              <w:szCs w:val="22"/>
-              <w:lang w:val="en-US" w:eastAsia="en-US" w:bidi="ar-SA"/>
-            </w:rPr>
-          </w:pPr>
-          <w:r>
-            <w:rPr>
-              <w:rFonts w:ascii="Book Antiqua" w:hAnsi="Book Antiqua" w:eastAsia="Calibri"/>
-              <w:b/>
-              <w:b/>
-              <w:bCs/>
-              <w:kern w:val="0"/>
-              <w:sz w:val="18"/>
-              <w:sz w:val="18"/>
-              <w:szCs w:val="18"/>
-              <w:rtl w:val="true"/>
-              <w:lang w:val="en-US" w:eastAsia="en-US" w:bidi="ar-SA"/>
-            </w:rPr>
-            <w:t>اليمن</w:t>
-          </w:r>
-          <w:r>
-            <w:rPr>
-              <w:rFonts w:eastAsia="Calibri" w:cs="Arial" w:ascii="Book Antiqua" w:hAnsi="Book Antiqua"/>
-              <w:b/>
-              <w:bCs/>
-              <w:kern w:val="0"/>
-              <w:sz w:val="18"/>
-              <w:szCs w:val="18"/>
-              <w:rtl w:val="true"/>
-              <w:lang w:val="en-US" w:eastAsia="en-US" w:bidi="ar-SA"/>
-            </w:rPr>
-            <w:t>-</w:t>
-          </w:r>
-          <w:r>
-            <w:rPr>
-              <w:rFonts w:ascii="Book Antiqua" w:hAnsi="Book Antiqua" w:eastAsia="Calibri"/>
-              <w:b/>
-              <w:b/>
-              <w:bCs/>
-              <w:kern w:val="0"/>
-              <w:sz w:val="18"/>
-              <w:sz w:val="18"/>
-              <w:szCs w:val="18"/>
-              <w:rtl w:val="true"/>
-              <w:lang w:val="en-US" w:eastAsia="en-US" w:bidi="ar-SA"/>
-            </w:rPr>
-            <w:t>صنعاء</w:t>
-          </w:r>
-          <w:r>
-            <w:rPr>
-              <w:rFonts w:eastAsia="Calibri" w:cs="Arial" w:ascii="Book Antiqua" w:hAnsi="Book Antiqua"/>
-              <w:b/>
-              <w:bCs/>
-              <w:kern w:val="0"/>
-              <w:sz w:val="18"/>
-              <w:szCs w:val="18"/>
-              <w:rtl w:val="true"/>
-              <w:lang w:val="en-US" w:eastAsia="en-US" w:bidi="ar-SA"/>
-            </w:rPr>
-            <w:t>-</w:t>
-          </w:r>
-          <w:r>
-            <w:rPr>
-              <w:rFonts w:ascii="Book Antiqua" w:hAnsi="Book Antiqua" w:eastAsia="Calibri"/>
-              <w:b/>
-              <w:b/>
-              <w:bCs/>
-              <w:kern w:val="0"/>
-              <w:sz w:val="18"/>
-              <w:sz w:val="18"/>
-              <w:szCs w:val="18"/>
-              <w:rtl w:val="true"/>
-              <w:lang w:val="en-US" w:eastAsia="en-US" w:bidi="ar-SA"/>
-            </w:rPr>
-            <w:t>شارع الخمسين</w:t>
-          </w:r>
-          <w:r>
-            <w:rPr>
-              <w:rFonts w:eastAsia="Calibri" w:cs="Arial" w:ascii="Book Antiqua" w:hAnsi="Book Antiqua"/>
-              <w:b/>
-              <w:bCs/>
-              <w:kern w:val="0"/>
-              <w:sz w:val="18"/>
-              <w:szCs w:val="18"/>
-              <w:rtl w:val="true"/>
-              <w:lang w:val="en-US" w:eastAsia="en-US" w:bidi="ar-SA"/>
-            </w:rPr>
-            <w:t>-</w:t>
-          </w:r>
-          <w:r>
-            <w:rPr>
-              <w:rFonts w:ascii="Book Antiqua" w:hAnsi="Book Antiqua" w:eastAsia="Calibri"/>
-              <w:b/>
-              <w:b/>
-              <w:bCs/>
-              <w:kern w:val="0"/>
-              <w:sz w:val="18"/>
-              <w:sz w:val="18"/>
-              <w:szCs w:val="18"/>
-              <w:rtl w:val="true"/>
-              <w:lang w:val="en-US" w:eastAsia="en-US" w:bidi="ar-SA"/>
-            </w:rPr>
-            <w:t>جوار بريد دار سلم</w:t>
-          </w:r>
-        </w:p>
-      </w:tc>
-    </w:tr>
-  </w:tbl>
   <w:p>
     <w:pPr>
       <w:pStyle w:val="Style21"/>
-      <w:pBdr>
-        <w:bottom w:val="single" w:sz="4" w:space="1" w:color="000000"/>
-      </w:pBdr>
+      <w:rPr/>
+    </w:pPr>
+    <w:r>
+      <w:rPr>
+        <w:rtl w:val="true"/>
+      </w:rPr>
+      <mc:AlternateContent>
+        <mc:Choice Requires="wps">
+          <w:drawing>
+            <wp:anchor behindDoc="0" distT="0" distB="0" distL="0" distR="0" simplePos="0" locked="0" layoutInCell="0" allowOverlap="1" relativeHeight="5">
+              <wp:simplePos x="0" y="0"/>
+              <wp:positionH relativeFrom="column">
+                <wp:posOffset>-501650</wp:posOffset>
+              </wp:positionH>
+              <wp:positionV relativeFrom="paragraph">
+                <wp:posOffset>-77470</wp:posOffset>
+              </wp:positionV>
+              <wp:extent cx="2067560" cy="1352550"/>
+              <wp:effectExtent l="0" t="0" r="15240" b="0"/>
+              <wp:wrapNone/>
+              <wp:docPr id="7" name="إطار نص 1"/>
+              <a:graphic xmlns:a="http://schemas.openxmlformats.org/drawingml/2006/main">
+                <a:graphicData uri="http://schemas.microsoft.com/office/word/2010/wordprocessingShape">
+                  <wps:wsp>
+                    <wps:cNvSpPr txBox="1"/>
+                    <wps:spPr>
+                      <a:xfrm>
+                        <a:off x="0" y="0"/>
+                        <a:ext cx="2067480" cy="1352520"/>
+                      </a:xfrm>
+                      <a:prstGeom prst="rect">
+                        <a:avLst/>
+                      </a:prstGeom>
+                      <a:noFill/>
+                      <a:ln w="0">
+                        <a:noFill/>
+                      </a:ln>
+                    </wps:spPr>
+                    <wps:txbx>
+                      <w:txbxContent>
+                        <w:p>
+                          <w:pPr>
+                            <w:overflowPunct w:val="false"/>
+                            <w:bidi w:val="0"/>
+                            <w:spacing w:before="0" w:after="0" w:lineRule="auto" w:line="240"/>
+                            <w:jc w:val="center"/>
+                            <w:rPr/>
+                          </w:pPr>
+                          <w:r>
+                            <w:rPr>
+                              <w:b/>
+                              <w:b/>
+                              <w:bCs/>
+                              <w:sz w:val="32"/>
+                              <w:szCs w:val="32"/>
+                              <w:rFonts w:asciiTheme="minorHAnsi" w:cstheme="minorBidi" w:eastAsiaTheme="minorHAnsi" w:hAnsiTheme="minorHAnsi" w:cs="Noto Kufi Arabic Black"/>
+                              <w:color w:val="C9211E"/>
+                            </w:rPr>
+                            <w:t>صــنــعــاء</w:t>
+                          </w:r>
+                        </w:p>
+                        <w:p>
+                          <w:pPr>
+                            <w:overflowPunct w:val="false"/>
+                            <w:bidi w:val="0"/>
+                            <w:spacing w:before="0" w:after="0" w:lineRule="auto" w:line="240"/>
+                            <w:jc w:val="center"/>
+                            <w:rPr/>
+                          </w:pPr>
+                          <w:r>
+                            <w:rPr>
+                              <w:b/>
+                              <w:b/>
+                              <w:bCs/>
+                              <w:sz w:val="26"/>
+                              <w:szCs w:val="26"/>
+                              <w:rFonts w:asciiTheme="minorHAnsi" w:cstheme="minorBidi" w:eastAsiaTheme="minorHAnsi" w:hAnsiTheme="minorHAnsi" w:cs="Noto Kufi Arabic Black"/>
+                            </w:rPr>
+                            <w:t>لخدمات السيارات</w:t>
+                          </w:r>
+                        </w:p>
+                        <w:p>
+                          <w:pPr>
+                            <w:overflowPunct w:val="false"/>
+                            <w:bidi w:val="0"/>
+                            <w:spacing w:before="0" w:after="0" w:lineRule="auto" w:line="240"/>
+                            <w:jc w:val="center"/>
+                            <w:rPr/>
+                          </w:pPr>
+                          <w:r>
+                            <w:rPr>
+                              <w:b/>
+                              <w:b/>
+                              <w:bCs/>
+                              <w:sz w:val="18"/>
+                              <w:szCs w:val="18"/>
+                              <w:rFonts w:asciiTheme="minorHAnsi" w:cstheme="minorBidi" w:eastAsiaTheme="minorHAnsi" w:hAnsiTheme="minorHAnsi" w:cs="KacstPen"/>
+                            </w:rPr>
+                            <w:t>زيوت – اطارات – بطاريات – طاوات – ترصيص – ميزان – مكنيك – رقع كهرباء كاوية – قطع غيار السيارات – وجميع خدمات السيارات</w:t>
+                          </w:r>
+                        </w:p>
+                        <w:p>
+                          <w:pPr>
+                            <w:overflowPunct w:val="false"/>
+                            <w:bidi w:val="0"/>
+                            <w:spacing w:before="0" w:after="0" w:lineRule="auto" w:line="240"/>
+                            <w:jc w:val="center"/>
+                            <w:rPr/>
+                          </w:pPr>
+                          <w:r>
+                            <w:rPr>
+                              <w:b/>
+                              <w:bCs/>
+                              <w:rFonts w:cs="Noto Kufi Arabic Semi Bold"/>
+                            </w:rPr>
+                          </w:r>
+                        </w:p>
+                      </w:txbxContent>
+                    </wps:txbx>
+                    <wps:bodyPr wrap="square" lIns="0" rIns="0" tIns="0" bIns="0" anchor="t">
+                      <a:noAutofit/>
+                    </wps:bodyPr>
+                  </wps:wsp>
+                </a:graphicData>
+              </a:graphic>
+            </wp:anchor>
+          </w:drawing>
+        </mc:Choice>
+        <mc:Fallback>
+          <w:pict>
+            <v:shape id="shape_0" ID="إطار نص 1" stroked="f" o:allowincell="f" style="position:absolute;margin-left:-39.5pt;margin-top:-6.1pt;width:162.75pt;height:106.45pt;mso-wrap-style:square;v-text-anchor:top" type="_x0000_t202">
+              <v:textbox>
+                <w:txbxContent>
+                  <w:p>
+                    <w:pPr>
+                      <w:overflowPunct w:val="false"/>
+                      <w:bidi w:val="0"/>
+                      <w:spacing w:before="0" w:after="0" w:lineRule="auto" w:line="240"/>
+                      <w:jc w:val="center"/>
+                      <w:rPr/>
+                    </w:pPr>
+                    <w:r>
+                      <w:rPr>
+                        <w:b/>
+                        <w:b/>
+                        <w:bCs/>
+                        <w:sz w:val="32"/>
+                        <w:szCs w:val="32"/>
+                        <w:rFonts w:asciiTheme="minorHAnsi" w:cstheme="minorBidi" w:eastAsiaTheme="minorHAnsi" w:hAnsiTheme="minorHAnsi" w:cs="Noto Kufi Arabic Black"/>
+                        <w:color w:val="C9211E"/>
+                      </w:rPr>
+                      <w:t>صــنــعــاء</w:t>
+                    </w:r>
+                  </w:p>
+                  <w:p>
+                    <w:pPr>
+                      <w:overflowPunct w:val="false"/>
+                      <w:bidi w:val="0"/>
+                      <w:spacing w:before="0" w:after="0" w:lineRule="auto" w:line="240"/>
+                      <w:jc w:val="center"/>
+                      <w:rPr/>
+                    </w:pPr>
+                    <w:r>
+                      <w:rPr>
+                        <w:b/>
+                        <w:b/>
+                        <w:bCs/>
+                        <w:sz w:val="26"/>
+                        <w:szCs w:val="26"/>
+                        <w:rFonts w:asciiTheme="minorHAnsi" w:cstheme="minorBidi" w:eastAsiaTheme="minorHAnsi" w:hAnsiTheme="minorHAnsi" w:cs="Noto Kufi Arabic Black"/>
+                      </w:rPr>
+                      <w:t>لخدمات السيارات</w:t>
+                    </w:r>
+                  </w:p>
+                  <w:p>
+                    <w:pPr>
+                      <w:overflowPunct w:val="false"/>
+                      <w:bidi w:val="0"/>
+                      <w:spacing w:before="0" w:after="0" w:lineRule="auto" w:line="240"/>
+                      <w:jc w:val="center"/>
+                      <w:rPr/>
+                    </w:pPr>
+                    <w:r>
+                      <w:rPr>
+                        <w:b/>
+                        <w:b/>
+                        <w:bCs/>
+                        <w:sz w:val="18"/>
+                        <w:szCs w:val="18"/>
+                        <w:rFonts w:asciiTheme="minorHAnsi" w:cstheme="minorBidi" w:eastAsiaTheme="minorHAnsi" w:hAnsiTheme="minorHAnsi" w:cs="KacstPen"/>
+                      </w:rPr>
+                      <w:t>زيوت – اطارات – بطاريات – طاوات – ترصيص – ميزان – مكنيك – رقع كهرباء كاوية – قطع غيار السيارات – وجميع خدمات السيارات</w:t>
+                    </w:r>
+                  </w:p>
+                  <w:p>
+                    <w:pPr>
+                      <w:overflowPunct w:val="false"/>
+                      <w:bidi w:val="0"/>
+                      <w:spacing w:before="0" w:after="0" w:lineRule="auto" w:line="240"/>
+                      <w:jc w:val="center"/>
+                      <w:rPr/>
+                    </w:pPr>
+                    <w:r>
+                      <w:rPr>
+                        <w:b/>
+                        <w:bCs/>
+                        <w:rFonts w:cs="Noto Kufi Arabic Semi Bold"/>
+                      </w:rPr>
+                    </w:r>
+                  </w:p>
+                </w:txbxContent>
+              </v:textbox>
+              <v:fill o:detectmouseclick="t" on="false"/>
+              <v:stroke color="black" joinstyle="round" endcap="flat"/>
+              <w10:wrap type="none"/>
+            </v:shape>
+          </w:pict>
+        </mc:Fallback>
+      </mc:AlternateContent>
+      <mc:AlternateContent>
+        <mc:Choice Requires="wps">
+          <w:drawing>
+            <wp:anchor behindDoc="0" distT="0" distB="0" distL="0" distR="0" simplePos="0" locked="0" layoutInCell="0" allowOverlap="1" relativeHeight="6">
+              <wp:simplePos x="0" y="0"/>
+              <wp:positionH relativeFrom="column">
+                <wp:posOffset>3842385</wp:posOffset>
+              </wp:positionH>
+              <wp:positionV relativeFrom="paragraph">
+                <wp:posOffset>-107315</wp:posOffset>
+              </wp:positionV>
+              <wp:extent cx="2067560" cy="963295"/>
+              <wp:effectExtent l="0" t="0" r="0" b="0"/>
+              <wp:wrapNone/>
+              <wp:docPr id="8" name="إطار نص 2"/>
+              <a:graphic xmlns:a="http://schemas.openxmlformats.org/drawingml/2006/main">
+                <a:graphicData uri="http://schemas.microsoft.com/office/word/2010/wordprocessingShape">
+                  <wps:wsp>
+                    <wps:cNvSpPr txBox="1"/>
+                    <wps:spPr>
+                      <a:xfrm>
+                        <a:off x="0" y="0"/>
+                        <a:ext cx="2067480" cy="963360"/>
+                      </a:xfrm>
+                      <a:prstGeom prst="rect">
+                        <a:avLst/>
+                      </a:prstGeom>
+                      <a:noFill/>
+                      <a:ln w="0">
+                        <a:noFill/>
+                      </a:ln>
+                    </wps:spPr>
+                    <wps:txbx>
+                      <w:txbxContent>
+                        <w:p>
+                          <w:pPr>
+                            <w:overflowPunct w:val="false"/>
+                            <w:bidi w:val="0"/>
+                            <w:spacing w:before="0" w:after="0" w:lineRule="auto" w:line="240"/>
+                            <w:jc w:val="center"/>
+                            <w:rPr/>
+                          </w:pPr>
+                          <w:r>
+                            <w:rPr>
+                              <w:b/>
+                              <w:b/>
+                              <w:bCs/>
+                              <w:sz w:val="30"/>
+                              <w:szCs w:val="30"/>
+                              <w:rFonts w:asciiTheme="minorHAnsi" w:cstheme="minorBidi" w:eastAsiaTheme="minorHAnsi" w:hAnsiTheme="minorHAnsi" w:cs="Noto Kufi Arabic Black"/>
+                              <w:color w:val="355269"/>
+                            </w:rPr>
+                            <w:t>تقرير</w:t>
+                          </w:r>
+                        </w:p>
+                        <w:p>
+                          <w:pPr>
+                            <w:kinsoku w:val="true"/>
+                            <w:overflowPunct w:val="false"/>
+                            <w:autoSpaceDE w:val="true"/>
+                            <w:bidi w:val="0"/>
+                            <w:spacing w:before="0" w:after="0" w:lineRule="auto" w:line="240"/>
+                            <w:ind w:hanging="0"/>
+                            <w:jc w:val="center"/>
+                            <w:rPr/>
+                          </w:pPr>
+                          <w:r>
+                            <w:rPr>
+                              <w:b/>
+                              <w:b/>
+                              <w:bCs/>
+                              <w:sz w:val="26"/>
+                              <w:szCs w:val="26"/>
+                              <w:rFonts w:asciiTheme="minorHAnsi" w:cstheme="minorBidi" w:eastAsiaTheme="minorHAnsi" w:hAnsiTheme="minorHAnsi" w:cs="Noto Kufi Arabic Black"/>
+                            </w:rPr>
+                            <w:t xml:space="preserve">جهاز </w:t>
+                          </w:r>
+                          <w:r>
+                            <w:rPr>
+                              <w:b/>
+                              <w:b/>
+                              <w:bCs/>
+                              <w:sz w:val="26"/>
+                              <w:szCs w:val="26"/>
+                              <w:rFonts w:asciiTheme="minorHAnsi" w:cstheme="minorBidi" w:eastAsiaTheme="minorHAnsi" w:hAnsiTheme="minorHAnsi" w:cs="Noto Kufi Arabic Black"/>
+                              <w:color w:val="813709"/>
+                            </w:rPr>
+                            <w:t>فحص</w:t>
+                          </w:r>
+                          <w:r>
+                            <w:rPr>
+                              <w:b/>
+                              <w:b/>
+                              <w:bCs/>
+                              <w:sz w:val="26"/>
+                              <w:szCs w:val="26"/>
+                              <w:rFonts w:asciiTheme="minorHAnsi" w:cstheme="minorBidi" w:eastAsiaTheme="minorHAnsi" w:hAnsiTheme="minorHAnsi" w:cs="Noto Kufi Arabic Black"/>
+                            </w:rPr>
+                            <w:t xml:space="preserve"> الكمبيوتر</w:t>
+                          </w:r>
+                        </w:p>
+                      </w:txbxContent>
+                    </wps:txbx>
+                    <wps:bodyPr wrap="square" lIns="0" rIns="0" tIns="0" bIns="0" anchor="ctr">
+                      <a:noAutofit/>
+                    </wps:bodyPr>
+                  </wps:wsp>
+                </a:graphicData>
+              </a:graphic>
+            </wp:anchor>
+          </w:drawing>
+        </mc:Choice>
+        <mc:Fallback>
+          <w:pict>
+            <v:shape id="shape_0" ID="إطار نص 2" stroked="f" o:allowincell="f" style="position:absolute;margin-left:302.55pt;margin-top:-8.45pt;width:162.75pt;height:75.8pt;mso-wrap-style:square;v-text-anchor:middle" type="_x0000_t202">
+              <v:textbox>
+                <w:txbxContent>
+                  <w:p>
+                    <w:pPr>
+                      <w:overflowPunct w:val="false"/>
+                      <w:bidi w:val="0"/>
+                      <w:spacing w:before="0" w:after="0" w:lineRule="auto" w:line="240"/>
+                      <w:jc w:val="center"/>
+                      <w:rPr/>
+                    </w:pPr>
+                    <w:r>
+                      <w:rPr>
+                        <w:b/>
+                        <w:b/>
+                        <w:bCs/>
+                        <w:sz w:val="30"/>
+                        <w:szCs w:val="30"/>
+                        <w:rFonts w:asciiTheme="minorHAnsi" w:cstheme="minorBidi" w:eastAsiaTheme="minorHAnsi" w:hAnsiTheme="minorHAnsi" w:cs="Noto Kufi Arabic Black"/>
+                        <w:color w:val="355269"/>
+                      </w:rPr>
+                      <w:t>تقرير</w:t>
+                    </w:r>
+                  </w:p>
+                  <w:p>
+                    <w:pPr>
+                      <w:kinsoku w:val="true"/>
+                      <w:overflowPunct w:val="false"/>
+                      <w:autoSpaceDE w:val="true"/>
+                      <w:bidi w:val="0"/>
+                      <w:spacing w:before="0" w:after="0" w:lineRule="auto" w:line="240"/>
+                      <w:ind w:hanging="0"/>
+                      <w:jc w:val="center"/>
+                      <w:rPr/>
+                    </w:pPr>
+                    <w:r>
+                      <w:rPr>
+                        <w:b/>
+                        <w:b/>
+                        <w:bCs/>
+                        <w:sz w:val="26"/>
+                        <w:szCs w:val="26"/>
+                        <w:rFonts w:asciiTheme="minorHAnsi" w:cstheme="minorBidi" w:eastAsiaTheme="minorHAnsi" w:hAnsiTheme="minorHAnsi" w:cs="Noto Kufi Arabic Black"/>
+                      </w:rPr>
+                      <w:t xml:space="preserve">جهاز </w:t>
+                    </w:r>
+                    <w:r>
+                      <w:rPr>
+                        <w:b/>
+                        <w:b/>
+                        <w:bCs/>
+                        <w:sz w:val="26"/>
+                        <w:szCs w:val="26"/>
+                        <w:rFonts w:asciiTheme="minorHAnsi" w:cstheme="minorBidi" w:eastAsiaTheme="minorHAnsi" w:hAnsiTheme="minorHAnsi" w:cs="Noto Kufi Arabic Black"/>
+                        <w:color w:val="813709"/>
+                      </w:rPr>
+                      <w:t>فحص</w:t>
+                    </w:r>
+                    <w:r>
+                      <w:rPr>
+                        <w:b/>
+                        <w:b/>
+                        <w:bCs/>
+                        <w:sz w:val="26"/>
+                        <w:szCs w:val="26"/>
+                        <w:rFonts w:asciiTheme="minorHAnsi" w:cstheme="minorBidi" w:eastAsiaTheme="minorHAnsi" w:hAnsiTheme="minorHAnsi" w:cs="Noto Kufi Arabic Black"/>
+                      </w:rPr>
+                      <w:t xml:space="preserve"> الكمبيوتر</w:t>
+                    </w:r>
+                  </w:p>
+                </w:txbxContent>
+              </v:textbox>
+              <v:fill o:detectmouseclick="t" on="false"/>
+              <v:stroke color="black" joinstyle="round" endcap="flat"/>
+              <w10:wrap type="none"/>
+            </v:shape>
+          </w:pict>
+        </mc:Fallback>
+      </mc:AlternateContent>
+      <w:drawing>
+        <wp:anchor behindDoc="0" distT="0" distB="0" distL="0" distR="0" simplePos="0" locked="0" layoutInCell="0" allowOverlap="1" relativeHeight="4">
+          <wp:simplePos x="0" y="0"/>
+          <wp:positionH relativeFrom="column">
+            <wp:posOffset>1943735</wp:posOffset>
+          </wp:positionH>
+          <wp:positionV relativeFrom="paragraph">
+            <wp:posOffset>-79375</wp:posOffset>
+          </wp:positionV>
+          <wp:extent cx="1678940" cy="1031240"/>
+          <wp:effectExtent l="0" t="0" r="0" b="0"/>
+          <wp:wrapSquare wrapText="largest"/>
+          <wp:docPr id="9" name="صورة 2" descr=""/>
+          <wp:cNvGraphicFramePr>
+            <a:graphicFrameLocks xmlns:a="http://schemas.openxmlformats.org/drawingml/2006/main" noChangeAspect="1"/>
+          </wp:cNvGraphicFramePr>
+          <a:graphic xmlns:a="http://schemas.openxmlformats.org/drawingml/2006/main">
+            <a:graphicData uri="http://schemas.openxmlformats.org/drawingml/2006/picture">
+              <pic:pic xmlns:pic="http://schemas.openxmlformats.org/drawingml/2006/picture">
+                <pic:nvPicPr>
+                  <pic:cNvPr id="9" name="صورة 2" descr=""/>
+                  <pic:cNvPicPr>
+                    <a:picLocks noChangeAspect="1" noChangeArrowheads="1"/>
+                  </pic:cNvPicPr>
+                </pic:nvPicPr>
+                <pic:blipFill>
+                  <a:blip r:embed="rId1"/>
+                  <a:stretch>
+                    <a:fillRect/>
+                  </a:stretch>
+                </pic:blipFill>
+                <pic:spPr bwMode="auto">
+                  <a:xfrm>
+                    <a:off x="0" y="0"/>
+                    <a:ext cx="1678940" cy="1031240"/>
+                  </a:xfrm>
+                  <a:prstGeom prst="rect">
+                    <a:avLst/>
+                  </a:prstGeom>
+                </pic:spPr>
+              </pic:pic>
+            </a:graphicData>
+          </a:graphic>
+        </wp:anchor>
+      </w:drawing>
+    </w:r>
+  </w:p>
+  <w:p>
+    <w:pPr>
+      <w:pStyle w:val="Style21"/>
+      <w:rPr/>
+    </w:pPr>
+    <w:r>
+      <w:rPr>
+        <w:rtl w:val="true"/>
+      </w:rPr>
+    </w:r>
+  </w:p>
+  <w:p>
+    <w:pPr>
+      <w:pStyle w:val="Style21"/>
+      <w:rPr/>
+    </w:pPr>
+    <w:r>
+      <w:rPr>
+        <w:rtl w:val="true"/>
+      </w:rPr>
+    </w:r>
+  </w:p>
+  <w:p>
+    <w:pPr>
+      <w:pStyle w:val="Style21"/>
+      <w:rPr/>
+    </w:pPr>
+    <w:r>
+      <w:rPr>
+        <w:rtl w:val="true"/>
+      </w:rPr>
+    </w:r>
+  </w:p>
+  <w:p>
+    <w:pPr>
+      <w:pStyle w:val="Style21"/>
+      <w:rPr/>
+    </w:pPr>
+    <w:r>
+      <w:rPr>
+        <w:rtl w:val="true"/>
+      </w:rPr>
+      <mc:AlternateContent>
+        <mc:Choice Requires="wps">
+          <w:drawing>
+            <wp:anchor behindDoc="0" distT="0" distB="0" distL="0" distR="0" simplePos="0" locked="0" layoutInCell="0" allowOverlap="1" relativeHeight="3">
+              <wp:simplePos x="0" y="0"/>
+              <wp:positionH relativeFrom="column">
+                <wp:posOffset>-796290</wp:posOffset>
+              </wp:positionH>
+              <wp:positionV relativeFrom="paragraph">
+                <wp:posOffset>370205</wp:posOffset>
+              </wp:positionV>
+              <wp:extent cx="6886575" cy="114300"/>
+              <wp:effectExtent l="1270" t="635" r="0" b="635"/>
+              <wp:wrapNone/>
+              <wp:docPr id="10" name="شكل 1"/>
+              <a:graphic xmlns:a="http://schemas.openxmlformats.org/drawingml/2006/main">
+                <a:graphicData uri="http://schemas.microsoft.com/office/word/2010/wordprocessingShape">
+                  <wps:wsp>
+                    <wps:cNvSpPr/>
+                    <wps:spPr>
+                      <a:xfrm>
+                        <a:off x="0" y="0"/>
+                        <a:ext cx="6886440" cy="114480"/>
+                      </a:xfrm>
+                      <a:prstGeom prst="rect">
+                        <a:avLst/>
+                      </a:prstGeom>
+                      <a:solidFill>
+                        <a:srgbClr val="355269"/>
+                      </a:solidFill>
+                      <a:ln w="0">
+                        <a:solidFill>
+                          <a:srgbClr val="3465a4"/>
+                        </a:solidFill>
+                      </a:ln>
+                    </wps:spPr>
+                    <wps:style>
+                      <a:lnRef idx="0"/>
+                      <a:fillRef idx="0"/>
+                      <a:effectRef idx="0"/>
+                      <a:fontRef idx="minor"/>
+                    </wps:style>
+                    <wps:bodyPr/>
+                  </wps:wsp>
+                </a:graphicData>
+              </a:graphic>
+            </wp:anchor>
+          </w:drawing>
+        </mc:Choice>
+        <mc:Fallback>
+          <w:pict>
+            <v:rect id="shape_0" ID="شكل 1" fillcolor="#355269" stroked="t" o:allowincell="f" style="position:absolute;margin-left:-62.7pt;margin-top:29.15pt;width:542.2pt;height:8.95pt;mso-wrap-style:none;v-text-anchor:middle">
+              <v:fill o:detectmouseclick="t" color2="#caad96"/>
+              <v:stroke color="#3465a4" joinstyle="round" endcap="flat"/>
+              <w10:wrap type="none"/>
+            </v:rect>
+          </w:pict>
+        </mc:Fallback>
+      </mc:AlternateContent>
+    </w:r>
+  </w:p>
+  <w:p>
+    <w:pPr>
+      <w:pStyle w:val="Style21"/>
       <w:rPr/>
     </w:pPr>
     <w:r>
